--- a/docs/developpement/phases/word/PHASE_02_RETOUR_DE_DEMONSTRATION_ORGANISATION_EN_6_ENTREES_MAQUETTES.docx
+++ b/docs/developpement/phases/word/PHASE_02_RETOUR_DE_DEMONSTRATION_ORGANISATION_EN_6_ENTREES_MAQUETTES.docx
@@ -20,7 +20,7 @@
       <w:r>
         <w:t xml:space="preserve">FlaiX Expert · dossier de développement · généré le 2026-10-04 depuis le dépôt </w:t>
       </w:r>
-      <w:hyperlink w:history="1" r:id="rIdkieav3cesyezaoi9n3c1x">
+      <w:hyperlink w:history="1" r:id="rIdt7nc3t_ke498ewivuoovn">
         <w:r>
           <w:rPr>
             <w:rStyle w:val="Hyperlink"/>
@@ -3267,7 +3267,7 @@
           <w:numId w:val="4"/>
         </w:numPr>
       </w:pPr>
-      <w:hyperlink w:history="1" r:id="rIdume3cns9nubk8y0k7nx2n">
+      <w:hyperlink w:history="1" r:id="rIdrspbp8xewihyyuuee76mf">
         <w:r>
           <w:rPr>
             <w:rStyle w:val="Hyperlink"/>
@@ -3287,7 +3287,7 @@
           <w:numId w:val="4"/>
         </w:numPr>
       </w:pPr>
-      <w:hyperlink w:history="1" r:id="rId71_sti91m22fdep0_rmgd">
+      <w:hyperlink w:history="1" r:id="rIdbsoqzyer11ayvc-odgch-">
         <w:r>
           <w:rPr>
             <w:rStyle w:val="Hyperlink"/>
@@ -3307,7 +3307,7 @@
           <w:numId w:val="4"/>
         </w:numPr>
       </w:pPr>
-      <w:hyperlink w:history="1" r:id="rIdzril7pmfq6jifv6egqeaf">
+      <w:hyperlink w:history="1" r:id="rId8zbm1cyfjzyirojfspl_c">
         <w:r>
           <w:rPr>
             <w:rStyle w:val="Hyperlink"/>
@@ -3327,7 +3327,7 @@
           <w:numId w:val="4"/>
         </w:numPr>
       </w:pPr>
-      <w:hyperlink w:history="1" r:id="rIdjpeqqhgz2xypxwjtm4zu2">
+      <w:hyperlink w:history="1" r:id="rIdqd97_450oum_vvzfbyyot">
         <w:r>
           <w:rPr>
             <w:rStyle w:val="Hyperlink"/>
@@ -3347,7 +3347,7 @@
           <w:numId w:val="4"/>
         </w:numPr>
       </w:pPr>
-      <w:hyperlink w:history="1" r:id="rIdksgpidkd7nsv0eb_cx0o9">
+      <w:hyperlink w:history="1" r:id="rIdtxzp4dkkrhev-w7flvnn7">
         <w:r>
           <w:rPr>
             <w:rStyle w:val="Hyperlink"/>
@@ -3367,7 +3367,7 @@
           <w:numId w:val="4"/>
         </w:numPr>
       </w:pPr>
-      <w:hyperlink w:history="1" r:id="rIdgeo83wcelhibmfmodvhfi">
+      <w:hyperlink w:history="1" r:id="rIdlb2qxgk9_8n_wqthomdqt">
         <w:r>
           <w:rPr>
             <w:rStyle w:val="Hyperlink"/>
@@ -3415,7 +3415,7 @@
       <w:r>
         <w:t xml:space="preserve"> — modifié — </w:t>
       </w:r>
-      <w:hyperlink w:history="1" r:id="rIdbkvkcpx3qhzcu8-hipg3l">
+      <w:hyperlink w:history="1" r:id="rIdtkcy4phjildgczuay-bnp">
         <w:r>
           <w:rPr>
             <w:rStyle w:val="Hyperlink"/>
@@ -3444,7 +3444,7 @@
       <w:r>
         <w:t xml:space="preserve"> — modifié — </w:t>
       </w:r>
-      <w:hyperlink w:history="1" r:id="rIdb-gr9zzaiv8nli1vnxqlq">
+      <w:hyperlink w:history="1" r:id="rIdbypgilabzn4mdlxp7sm23">
         <w:r>
           <w:rPr>
             <w:rStyle w:val="Hyperlink"/>
@@ -3473,7 +3473,7 @@
       <w:r>
         <w:t xml:space="preserve"> — modifié — </w:t>
       </w:r>
-      <w:hyperlink w:history="1" r:id="rIdxrgxpjmyj0eqhuywqbjto">
+      <w:hyperlink w:history="1" r:id="rIdekbyze8volr3zllxk9lpr">
         <w:r>
           <w:rPr>
             <w:rStyle w:val="Hyperlink"/>
@@ -3502,7 +3502,7 @@
       <w:r>
         <w:t xml:space="preserve"> — modifié — </w:t>
       </w:r>
-      <w:hyperlink w:history="1" r:id="rIdfnkyf2j6h18r47r5dhlba">
+      <w:hyperlink w:history="1" r:id="rIdzqqnjf3m3wxnacjpaei28">
         <w:r>
           <w:rPr>
             <w:rStyle w:val="Hyperlink"/>
@@ -3531,7 +3531,7 @@
       <w:r>
         <w:t xml:space="preserve"> — modifié — </w:t>
       </w:r>
-      <w:hyperlink w:history="1" r:id="rIdgm6gpkiel6wuxbyohtkad">
+      <w:hyperlink w:history="1" r:id="rIducy-qg1gja8nq3qp_qx-0">
         <w:r>
           <w:rPr>
             <w:rStyle w:val="Hyperlink"/>
@@ -3560,7 +3560,7 @@
       <w:r>
         <w:t xml:space="preserve"> — créé — </w:t>
       </w:r>
-      <w:hyperlink w:history="1" r:id="rIdax0nsag8pr6ilz4jpiwnd">
+      <w:hyperlink w:history="1" r:id="rIdxocqcmhnuuhhzm4jrpvde">
         <w:r>
           <w:rPr>
             <w:rStyle w:val="Hyperlink"/>
@@ -3610,7 +3610,7 @@
       <w:r>
         <w:t xml:space="preserve"> — renommé — </w:t>
       </w:r>
-      <w:hyperlink w:history="1" r:id="rIdfz4hln5qjrqt-noatpf2w">
+      <w:hyperlink w:history="1" r:id="rIdjnqf_qlzg45gny1rxf37a">
         <w:r>
           <w:rPr>
             <w:rStyle w:val="Hyperlink"/>
@@ -3639,7 +3639,7 @@
       <w:r>
         <w:t xml:space="preserve"> — renommé — </w:t>
       </w:r>
-      <w:hyperlink w:history="1" r:id="rIdydyvhqduwbgygdouncbey">
+      <w:hyperlink w:history="1" r:id="rId_lqapp6m7zhqwu25c6kbi">
         <w:r>
           <w:rPr>
             <w:rStyle w:val="Hyperlink"/>
@@ -3668,7 +3668,7 @@
       <w:r>
         <w:t xml:space="preserve"> — créé — </w:t>
       </w:r>
-      <w:hyperlink w:history="1" r:id="rIdoxyd_ps999onevr84s7g-">
+      <w:hyperlink w:history="1" r:id="rIdalycmmwvfynwgv2d1jo-m">
         <w:r>
           <w:rPr>
             <w:rStyle w:val="Hyperlink"/>
@@ -3697,7 +3697,7 @@
       <w:r>
         <w:t xml:space="preserve"> — renommé — </w:t>
       </w:r>
-      <w:hyperlink w:history="1" r:id="rIdfsgmlvvklzo0o7v62t_c0">
+      <w:hyperlink w:history="1" r:id="rIdvrbfhhjhxk-ucxnpckqrl">
         <w:r>
           <w:rPr>
             <w:rStyle w:val="Hyperlink"/>
@@ -3726,7 +3726,7 @@
       <w:r>
         <w:t xml:space="preserve"> — renommé — </w:t>
       </w:r>
-      <w:hyperlink w:history="1" r:id="rIdebilizueb5bnlqs0baozq">
+      <w:hyperlink w:history="1" r:id="rIdacothnlevnyjacggz1x_7">
         <w:r>
           <w:rPr>
             <w:rStyle w:val="Hyperlink"/>
@@ -3755,7 +3755,7 @@
       <w:r>
         <w:t xml:space="preserve"> — renommé — </w:t>
       </w:r>
-      <w:hyperlink w:history="1" r:id="rIdvin817jl4djyokda0oye1">
+      <w:hyperlink w:history="1" r:id="rIdj3lylg5sawl0hsungh2dx">
         <w:r>
           <w:rPr>
             <w:rStyle w:val="Hyperlink"/>
@@ -3784,7 +3784,7 @@
       <w:r>
         <w:t xml:space="preserve"> — créé — </w:t>
       </w:r>
-      <w:hyperlink w:history="1" r:id="rIdqsfusfbj9c3plog0ylm2x">
+      <w:hyperlink w:history="1" r:id="rIdhvfn_1fetyq_id-pke0he">
         <w:r>
           <w:rPr>
             <w:rStyle w:val="Hyperlink"/>
@@ -3813,7 +3813,7 @@
       <w:r>
         <w:t xml:space="preserve"> — modifié — </w:t>
       </w:r>
-      <w:hyperlink w:history="1" r:id="rId0qpu4kdykrxeeisrtld8e">
+      <w:hyperlink w:history="1" r:id="rId18elg9_i_qzc3xizqtqjd">
         <w:r>
           <w:rPr>
             <w:rStyle w:val="Hyperlink"/>
@@ -3850,7 +3850,7 @@
       <w:r>
         <w:t xml:space="preserve"> — modifié — </w:t>
       </w:r>
-      <w:hyperlink w:history="1" r:id="rId66slws2edvnszbbrdtyda">
+      <w:hyperlink w:history="1" r:id="rIdkpjn0vkvbpche_gxtx2wc">
         <w:r>
           <w:rPr>
             <w:rStyle w:val="Hyperlink"/>
@@ -3879,7 +3879,7 @@
       <w:r>
         <w:t xml:space="preserve"> — modifié — </w:t>
       </w:r>
-      <w:hyperlink w:history="1" r:id="rIdzgs4ouqy77qogwftcqibc">
+      <w:hyperlink w:history="1" r:id="rId62wlnusfrgptuc4tayoto">
         <w:r>
           <w:rPr>
             <w:rStyle w:val="Hyperlink"/>
@@ -3908,7 +3908,7 @@
       <w:r>
         <w:t xml:space="preserve"> — modifié — </w:t>
       </w:r>
-      <w:hyperlink w:history="1" r:id="rIdpei9eksdiko46ny_rpgsc">
+      <w:hyperlink w:history="1" r:id="rIdrp0nd6gdrt_kbo6_0jgnc">
         <w:r>
           <w:rPr>
             <w:rStyle w:val="Hyperlink"/>
@@ -3937,7 +3937,7 @@
       <w:r>
         <w:t xml:space="preserve"> — créé — </w:t>
       </w:r>
-      <w:hyperlink w:history="1" r:id="rIdltifb3n9bouszmuaioiaw">
+      <w:hyperlink w:history="1" r:id="rIdw7kdtnayztwu0te2l0ca9">
         <w:r>
           <w:rPr>
             <w:rStyle w:val="Hyperlink"/>
@@ -3966,7 +3966,7 @@
       <w:r>
         <w:t xml:space="preserve"> — modifié — </w:t>
       </w:r>
-      <w:hyperlink w:history="1" r:id="rIdtkdpgnd5sdtt-_0x2mwkb">
+      <w:hyperlink w:history="1" r:id="rId2yrj9qh84t3xplw8a3dft">
         <w:r>
           <w:rPr>
             <w:rStyle w:val="Hyperlink"/>

--- a/docs/developpement/phases/word/PHASE_02_RETOUR_DE_DEMONSTRATION_ORGANISATION_EN_6_ENTREES_MAQUETTES.docx
+++ b/docs/developpement/phases/word/PHASE_02_RETOUR_DE_DEMONSTRATION_ORGANISATION_EN_6_ENTREES_MAQUETTES.docx
@@ -20,7 +20,7 @@
       <w:r>
         <w:t xml:space="preserve">FlaiX Expert · dossier de développement · généré le 2026-10-04 depuis le dépôt </w:t>
       </w:r>
-      <w:hyperlink w:history="1" r:id="rIdt7nc3t_ke498ewivuoovn">
+      <w:hyperlink w:history="1" r:id="rIdyo7kyb3mxewl1yaqiy7l1">
         <w:r>
           <w:rPr>
             <w:rStyle w:val="Hyperlink"/>
@@ -3267,7 +3267,7 @@
           <w:numId w:val="4"/>
         </w:numPr>
       </w:pPr>
-      <w:hyperlink w:history="1" r:id="rIdrspbp8xewihyyuuee76mf">
+      <w:hyperlink w:history="1" r:id="rIdvlva4q-vm7slbedmjiy-3">
         <w:r>
           <w:rPr>
             <w:rStyle w:val="Hyperlink"/>
@@ -3287,7 +3287,7 @@
           <w:numId w:val="4"/>
         </w:numPr>
       </w:pPr>
-      <w:hyperlink w:history="1" r:id="rIdbsoqzyer11ayvc-odgch-">
+      <w:hyperlink w:history="1" r:id="rId0ofd9vljkqrksqbeosfcg">
         <w:r>
           <w:rPr>
             <w:rStyle w:val="Hyperlink"/>
@@ -3307,7 +3307,7 @@
           <w:numId w:val="4"/>
         </w:numPr>
       </w:pPr>
-      <w:hyperlink w:history="1" r:id="rId8zbm1cyfjzyirojfspl_c">
+      <w:hyperlink w:history="1" r:id="rIdadehku06j_rfdhacelavj">
         <w:r>
           <w:rPr>
             <w:rStyle w:val="Hyperlink"/>
@@ -3327,7 +3327,7 @@
           <w:numId w:val="4"/>
         </w:numPr>
       </w:pPr>
-      <w:hyperlink w:history="1" r:id="rIdqd97_450oum_vvzfbyyot">
+      <w:hyperlink w:history="1" r:id="rIdgdjk2x_cuis7vefv_x5ou">
         <w:r>
           <w:rPr>
             <w:rStyle w:val="Hyperlink"/>
@@ -3347,7 +3347,7 @@
           <w:numId w:val="4"/>
         </w:numPr>
       </w:pPr>
-      <w:hyperlink w:history="1" r:id="rIdtxzp4dkkrhev-w7flvnn7">
+      <w:hyperlink w:history="1" r:id="rIddamvfwvdbwdt4mg2u6amh">
         <w:r>
           <w:rPr>
             <w:rStyle w:val="Hyperlink"/>
@@ -3367,7 +3367,7 @@
           <w:numId w:val="4"/>
         </w:numPr>
       </w:pPr>
-      <w:hyperlink w:history="1" r:id="rIdlb2qxgk9_8n_wqthomdqt">
+      <w:hyperlink w:history="1" r:id="rIdtjzmscbb2w4h9hibxw5ax">
         <w:r>
           <w:rPr>
             <w:rStyle w:val="Hyperlink"/>
@@ -3415,7 +3415,7 @@
       <w:r>
         <w:t xml:space="preserve"> — modifié — </w:t>
       </w:r>
-      <w:hyperlink w:history="1" r:id="rIdtkcy4phjildgczuay-bnp">
+      <w:hyperlink w:history="1" r:id="rIdl8snamugoezrolfr29kfc">
         <w:r>
           <w:rPr>
             <w:rStyle w:val="Hyperlink"/>
@@ -3444,7 +3444,7 @@
       <w:r>
         <w:t xml:space="preserve"> — modifié — </w:t>
       </w:r>
-      <w:hyperlink w:history="1" r:id="rIdbypgilabzn4mdlxp7sm23">
+      <w:hyperlink w:history="1" r:id="rIdhiqcdrqg2h3tn3aem0ln7">
         <w:r>
           <w:rPr>
             <w:rStyle w:val="Hyperlink"/>
@@ -3473,7 +3473,7 @@
       <w:r>
         <w:t xml:space="preserve"> — modifié — </w:t>
       </w:r>
-      <w:hyperlink w:history="1" r:id="rIdekbyze8volr3zllxk9lpr">
+      <w:hyperlink w:history="1" r:id="rIdfxqahaxevbkk38yyqcfkb">
         <w:r>
           <w:rPr>
             <w:rStyle w:val="Hyperlink"/>
@@ -3502,7 +3502,7 @@
       <w:r>
         <w:t xml:space="preserve"> — modifié — </w:t>
       </w:r>
-      <w:hyperlink w:history="1" r:id="rIdzqqnjf3m3wxnacjpaei28">
+      <w:hyperlink w:history="1" r:id="rIdt8vmn1ex14shnvmd4vdgq">
         <w:r>
           <w:rPr>
             <w:rStyle w:val="Hyperlink"/>
@@ -3531,7 +3531,7 @@
       <w:r>
         <w:t xml:space="preserve"> — modifié — </w:t>
       </w:r>
-      <w:hyperlink w:history="1" r:id="rIducy-qg1gja8nq3qp_qx-0">
+      <w:hyperlink w:history="1" r:id="rId4u28ychnijg8o8k0d9ljz">
         <w:r>
           <w:rPr>
             <w:rStyle w:val="Hyperlink"/>
@@ -3560,7 +3560,7 @@
       <w:r>
         <w:t xml:space="preserve"> — créé — </w:t>
       </w:r>
-      <w:hyperlink w:history="1" r:id="rIdxocqcmhnuuhhzm4jrpvde">
+      <w:hyperlink w:history="1" r:id="rIdsq9-sfvmf-pthswj-yjwt">
         <w:r>
           <w:rPr>
             <w:rStyle w:val="Hyperlink"/>
@@ -3610,7 +3610,7 @@
       <w:r>
         <w:t xml:space="preserve"> — renommé — </w:t>
       </w:r>
-      <w:hyperlink w:history="1" r:id="rIdjnqf_qlzg45gny1rxf37a">
+      <w:hyperlink w:history="1" r:id="rIdupadsx0njbxxxmuemsehs">
         <w:r>
           <w:rPr>
             <w:rStyle w:val="Hyperlink"/>
@@ -3639,7 +3639,7 @@
       <w:r>
         <w:t xml:space="preserve"> — renommé — </w:t>
       </w:r>
-      <w:hyperlink w:history="1" r:id="rId_lqapp6m7zhqwu25c6kbi">
+      <w:hyperlink w:history="1" r:id="rIdfamxoawinuugr-leachk0">
         <w:r>
           <w:rPr>
             <w:rStyle w:val="Hyperlink"/>
@@ -3668,7 +3668,7 @@
       <w:r>
         <w:t xml:space="preserve"> — créé — </w:t>
       </w:r>
-      <w:hyperlink w:history="1" r:id="rIdalycmmwvfynwgv2d1jo-m">
+      <w:hyperlink w:history="1" r:id="rIdehsxi83mowbyis3aqa1qi">
         <w:r>
           <w:rPr>
             <w:rStyle w:val="Hyperlink"/>
@@ -3697,7 +3697,7 @@
       <w:r>
         <w:t xml:space="preserve"> — renommé — </w:t>
       </w:r>
-      <w:hyperlink w:history="1" r:id="rIdvrbfhhjhxk-ucxnpckqrl">
+      <w:hyperlink w:history="1" r:id="rIdb_ra-ihc_yhbovss_qtkz">
         <w:r>
           <w:rPr>
             <w:rStyle w:val="Hyperlink"/>
@@ -3726,7 +3726,7 @@
       <w:r>
         <w:t xml:space="preserve"> — renommé — </w:t>
       </w:r>
-      <w:hyperlink w:history="1" r:id="rIdacothnlevnyjacggz1x_7">
+      <w:hyperlink w:history="1" r:id="rId0y5x7cslnjknh2tl0ey0f">
         <w:r>
           <w:rPr>
             <w:rStyle w:val="Hyperlink"/>
@@ -3755,7 +3755,7 @@
       <w:r>
         <w:t xml:space="preserve"> — renommé — </w:t>
       </w:r>
-      <w:hyperlink w:history="1" r:id="rIdj3lylg5sawl0hsungh2dx">
+      <w:hyperlink w:history="1" r:id="rIdmk-u4yqpsqptclmlumuy-">
         <w:r>
           <w:rPr>
             <w:rStyle w:val="Hyperlink"/>
@@ -3784,7 +3784,7 @@
       <w:r>
         <w:t xml:space="preserve"> — créé — </w:t>
       </w:r>
-      <w:hyperlink w:history="1" r:id="rIdhvfn_1fetyq_id-pke0he">
+      <w:hyperlink w:history="1" r:id="rId-pjlh2ajc_ex4skqphri0">
         <w:r>
           <w:rPr>
             <w:rStyle w:val="Hyperlink"/>
@@ -3813,7 +3813,7 @@
       <w:r>
         <w:t xml:space="preserve"> — modifié — </w:t>
       </w:r>
-      <w:hyperlink w:history="1" r:id="rId18elg9_i_qzc3xizqtqjd">
+      <w:hyperlink w:history="1" r:id="rIdlsg7e7scdyzijhxd6w1ae">
         <w:r>
           <w:rPr>
             <w:rStyle w:val="Hyperlink"/>
@@ -3850,7 +3850,7 @@
       <w:r>
         <w:t xml:space="preserve"> — modifié — </w:t>
       </w:r>
-      <w:hyperlink w:history="1" r:id="rIdkpjn0vkvbpche_gxtx2wc">
+      <w:hyperlink w:history="1" r:id="rId9hpqiznlvcv1ropc7d18u">
         <w:r>
           <w:rPr>
             <w:rStyle w:val="Hyperlink"/>
@@ -3879,7 +3879,7 @@
       <w:r>
         <w:t xml:space="preserve"> — modifié — </w:t>
       </w:r>
-      <w:hyperlink w:history="1" r:id="rId62wlnusfrgptuc4tayoto">
+      <w:hyperlink w:history="1" r:id="rIdozr1fxbg77fdyewalmfsb">
         <w:r>
           <w:rPr>
             <w:rStyle w:val="Hyperlink"/>
@@ -3908,7 +3908,7 @@
       <w:r>
         <w:t xml:space="preserve"> — modifié — </w:t>
       </w:r>
-      <w:hyperlink w:history="1" r:id="rIdrp0nd6gdrt_kbo6_0jgnc">
+      <w:hyperlink w:history="1" r:id="rIdrotrcv4rs_6wfnjdxuphm">
         <w:r>
           <w:rPr>
             <w:rStyle w:val="Hyperlink"/>
@@ -3937,7 +3937,7 @@
       <w:r>
         <w:t xml:space="preserve"> — créé — </w:t>
       </w:r>
-      <w:hyperlink w:history="1" r:id="rIdw7kdtnayztwu0te2l0ca9">
+      <w:hyperlink w:history="1" r:id="rIdy1dni3y5stfvvuoe4ryuj">
         <w:r>
           <w:rPr>
             <w:rStyle w:val="Hyperlink"/>
@@ -3966,7 +3966,7 @@
       <w:r>
         <w:t xml:space="preserve"> — modifié — </w:t>
       </w:r>
-      <w:hyperlink w:history="1" r:id="rId2yrj9qh84t3xplw8a3dft">
+      <w:hyperlink w:history="1" r:id="rIdmlkvc3pp1whcqyjggrog8">
         <w:r>
           <w:rPr>
             <w:rStyle w:val="Hyperlink"/>

--- a/docs/developpement/phases/word/PHASE_02_RETOUR_DE_DEMONSTRATION_ORGANISATION_EN_6_ENTREES_MAQUETTES.docx
+++ b/docs/developpement/phases/word/PHASE_02_RETOUR_DE_DEMONSTRATION_ORGANISATION_EN_6_ENTREES_MAQUETTES.docx
@@ -20,7 +20,7 @@
       <w:r>
         <w:t xml:space="preserve">FlaiX Expert · dossier de développement · généré le 2026-10-04 depuis le dépôt </w:t>
       </w:r>
-      <w:hyperlink w:history="1" r:id="rIdyo7kyb3mxewl1yaqiy7l1">
+      <w:hyperlink w:history="1" r:id="rIdy8thxxpe2i3nim3uqcgy5">
         <w:r>
           <w:rPr>
             <w:rStyle w:val="Hyperlink"/>
@@ -3267,7 +3267,7 @@
           <w:numId w:val="4"/>
         </w:numPr>
       </w:pPr>
-      <w:hyperlink w:history="1" r:id="rIdvlva4q-vm7slbedmjiy-3">
+      <w:hyperlink w:history="1" r:id="rIdv0_pagsaw2fczfvh2_v1x">
         <w:r>
           <w:rPr>
             <w:rStyle w:val="Hyperlink"/>
@@ -3287,7 +3287,7 @@
           <w:numId w:val="4"/>
         </w:numPr>
       </w:pPr>
-      <w:hyperlink w:history="1" r:id="rId0ofd9vljkqrksqbeosfcg">
+      <w:hyperlink w:history="1" r:id="rIdnvuk-jkqzm6usmqeqzhev">
         <w:r>
           <w:rPr>
             <w:rStyle w:val="Hyperlink"/>
@@ -3307,7 +3307,7 @@
           <w:numId w:val="4"/>
         </w:numPr>
       </w:pPr>
-      <w:hyperlink w:history="1" r:id="rIdadehku06j_rfdhacelavj">
+      <w:hyperlink w:history="1" r:id="rIdqjamvlf9d2rztx3owcznr">
         <w:r>
           <w:rPr>
             <w:rStyle w:val="Hyperlink"/>
@@ -3327,7 +3327,7 @@
           <w:numId w:val="4"/>
         </w:numPr>
       </w:pPr>
-      <w:hyperlink w:history="1" r:id="rIdgdjk2x_cuis7vefv_x5ou">
+      <w:hyperlink w:history="1" r:id="rIdbeeyhv2bvuinio2otjyxv">
         <w:r>
           <w:rPr>
             <w:rStyle w:val="Hyperlink"/>
@@ -3347,7 +3347,7 @@
           <w:numId w:val="4"/>
         </w:numPr>
       </w:pPr>
-      <w:hyperlink w:history="1" r:id="rIddamvfwvdbwdt4mg2u6amh">
+      <w:hyperlink w:history="1" r:id="rId2ydiyyxvrrde__oswvypr">
         <w:r>
           <w:rPr>
             <w:rStyle w:val="Hyperlink"/>
@@ -3367,7 +3367,7 @@
           <w:numId w:val="4"/>
         </w:numPr>
       </w:pPr>
-      <w:hyperlink w:history="1" r:id="rIdtjzmscbb2w4h9hibxw5ax">
+      <w:hyperlink w:history="1" r:id="rIdvflp-wm1glxas3pgvcbjl">
         <w:r>
           <w:rPr>
             <w:rStyle w:val="Hyperlink"/>
@@ -3415,7 +3415,7 @@
       <w:r>
         <w:t xml:space="preserve"> — modifié — </w:t>
       </w:r>
-      <w:hyperlink w:history="1" r:id="rIdl8snamugoezrolfr29kfc">
+      <w:hyperlink w:history="1" r:id="rIdlv9srznfagr1pfobvjxei">
         <w:r>
           <w:rPr>
             <w:rStyle w:val="Hyperlink"/>
@@ -3444,7 +3444,7 @@
       <w:r>
         <w:t xml:space="preserve"> — modifié — </w:t>
       </w:r>
-      <w:hyperlink w:history="1" r:id="rIdhiqcdrqg2h3tn3aem0ln7">
+      <w:hyperlink w:history="1" r:id="rIdarujtw50h3s0vg4_o-nkd">
         <w:r>
           <w:rPr>
             <w:rStyle w:val="Hyperlink"/>
@@ -3473,7 +3473,7 @@
       <w:r>
         <w:t xml:space="preserve"> — modifié — </w:t>
       </w:r>
-      <w:hyperlink w:history="1" r:id="rIdfxqahaxevbkk38yyqcfkb">
+      <w:hyperlink w:history="1" r:id="rId7qc5oepqjmujzfaerlsix">
         <w:r>
           <w:rPr>
             <w:rStyle w:val="Hyperlink"/>
@@ -3502,7 +3502,7 @@
       <w:r>
         <w:t xml:space="preserve"> — modifié — </w:t>
       </w:r>
-      <w:hyperlink w:history="1" r:id="rIdt8vmn1ex14shnvmd4vdgq">
+      <w:hyperlink w:history="1" r:id="rIdjh58m5vjmjsd1vphnfdh5">
         <w:r>
           <w:rPr>
             <w:rStyle w:val="Hyperlink"/>
@@ -3531,7 +3531,7 @@
       <w:r>
         <w:t xml:space="preserve"> — modifié — </w:t>
       </w:r>
-      <w:hyperlink w:history="1" r:id="rId4u28ychnijg8o8k0d9ljz">
+      <w:hyperlink w:history="1" r:id="rIdrksw8caakxz6gqugubqzr">
         <w:r>
           <w:rPr>
             <w:rStyle w:val="Hyperlink"/>
@@ -3560,7 +3560,7 @@
       <w:r>
         <w:t xml:space="preserve"> — créé — </w:t>
       </w:r>
-      <w:hyperlink w:history="1" r:id="rIdsq9-sfvmf-pthswj-yjwt">
+      <w:hyperlink w:history="1" r:id="rIdku0eylagl1ujrh813lqyy">
         <w:r>
           <w:rPr>
             <w:rStyle w:val="Hyperlink"/>
@@ -3610,7 +3610,7 @@
       <w:r>
         <w:t xml:space="preserve"> — renommé — </w:t>
       </w:r>
-      <w:hyperlink w:history="1" r:id="rIdupadsx0njbxxxmuemsehs">
+      <w:hyperlink w:history="1" r:id="rIdj6d1y2mhi5wy7oqidfeww">
         <w:r>
           <w:rPr>
             <w:rStyle w:val="Hyperlink"/>
@@ -3639,7 +3639,7 @@
       <w:r>
         <w:t xml:space="preserve"> — renommé — </w:t>
       </w:r>
-      <w:hyperlink w:history="1" r:id="rIdfamxoawinuugr-leachk0">
+      <w:hyperlink w:history="1" r:id="rIdnc2oohxm9km_qpx658mbs">
         <w:r>
           <w:rPr>
             <w:rStyle w:val="Hyperlink"/>
@@ -3668,7 +3668,7 @@
       <w:r>
         <w:t xml:space="preserve"> — créé — </w:t>
       </w:r>
-      <w:hyperlink w:history="1" r:id="rIdehsxi83mowbyis3aqa1qi">
+      <w:hyperlink w:history="1" r:id="rIdrbieiqt-wwzne32adni4y">
         <w:r>
           <w:rPr>
             <w:rStyle w:val="Hyperlink"/>
@@ -3697,7 +3697,7 @@
       <w:r>
         <w:t xml:space="preserve"> — renommé — </w:t>
       </w:r>
-      <w:hyperlink w:history="1" r:id="rIdb_ra-ihc_yhbovss_qtkz">
+      <w:hyperlink w:history="1" r:id="rIdotosdep3fz-wuaotlslpu">
         <w:r>
           <w:rPr>
             <w:rStyle w:val="Hyperlink"/>
@@ -3726,7 +3726,7 @@
       <w:r>
         <w:t xml:space="preserve"> — renommé — </w:t>
       </w:r>
-      <w:hyperlink w:history="1" r:id="rId0y5x7cslnjknh2tl0ey0f">
+      <w:hyperlink w:history="1" r:id="rIdvovlojtw_iqprwnepmyn-">
         <w:r>
           <w:rPr>
             <w:rStyle w:val="Hyperlink"/>
@@ -3755,7 +3755,7 @@
       <w:r>
         <w:t xml:space="preserve"> — renommé — </w:t>
       </w:r>
-      <w:hyperlink w:history="1" r:id="rIdmk-u4yqpsqptclmlumuy-">
+      <w:hyperlink w:history="1" r:id="rId6tr94xrc2fegunymdosnr">
         <w:r>
           <w:rPr>
             <w:rStyle w:val="Hyperlink"/>
@@ -3784,7 +3784,7 @@
       <w:r>
         <w:t xml:space="preserve"> — créé — </w:t>
       </w:r>
-      <w:hyperlink w:history="1" r:id="rId-pjlh2ajc_ex4skqphri0">
+      <w:hyperlink w:history="1" r:id="rIdc6cel7lfwovuo5nj3yb63">
         <w:r>
           <w:rPr>
             <w:rStyle w:val="Hyperlink"/>
@@ -3813,7 +3813,7 @@
       <w:r>
         <w:t xml:space="preserve"> — modifié — </w:t>
       </w:r>
-      <w:hyperlink w:history="1" r:id="rIdlsg7e7scdyzijhxd6w1ae">
+      <w:hyperlink w:history="1" r:id="rIdzrn8q4eo39rr80p50tnge">
         <w:r>
           <w:rPr>
             <w:rStyle w:val="Hyperlink"/>
@@ -3850,7 +3850,7 @@
       <w:r>
         <w:t xml:space="preserve"> — modifié — </w:t>
       </w:r>
-      <w:hyperlink w:history="1" r:id="rId9hpqiznlvcv1ropc7d18u">
+      <w:hyperlink w:history="1" r:id="rId2twinmwtwcpmsueqkflsf">
         <w:r>
           <w:rPr>
             <w:rStyle w:val="Hyperlink"/>
@@ -3879,7 +3879,7 @@
       <w:r>
         <w:t xml:space="preserve"> — modifié — </w:t>
       </w:r>
-      <w:hyperlink w:history="1" r:id="rIdozr1fxbg77fdyewalmfsb">
+      <w:hyperlink w:history="1" r:id="rIdylpzsa_iw6oo8m9aoy6lz">
         <w:r>
           <w:rPr>
             <w:rStyle w:val="Hyperlink"/>
@@ -3908,7 +3908,7 @@
       <w:r>
         <w:t xml:space="preserve"> — modifié — </w:t>
       </w:r>
-      <w:hyperlink w:history="1" r:id="rIdrotrcv4rs_6wfnjdxuphm">
+      <w:hyperlink w:history="1" r:id="rIdqxo-wcn3m50nrb_vunihb">
         <w:r>
           <w:rPr>
             <w:rStyle w:val="Hyperlink"/>
@@ -3937,7 +3937,7 @@
       <w:r>
         <w:t xml:space="preserve"> — créé — </w:t>
       </w:r>
-      <w:hyperlink w:history="1" r:id="rIdy1dni3y5stfvvuoe4ryuj">
+      <w:hyperlink w:history="1" r:id="rIdwzdmt9wp6yxjsoov2zz9y">
         <w:r>
           <w:rPr>
             <w:rStyle w:val="Hyperlink"/>
@@ -3966,7 +3966,7 @@
       <w:r>
         <w:t xml:space="preserve"> — modifié — </w:t>
       </w:r>
-      <w:hyperlink w:history="1" r:id="rIdmlkvc3pp1whcqyjggrog8">
+      <w:hyperlink w:history="1" r:id="rIdqrmvn-wcigjwyyxd-lv1m">
         <w:r>
           <w:rPr>
             <w:rStyle w:val="Hyperlink"/>

--- a/docs/developpement/phases/word/PHASE_02_RETOUR_DE_DEMONSTRATION_ORGANISATION_EN_6_ENTREES_MAQUETTES.docx
+++ b/docs/developpement/phases/word/PHASE_02_RETOUR_DE_DEMONSTRATION_ORGANISATION_EN_6_ENTREES_MAQUETTES.docx
@@ -20,7 +20,7 @@
       <w:r>
         <w:t xml:space="preserve">FlaiX Expert · dossier de développement · généré le 2026-10-04 depuis le dépôt </w:t>
       </w:r>
-      <w:hyperlink w:history="1" r:id="rIdy8thxxpe2i3nim3uqcgy5">
+      <w:hyperlink w:history="1" r:id="rIdxynviucumn2i29wkne8dk">
         <w:r>
           <w:rPr>
             <w:rStyle w:val="Hyperlink"/>
@@ -3267,7 +3267,7 @@
           <w:numId w:val="4"/>
         </w:numPr>
       </w:pPr>
-      <w:hyperlink w:history="1" r:id="rIdv0_pagsaw2fczfvh2_v1x">
+      <w:hyperlink w:history="1" r:id="rIdwzo0j95g17ovh5zkgim1f">
         <w:r>
           <w:rPr>
             <w:rStyle w:val="Hyperlink"/>
@@ -3287,7 +3287,7 @@
           <w:numId w:val="4"/>
         </w:numPr>
       </w:pPr>
-      <w:hyperlink w:history="1" r:id="rIdnvuk-jkqzm6usmqeqzhev">
+      <w:hyperlink w:history="1" r:id="rIdlpnh5-zlyfopx4mttgc76">
         <w:r>
           <w:rPr>
             <w:rStyle w:val="Hyperlink"/>
@@ -3307,7 +3307,7 @@
           <w:numId w:val="4"/>
         </w:numPr>
       </w:pPr>
-      <w:hyperlink w:history="1" r:id="rIdqjamvlf9d2rztx3owcznr">
+      <w:hyperlink w:history="1" r:id="rIduthl9iqg0sxqqp_eqixzy">
         <w:r>
           <w:rPr>
             <w:rStyle w:val="Hyperlink"/>
@@ -3327,7 +3327,7 @@
           <w:numId w:val="4"/>
         </w:numPr>
       </w:pPr>
-      <w:hyperlink w:history="1" r:id="rIdbeeyhv2bvuinio2otjyxv">
+      <w:hyperlink w:history="1" r:id="rId8n8mlcnjdxlxx4fak4xaf">
         <w:r>
           <w:rPr>
             <w:rStyle w:val="Hyperlink"/>
@@ -3347,7 +3347,7 @@
           <w:numId w:val="4"/>
         </w:numPr>
       </w:pPr>
-      <w:hyperlink w:history="1" r:id="rId2ydiyyxvrrde__oswvypr">
+      <w:hyperlink w:history="1" r:id="rIdwjpadkmhp9dxrcnnfxrbo">
         <w:r>
           <w:rPr>
             <w:rStyle w:val="Hyperlink"/>
@@ -3367,7 +3367,7 @@
           <w:numId w:val="4"/>
         </w:numPr>
       </w:pPr>
-      <w:hyperlink w:history="1" r:id="rIdvflp-wm1glxas3pgvcbjl">
+      <w:hyperlink w:history="1" r:id="rIdwary2ab0jfzwytdrp37p1">
         <w:r>
           <w:rPr>
             <w:rStyle w:val="Hyperlink"/>
@@ -3415,7 +3415,7 @@
       <w:r>
         <w:t xml:space="preserve"> — modifié — </w:t>
       </w:r>
-      <w:hyperlink w:history="1" r:id="rIdlv9srznfagr1pfobvjxei">
+      <w:hyperlink w:history="1" r:id="rIdmhms_wghusk9wyprszhpr">
         <w:r>
           <w:rPr>
             <w:rStyle w:val="Hyperlink"/>
@@ -3444,7 +3444,7 @@
       <w:r>
         <w:t xml:space="preserve"> — modifié — </w:t>
       </w:r>
-      <w:hyperlink w:history="1" r:id="rIdarujtw50h3s0vg4_o-nkd">
+      <w:hyperlink w:history="1" r:id="rIdxybbyp9ixcfndcc3awbfe">
         <w:r>
           <w:rPr>
             <w:rStyle w:val="Hyperlink"/>
@@ -3473,7 +3473,7 @@
       <w:r>
         <w:t xml:space="preserve"> — modifié — </w:t>
       </w:r>
-      <w:hyperlink w:history="1" r:id="rId7qc5oepqjmujzfaerlsix">
+      <w:hyperlink w:history="1" r:id="rIdo-rk9hjkkzmrz7ajjgqym">
         <w:r>
           <w:rPr>
             <w:rStyle w:val="Hyperlink"/>
@@ -3502,7 +3502,7 @@
       <w:r>
         <w:t xml:space="preserve"> — modifié — </w:t>
       </w:r>
-      <w:hyperlink w:history="1" r:id="rIdjh58m5vjmjsd1vphnfdh5">
+      <w:hyperlink w:history="1" r:id="rIdkt_ul4nytcxd22jkqolon">
         <w:r>
           <w:rPr>
             <w:rStyle w:val="Hyperlink"/>
@@ -3531,7 +3531,7 @@
       <w:r>
         <w:t xml:space="preserve"> — modifié — </w:t>
       </w:r>
-      <w:hyperlink w:history="1" r:id="rIdrksw8caakxz6gqugubqzr">
+      <w:hyperlink w:history="1" r:id="rIdzabujqlr7razewmuqejlp">
         <w:r>
           <w:rPr>
             <w:rStyle w:val="Hyperlink"/>
@@ -3560,7 +3560,7 @@
       <w:r>
         <w:t xml:space="preserve"> — créé — </w:t>
       </w:r>
-      <w:hyperlink w:history="1" r:id="rIdku0eylagl1ujrh813lqyy">
+      <w:hyperlink w:history="1" r:id="rIdggwbkwzobyava9pjsuisr">
         <w:r>
           <w:rPr>
             <w:rStyle w:val="Hyperlink"/>
@@ -3610,7 +3610,7 @@
       <w:r>
         <w:t xml:space="preserve"> — renommé — </w:t>
       </w:r>
-      <w:hyperlink w:history="1" r:id="rIdj6d1y2mhi5wy7oqidfeww">
+      <w:hyperlink w:history="1" r:id="rIdajeogl3cm1nboac9v3zcr">
         <w:r>
           <w:rPr>
             <w:rStyle w:val="Hyperlink"/>
@@ -3639,7 +3639,7 @@
       <w:r>
         <w:t xml:space="preserve"> — renommé — </w:t>
       </w:r>
-      <w:hyperlink w:history="1" r:id="rIdnc2oohxm9km_qpx658mbs">
+      <w:hyperlink w:history="1" r:id="rIdf3g3ndtqjujfr3f0r4kh1">
         <w:r>
           <w:rPr>
             <w:rStyle w:val="Hyperlink"/>
@@ -3668,7 +3668,7 @@
       <w:r>
         <w:t xml:space="preserve"> — créé — </w:t>
       </w:r>
-      <w:hyperlink w:history="1" r:id="rIdrbieiqt-wwzne32adni4y">
+      <w:hyperlink w:history="1" r:id="rId12q2wo7z4lhtwmz5n9wxr">
         <w:r>
           <w:rPr>
             <w:rStyle w:val="Hyperlink"/>
@@ -3697,7 +3697,7 @@
       <w:r>
         <w:t xml:space="preserve"> — renommé — </w:t>
       </w:r>
-      <w:hyperlink w:history="1" r:id="rIdotosdep3fz-wuaotlslpu">
+      <w:hyperlink w:history="1" r:id="rIdhds13kqnvvxs-9g7nye6v">
         <w:r>
           <w:rPr>
             <w:rStyle w:val="Hyperlink"/>
@@ -3726,7 +3726,7 @@
       <w:r>
         <w:t xml:space="preserve"> — renommé — </w:t>
       </w:r>
-      <w:hyperlink w:history="1" r:id="rIdvovlojtw_iqprwnepmyn-">
+      <w:hyperlink w:history="1" r:id="rIdqca9rkzu3ixm2vcuaxyfs">
         <w:r>
           <w:rPr>
             <w:rStyle w:val="Hyperlink"/>
@@ -3755,7 +3755,7 @@
       <w:r>
         <w:t xml:space="preserve"> — renommé — </w:t>
       </w:r>
-      <w:hyperlink w:history="1" r:id="rId6tr94xrc2fegunymdosnr">
+      <w:hyperlink w:history="1" r:id="rIdw1bdowycl0k3cfgz6msjh">
         <w:r>
           <w:rPr>
             <w:rStyle w:val="Hyperlink"/>
@@ -3784,7 +3784,7 @@
       <w:r>
         <w:t xml:space="preserve"> — créé — </w:t>
       </w:r>
-      <w:hyperlink w:history="1" r:id="rIdc6cel7lfwovuo5nj3yb63">
+      <w:hyperlink w:history="1" r:id="rIdbe-8dx_p61oqvp5faa52p">
         <w:r>
           <w:rPr>
             <w:rStyle w:val="Hyperlink"/>
@@ -3813,7 +3813,7 @@
       <w:r>
         <w:t xml:space="preserve"> — modifié — </w:t>
       </w:r>
-      <w:hyperlink w:history="1" r:id="rIdzrn8q4eo39rr80p50tnge">
+      <w:hyperlink w:history="1" r:id="rIdztxuij6ssstg0ogb8fc0a">
         <w:r>
           <w:rPr>
             <w:rStyle w:val="Hyperlink"/>
@@ -3850,7 +3850,7 @@
       <w:r>
         <w:t xml:space="preserve"> — modifié — </w:t>
       </w:r>
-      <w:hyperlink w:history="1" r:id="rId2twinmwtwcpmsueqkflsf">
+      <w:hyperlink w:history="1" r:id="rIdvlyiofuwubfr2xusq3d_0">
         <w:r>
           <w:rPr>
             <w:rStyle w:val="Hyperlink"/>
@@ -3879,7 +3879,7 @@
       <w:r>
         <w:t xml:space="preserve"> — modifié — </w:t>
       </w:r>
-      <w:hyperlink w:history="1" r:id="rIdylpzsa_iw6oo8m9aoy6lz">
+      <w:hyperlink w:history="1" r:id="rIdlwe14sqdx1rw8e22g7krp">
         <w:r>
           <w:rPr>
             <w:rStyle w:val="Hyperlink"/>
@@ -3908,7 +3908,7 @@
       <w:r>
         <w:t xml:space="preserve"> — modifié — </w:t>
       </w:r>
-      <w:hyperlink w:history="1" r:id="rIdqxo-wcn3m50nrb_vunihb">
+      <w:hyperlink w:history="1" r:id="rIdwqndd7kwclq6ltsudhfct">
         <w:r>
           <w:rPr>
             <w:rStyle w:val="Hyperlink"/>
@@ -3937,7 +3937,7 @@
       <w:r>
         <w:t xml:space="preserve"> — créé — </w:t>
       </w:r>
-      <w:hyperlink w:history="1" r:id="rIdwzdmt9wp6yxjsoov2zz9y">
+      <w:hyperlink w:history="1" r:id="rIdr0kkygfuda04tzbbmhfu7">
         <w:r>
           <w:rPr>
             <w:rStyle w:val="Hyperlink"/>
@@ -3966,7 +3966,7 @@
       <w:r>
         <w:t xml:space="preserve"> — modifié — </w:t>
       </w:r>
-      <w:hyperlink w:history="1" r:id="rIdqrmvn-wcigjwyyxd-lv1m">
+      <w:hyperlink w:history="1" r:id="rIddq5_qrkm1v_mphvtmlt0g">
         <w:r>
           <w:rPr>
             <w:rStyle w:val="Hyperlink"/>

--- a/docs/developpement/phases/word/PHASE_02_RETOUR_DE_DEMONSTRATION_ORGANISATION_EN_6_ENTREES_MAQUETTES.docx
+++ b/docs/developpement/phases/word/PHASE_02_RETOUR_DE_DEMONSTRATION_ORGANISATION_EN_6_ENTREES_MAQUETTES.docx
@@ -20,7 +20,7 @@
       <w:r>
         <w:t xml:space="preserve">FlaiX Expert · dossier de développement · généré le 2026-10-04 depuis le dépôt </w:t>
       </w:r>
-      <w:hyperlink w:history="1" r:id="rIdxynviucumn2i29wkne8dk">
+      <w:hyperlink w:history="1" r:id="rId5uglaojuyxyi-pqcg7qap">
         <w:r>
           <w:rPr>
             <w:rStyle w:val="Hyperlink"/>
@@ -3267,7 +3267,7 @@
           <w:numId w:val="4"/>
         </w:numPr>
       </w:pPr>
-      <w:hyperlink w:history="1" r:id="rIdwzo0j95g17ovh5zkgim1f">
+      <w:hyperlink w:history="1" r:id="rId0q9i16sqzho6yu941aip2">
         <w:r>
           <w:rPr>
             <w:rStyle w:val="Hyperlink"/>
@@ -3287,7 +3287,7 @@
           <w:numId w:val="4"/>
         </w:numPr>
       </w:pPr>
-      <w:hyperlink w:history="1" r:id="rIdlpnh5-zlyfopx4mttgc76">
+      <w:hyperlink w:history="1" r:id="rIdaukm6-q7xg3fyicutbqeu">
         <w:r>
           <w:rPr>
             <w:rStyle w:val="Hyperlink"/>
@@ -3307,7 +3307,7 @@
           <w:numId w:val="4"/>
         </w:numPr>
       </w:pPr>
-      <w:hyperlink w:history="1" r:id="rIduthl9iqg0sxqqp_eqixzy">
+      <w:hyperlink w:history="1" r:id="rIdxnsqfweqbbgwgyo8hji35">
         <w:r>
           <w:rPr>
             <w:rStyle w:val="Hyperlink"/>
@@ -3327,7 +3327,7 @@
           <w:numId w:val="4"/>
         </w:numPr>
       </w:pPr>
-      <w:hyperlink w:history="1" r:id="rId8n8mlcnjdxlxx4fak4xaf">
+      <w:hyperlink w:history="1" r:id="rIdx6e0ihrit8agilgeuwhtm">
         <w:r>
           <w:rPr>
             <w:rStyle w:val="Hyperlink"/>
@@ -3347,7 +3347,7 @@
           <w:numId w:val="4"/>
         </w:numPr>
       </w:pPr>
-      <w:hyperlink w:history="1" r:id="rIdwjpadkmhp9dxrcnnfxrbo">
+      <w:hyperlink w:history="1" r:id="rIdztgegky1yineibgaj20dj">
         <w:r>
           <w:rPr>
             <w:rStyle w:val="Hyperlink"/>
@@ -3367,7 +3367,7 @@
           <w:numId w:val="4"/>
         </w:numPr>
       </w:pPr>
-      <w:hyperlink w:history="1" r:id="rIdwary2ab0jfzwytdrp37p1">
+      <w:hyperlink w:history="1" r:id="rIdiqn4exuibvxrciiqhi2ds">
         <w:r>
           <w:rPr>
             <w:rStyle w:val="Hyperlink"/>
@@ -3415,7 +3415,7 @@
       <w:r>
         <w:t xml:space="preserve"> — modifié — </w:t>
       </w:r>
-      <w:hyperlink w:history="1" r:id="rIdmhms_wghusk9wyprszhpr">
+      <w:hyperlink w:history="1" r:id="rIdvvtidm1rpglakf-pphr5r">
         <w:r>
           <w:rPr>
             <w:rStyle w:val="Hyperlink"/>
@@ -3444,7 +3444,7 @@
       <w:r>
         <w:t xml:space="preserve"> — modifié — </w:t>
       </w:r>
-      <w:hyperlink w:history="1" r:id="rIdxybbyp9ixcfndcc3awbfe">
+      <w:hyperlink w:history="1" r:id="rIdogjsdipkbjcqmpva2lnth">
         <w:r>
           <w:rPr>
             <w:rStyle w:val="Hyperlink"/>
@@ -3473,7 +3473,7 @@
       <w:r>
         <w:t xml:space="preserve"> — modifié — </w:t>
       </w:r>
-      <w:hyperlink w:history="1" r:id="rIdo-rk9hjkkzmrz7ajjgqym">
+      <w:hyperlink w:history="1" r:id="rId1v5b361tn53reilus6hrb">
         <w:r>
           <w:rPr>
             <w:rStyle w:val="Hyperlink"/>
@@ -3502,7 +3502,7 @@
       <w:r>
         <w:t xml:space="preserve"> — modifié — </w:t>
       </w:r>
-      <w:hyperlink w:history="1" r:id="rIdkt_ul4nytcxd22jkqolon">
+      <w:hyperlink w:history="1" r:id="rIdiwebe0msypevzikwz8cnj">
         <w:r>
           <w:rPr>
             <w:rStyle w:val="Hyperlink"/>
@@ -3531,7 +3531,7 @@
       <w:r>
         <w:t xml:space="preserve"> — modifié — </w:t>
       </w:r>
-      <w:hyperlink w:history="1" r:id="rIdzabujqlr7razewmuqejlp">
+      <w:hyperlink w:history="1" r:id="rIdjmtfwf1aqvd6itqosrkze">
         <w:r>
           <w:rPr>
             <w:rStyle w:val="Hyperlink"/>
@@ -3560,7 +3560,7 @@
       <w:r>
         <w:t xml:space="preserve"> — créé — </w:t>
       </w:r>
-      <w:hyperlink w:history="1" r:id="rIdggwbkwzobyava9pjsuisr">
+      <w:hyperlink w:history="1" r:id="rIdj-dqcme5mxx_zqevyhqts">
         <w:r>
           <w:rPr>
             <w:rStyle w:val="Hyperlink"/>
@@ -3610,7 +3610,7 @@
       <w:r>
         <w:t xml:space="preserve"> — renommé — </w:t>
       </w:r>
-      <w:hyperlink w:history="1" r:id="rIdajeogl3cm1nboac9v3zcr">
+      <w:hyperlink w:history="1" r:id="rId2ofxwk8iwvpqi3lk14ntw">
         <w:r>
           <w:rPr>
             <w:rStyle w:val="Hyperlink"/>
@@ -3639,7 +3639,7 @@
       <w:r>
         <w:t xml:space="preserve"> — renommé — </w:t>
       </w:r>
-      <w:hyperlink w:history="1" r:id="rIdf3g3ndtqjujfr3f0r4kh1">
+      <w:hyperlink w:history="1" r:id="rIdasjki6whr86qu0xdblcvg">
         <w:r>
           <w:rPr>
             <w:rStyle w:val="Hyperlink"/>
@@ -3668,7 +3668,7 @@
       <w:r>
         <w:t xml:space="preserve"> — créé — </w:t>
       </w:r>
-      <w:hyperlink w:history="1" r:id="rId12q2wo7z4lhtwmz5n9wxr">
+      <w:hyperlink w:history="1" r:id="rIdcf-bavjunez0z2mcyg5bq">
         <w:r>
           <w:rPr>
             <w:rStyle w:val="Hyperlink"/>
@@ -3697,7 +3697,7 @@
       <w:r>
         <w:t xml:space="preserve"> — renommé — </w:t>
       </w:r>
-      <w:hyperlink w:history="1" r:id="rIdhds13kqnvvxs-9g7nye6v">
+      <w:hyperlink w:history="1" r:id="rId75fnkpqv4fefesjwgln1b">
         <w:r>
           <w:rPr>
             <w:rStyle w:val="Hyperlink"/>
@@ -3726,7 +3726,7 @@
       <w:r>
         <w:t xml:space="preserve"> — renommé — </w:t>
       </w:r>
-      <w:hyperlink w:history="1" r:id="rIdqca9rkzu3ixm2vcuaxyfs">
+      <w:hyperlink w:history="1" r:id="rIdi9tabrnicl3re7czelmq8">
         <w:r>
           <w:rPr>
             <w:rStyle w:val="Hyperlink"/>
@@ -3755,7 +3755,7 @@
       <w:r>
         <w:t xml:space="preserve"> — renommé — </w:t>
       </w:r>
-      <w:hyperlink w:history="1" r:id="rIdw1bdowycl0k3cfgz6msjh">
+      <w:hyperlink w:history="1" r:id="rIdh42gfq7z_y1gqzm9x9b9z">
         <w:r>
           <w:rPr>
             <w:rStyle w:val="Hyperlink"/>
@@ -3784,7 +3784,7 @@
       <w:r>
         <w:t xml:space="preserve"> — créé — </w:t>
       </w:r>
-      <w:hyperlink w:history="1" r:id="rIdbe-8dx_p61oqvp5faa52p">
+      <w:hyperlink w:history="1" r:id="rIdjw4djbqzdevnppdmzhhxf">
         <w:r>
           <w:rPr>
             <w:rStyle w:val="Hyperlink"/>
@@ -3813,7 +3813,7 @@
       <w:r>
         <w:t xml:space="preserve"> — modifié — </w:t>
       </w:r>
-      <w:hyperlink w:history="1" r:id="rIdztxuij6ssstg0ogb8fc0a">
+      <w:hyperlink w:history="1" r:id="rIdy0k1w0zww_2yfmldk6aft">
         <w:r>
           <w:rPr>
             <w:rStyle w:val="Hyperlink"/>
@@ -3850,7 +3850,7 @@
       <w:r>
         <w:t xml:space="preserve"> — modifié — </w:t>
       </w:r>
-      <w:hyperlink w:history="1" r:id="rIdvlyiofuwubfr2xusq3d_0">
+      <w:hyperlink w:history="1" r:id="rId2x6mntvf9dcqzfg1acxim">
         <w:r>
           <w:rPr>
             <w:rStyle w:val="Hyperlink"/>
@@ -3879,7 +3879,7 @@
       <w:r>
         <w:t xml:space="preserve"> — modifié — </w:t>
       </w:r>
-      <w:hyperlink w:history="1" r:id="rIdlwe14sqdx1rw8e22g7krp">
+      <w:hyperlink w:history="1" r:id="rIdbh9p_tb6k0ioxremch7na">
         <w:r>
           <w:rPr>
             <w:rStyle w:val="Hyperlink"/>
@@ -3908,7 +3908,7 @@
       <w:r>
         <w:t xml:space="preserve"> — modifié — </w:t>
       </w:r>
-      <w:hyperlink w:history="1" r:id="rIdwqndd7kwclq6ltsudhfct">
+      <w:hyperlink w:history="1" r:id="rIdspzz6ysigbbivvrvxs_-x">
         <w:r>
           <w:rPr>
             <w:rStyle w:val="Hyperlink"/>
@@ -3937,7 +3937,7 @@
       <w:r>
         <w:t xml:space="preserve"> — créé — </w:t>
       </w:r>
-      <w:hyperlink w:history="1" r:id="rIdr0kkygfuda04tzbbmhfu7">
+      <w:hyperlink w:history="1" r:id="rIdgxniaeom_fkn0mal4ukm7">
         <w:r>
           <w:rPr>
             <w:rStyle w:val="Hyperlink"/>
@@ -3966,7 +3966,7 @@
       <w:r>
         <w:t xml:space="preserve"> — modifié — </w:t>
       </w:r>
-      <w:hyperlink w:history="1" r:id="rIddq5_qrkm1v_mphvtmlt0g">
+      <w:hyperlink w:history="1" r:id="rId1whindw-fvoc78t4eko0z">
         <w:r>
           <w:rPr>
             <w:rStyle w:val="Hyperlink"/>

--- a/docs/developpement/phases/word/PHASE_02_RETOUR_DE_DEMONSTRATION_ORGANISATION_EN_6_ENTREES_MAQUETTES.docx
+++ b/docs/developpement/phases/word/PHASE_02_RETOUR_DE_DEMONSTRATION_ORGANISATION_EN_6_ENTREES_MAQUETTES.docx
@@ -20,7 +20,7 @@
       <w:r>
         <w:t xml:space="preserve">FlaiX Expert · dossier de développement · généré le 2026-10-04 depuis le dépôt </w:t>
       </w:r>
-      <w:hyperlink w:history="1" r:id="rId5uglaojuyxyi-pqcg7qap">
+      <w:hyperlink w:history="1" r:id="rIdrhgmaysuwlzivpq2xppse">
         <w:r>
           <w:rPr>
             <w:rStyle w:val="Hyperlink"/>
@@ -3267,7 +3267,7 @@
           <w:numId w:val="4"/>
         </w:numPr>
       </w:pPr>
-      <w:hyperlink w:history="1" r:id="rId0q9i16sqzho6yu941aip2">
+      <w:hyperlink w:history="1" r:id="rIdnlttcsbbtbuyin2fimzt2">
         <w:r>
           <w:rPr>
             <w:rStyle w:val="Hyperlink"/>
@@ -3287,7 +3287,7 @@
           <w:numId w:val="4"/>
         </w:numPr>
       </w:pPr>
-      <w:hyperlink w:history="1" r:id="rIdaukm6-q7xg3fyicutbqeu">
+      <w:hyperlink w:history="1" r:id="rIde5cwcyavt3wbmdxi5u0px">
         <w:r>
           <w:rPr>
             <w:rStyle w:val="Hyperlink"/>
@@ -3307,7 +3307,7 @@
           <w:numId w:val="4"/>
         </w:numPr>
       </w:pPr>
-      <w:hyperlink w:history="1" r:id="rIdxnsqfweqbbgwgyo8hji35">
+      <w:hyperlink w:history="1" r:id="rIdjzzkmnczcrwvobmdtv91y">
         <w:r>
           <w:rPr>
             <w:rStyle w:val="Hyperlink"/>
@@ -3327,7 +3327,7 @@
           <w:numId w:val="4"/>
         </w:numPr>
       </w:pPr>
-      <w:hyperlink w:history="1" r:id="rIdx6e0ihrit8agilgeuwhtm">
+      <w:hyperlink w:history="1" r:id="rIdoynjjyr92l98tfeyrazmu">
         <w:r>
           <w:rPr>
             <w:rStyle w:val="Hyperlink"/>
@@ -3347,7 +3347,7 @@
           <w:numId w:val="4"/>
         </w:numPr>
       </w:pPr>
-      <w:hyperlink w:history="1" r:id="rIdztgegky1yineibgaj20dj">
+      <w:hyperlink w:history="1" r:id="rId4_hcyki6ulzpvb422qm0j">
         <w:r>
           <w:rPr>
             <w:rStyle w:val="Hyperlink"/>
@@ -3367,7 +3367,7 @@
           <w:numId w:val="4"/>
         </w:numPr>
       </w:pPr>
-      <w:hyperlink w:history="1" r:id="rIdiqn4exuibvxrciiqhi2ds">
+      <w:hyperlink w:history="1" r:id="rIdi1jspbj7ch2ugmgbsxsqh">
         <w:r>
           <w:rPr>
             <w:rStyle w:val="Hyperlink"/>
@@ -3415,7 +3415,7 @@
       <w:r>
         <w:t xml:space="preserve"> — modifié — </w:t>
       </w:r>
-      <w:hyperlink w:history="1" r:id="rIdvvtidm1rpglakf-pphr5r">
+      <w:hyperlink w:history="1" r:id="rIduodvrgn_pt092xqpy4ae0">
         <w:r>
           <w:rPr>
             <w:rStyle w:val="Hyperlink"/>
@@ -3444,7 +3444,7 @@
       <w:r>
         <w:t xml:space="preserve"> — modifié — </w:t>
       </w:r>
-      <w:hyperlink w:history="1" r:id="rIdogjsdipkbjcqmpva2lnth">
+      <w:hyperlink w:history="1" r:id="rIdgsph6hrrfsxrqzic3aqfw">
         <w:r>
           <w:rPr>
             <w:rStyle w:val="Hyperlink"/>
@@ -3473,7 +3473,7 @@
       <w:r>
         <w:t xml:space="preserve"> — modifié — </w:t>
       </w:r>
-      <w:hyperlink w:history="1" r:id="rId1v5b361tn53reilus6hrb">
+      <w:hyperlink w:history="1" r:id="rIdfwwnhztkn9ar_lk-w3u5g">
         <w:r>
           <w:rPr>
             <w:rStyle w:val="Hyperlink"/>
@@ -3502,7 +3502,7 @@
       <w:r>
         <w:t xml:space="preserve"> — modifié — </w:t>
       </w:r>
-      <w:hyperlink w:history="1" r:id="rIdiwebe0msypevzikwz8cnj">
+      <w:hyperlink w:history="1" r:id="rIdpaqtsrprkf12y4xzch063">
         <w:r>
           <w:rPr>
             <w:rStyle w:val="Hyperlink"/>
@@ -3531,7 +3531,7 @@
       <w:r>
         <w:t xml:space="preserve"> — modifié — </w:t>
       </w:r>
-      <w:hyperlink w:history="1" r:id="rIdjmtfwf1aqvd6itqosrkze">
+      <w:hyperlink w:history="1" r:id="rIdlugbkpyfwtbkrspf4c4jx">
         <w:r>
           <w:rPr>
             <w:rStyle w:val="Hyperlink"/>
@@ -3560,7 +3560,7 @@
       <w:r>
         <w:t xml:space="preserve"> — créé — </w:t>
       </w:r>
-      <w:hyperlink w:history="1" r:id="rIdj-dqcme5mxx_zqevyhqts">
+      <w:hyperlink w:history="1" r:id="rIdbelnuprnzxacuwlf5maik">
         <w:r>
           <w:rPr>
             <w:rStyle w:val="Hyperlink"/>
@@ -3610,7 +3610,7 @@
       <w:r>
         <w:t xml:space="preserve"> — renommé — </w:t>
       </w:r>
-      <w:hyperlink w:history="1" r:id="rId2ofxwk8iwvpqi3lk14ntw">
+      <w:hyperlink w:history="1" r:id="rId1mwjzkyyqdbpvozdadmu8">
         <w:r>
           <w:rPr>
             <w:rStyle w:val="Hyperlink"/>
@@ -3639,7 +3639,7 @@
       <w:r>
         <w:t xml:space="preserve"> — renommé — </w:t>
       </w:r>
-      <w:hyperlink w:history="1" r:id="rIdasjki6whr86qu0xdblcvg">
+      <w:hyperlink w:history="1" r:id="rIds2yxrq7bkmkst_36imgk4">
         <w:r>
           <w:rPr>
             <w:rStyle w:val="Hyperlink"/>
@@ -3668,7 +3668,7 @@
       <w:r>
         <w:t xml:space="preserve"> — créé — </w:t>
       </w:r>
-      <w:hyperlink w:history="1" r:id="rIdcf-bavjunez0z2mcyg5bq">
+      <w:hyperlink w:history="1" r:id="rIdkd-oqlujb7_6uvffh6fnj">
         <w:r>
           <w:rPr>
             <w:rStyle w:val="Hyperlink"/>
@@ -3697,7 +3697,7 @@
       <w:r>
         <w:t xml:space="preserve"> — renommé — </w:t>
       </w:r>
-      <w:hyperlink w:history="1" r:id="rId75fnkpqv4fefesjwgln1b">
+      <w:hyperlink w:history="1" r:id="rIdmmcgcnwbsmdh0tdnlcf5t">
         <w:r>
           <w:rPr>
             <w:rStyle w:val="Hyperlink"/>
@@ -3726,7 +3726,7 @@
       <w:r>
         <w:t xml:space="preserve"> — renommé — </w:t>
       </w:r>
-      <w:hyperlink w:history="1" r:id="rIdi9tabrnicl3re7czelmq8">
+      <w:hyperlink w:history="1" r:id="rIdxj-ggq46v6gbuqyien3kl">
         <w:r>
           <w:rPr>
             <w:rStyle w:val="Hyperlink"/>
@@ -3755,7 +3755,7 @@
       <w:r>
         <w:t xml:space="preserve"> — renommé — </w:t>
       </w:r>
-      <w:hyperlink w:history="1" r:id="rIdh42gfq7z_y1gqzm9x9b9z">
+      <w:hyperlink w:history="1" r:id="rIdrkqv-sn7upnuv3rbyxjfq">
         <w:r>
           <w:rPr>
             <w:rStyle w:val="Hyperlink"/>
@@ -3784,7 +3784,7 @@
       <w:r>
         <w:t xml:space="preserve"> — créé — </w:t>
       </w:r>
-      <w:hyperlink w:history="1" r:id="rIdjw4djbqzdevnppdmzhhxf">
+      <w:hyperlink w:history="1" r:id="rIdo5y9f3a4qpz8hx1hcrk3p">
         <w:r>
           <w:rPr>
             <w:rStyle w:val="Hyperlink"/>
@@ -3813,7 +3813,7 @@
       <w:r>
         <w:t xml:space="preserve"> — modifié — </w:t>
       </w:r>
-      <w:hyperlink w:history="1" r:id="rIdy0k1w0zww_2yfmldk6aft">
+      <w:hyperlink w:history="1" r:id="rIdwqvebxj0tc4zi0xjvxilj">
         <w:r>
           <w:rPr>
             <w:rStyle w:val="Hyperlink"/>
@@ -3850,7 +3850,7 @@
       <w:r>
         <w:t xml:space="preserve"> — modifié — </w:t>
       </w:r>
-      <w:hyperlink w:history="1" r:id="rId2x6mntvf9dcqzfg1acxim">
+      <w:hyperlink w:history="1" r:id="rIdaeglf00tpima8csggrwnd">
         <w:r>
           <w:rPr>
             <w:rStyle w:val="Hyperlink"/>
@@ -3879,7 +3879,7 @@
       <w:r>
         <w:t xml:space="preserve"> — modifié — </w:t>
       </w:r>
-      <w:hyperlink w:history="1" r:id="rIdbh9p_tb6k0ioxremch7na">
+      <w:hyperlink w:history="1" r:id="rIducxvaimuux4j8bynzoama">
         <w:r>
           <w:rPr>
             <w:rStyle w:val="Hyperlink"/>
@@ -3908,7 +3908,7 @@
       <w:r>
         <w:t xml:space="preserve"> — modifié — </w:t>
       </w:r>
-      <w:hyperlink w:history="1" r:id="rIdspzz6ysigbbivvrvxs_-x">
+      <w:hyperlink w:history="1" r:id="rIddr7amwvxvkhlrabszxby7">
         <w:r>
           <w:rPr>
             <w:rStyle w:val="Hyperlink"/>
@@ -3937,7 +3937,7 @@
       <w:r>
         <w:t xml:space="preserve"> — créé — </w:t>
       </w:r>
-      <w:hyperlink w:history="1" r:id="rIdgxniaeom_fkn0mal4ukm7">
+      <w:hyperlink w:history="1" r:id="rIdmuld5ftjkdhfmwh5tpfnm">
         <w:r>
           <w:rPr>
             <w:rStyle w:val="Hyperlink"/>
@@ -3966,7 +3966,7 @@
       <w:r>
         <w:t xml:space="preserve"> — modifié — </w:t>
       </w:r>
-      <w:hyperlink w:history="1" r:id="rId1whindw-fvoc78t4eko0z">
+      <w:hyperlink w:history="1" r:id="rIdoxmw96s3ngrdnwf93z92u">
         <w:r>
           <w:rPr>
             <w:rStyle w:val="Hyperlink"/>

--- a/docs/developpement/phases/word/PHASE_02_RETOUR_DE_DEMONSTRATION_ORGANISATION_EN_6_ENTREES_MAQUETTES.docx
+++ b/docs/developpement/phases/word/PHASE_02_RETOUR_DE_DEMONSTRATION_ORGANISATION_EN_6_ENTREES_MAQUETTES.docx
@@ -20,7 +20,7 @@
       <w:r>
         <w:t xml:space="preserve">FlaiX Expert · dossier de développement · généré le 2026-10-04 depuis le dépôt </w:t>
       </w:r>
-      <w:hyperlink w:history="1" r:id="rIdrhgmaysuwlzivpq2xppse">
+      <w:hyperlink w:history="1" r:id="rIdvm8u1vf9dwuvt13hoyep8">
         <w:r>
           <w:rPr>
             <w:rStyle w:val="Hyperlink"/>
@@ -3267,7 +3267,7 @@
           <w:numId w:val="4"/>
         </w:numPr>
       </w:pPr>
-      <w:hyperlink w:history="1" r:id="rIdnlttcsbbtbuyin2fimzt2">
+      <w:hyperlink w:history="1" r:id="rId-4ntifqgd046twotfe8oc">
         <w:r>
           <w:rPr>
             <w:rStyle w:val="Hyperlink"/>
@@ -3287,7 +3287,7 @@
           <w:numId w:val="4"/>
         </w:numPr>
       </w:pPr>
-      <w:hyperlink w:history="1" r:id="rIde5cwcyavt3wbmdxi5u0px">
+      <w:hyperlink w:history="1" r:id="rIdhzmj1q3v-4lsezacxktgo">
         <w:r>
           <w:rPr>
             <w:rStyle w:val="Hyperlink"/>
@@ -3307,7 +3307,7 @@
           <w:numId w:val="4"/>
         </w:numPr>
       </w:pPr>
-      <w:hyperlink w:history="1" r:id="rIdjzzkmnczcrwvobmdtv91y">
+      <w:hyperlink w:history="1" r:id="rId4z9gsztzvwsjupeksfjcl">
         <w:r>
           <w:rPr>
             <w:rStyle w:val="Hyperlink"/>
@@ -3327,7 +3327,7 @@
           <w:numId w:val="4"/>
         </w:numPr>
       </w:pPr>
-      <w:hyperlink w:history="1" r:id="rIdoynjjyr92l98tfeyrazmu">
+      <w:hyperlink w:history="1" r:id="rIdzoqdluvujqzkklzhdzvcy">
         <w:r>
           <w:rPr>
             <w:rStyle w:val="Hyperlink"/>
@@ -3347,7 +3347,7 @@
           <w:numId w:val="4"/>
         </w:numPr>
       </w:pPr>
-      <w:hyperlink w:history="1" r:id="rId4_hcyki6ulzpvb422qm0j">
+      <w:hyperlink w:history="1" r:id="rId7ufquuggrqpiln-17arpy">
         <w:r>
           <w:rPr>
             <w:rStyle w:val="Hyperlink"/>
@@ -3367,7 +3367,7 @@
           <w:numId w:val="4"/>
         </w:numPr>
       </w:pPr>
-      <w:hyperlink w:history="1" r:id="rIdi1jspbj7ch2ugmgbsxsqh">
+      <w:hyperlink w:history="1" r:id="rIdskqi9tscth9zverdj_trs">
         <w:r>
           <w:rPr>
             <w:rStyle w:val="Hyperlink"/>
@@ -3415,7 +3415,7 @@
       <w:r>
         <w:t xml:space="preserve"> — modifié — </w:t>
       </w:r>
-      <w:hyperlink w:history="1" r:id="rIduodvrgn_pt092xqpy4ae0">
+      <w:hyperlink w:history="1" r:id="rIdykcff4g9k4mmh05-glqm9">
         <w:r>
           <w:rPr>
             <w:rStyle w:val="Hyperlink"/>
@@ -3444,7 +3444,7 @@
       <w:r>
         <w:t xml:space="preserve"> — modifié — </w:t>
       </w:r>
-      <w:hyperlink w:history="1" r:id="rIdgsph6hrrfsxrqzic3aqfw">
+      <w:hyperlink w:history="1" r:id="rIdmfmchq1yusm-3lcbe1vwz">
         <w:r>
           <w:rPr>
             <w:rStyle w:val="Hyperlink"/>
@@ -3473,7 +3473,7 @@
       <w:r>
         <w:t xml:space="preserve"> — modifié — </w:t>
       </w:r>
-      <w:hyperlink w:history="1" r:id="rIdfwwnhztkn9ar_lk-w3u5g">
+      <w:hyperlink w:history="1" r:id="rIdw70ltvh0vqczldbvuzdos">
         <w:r>
           <w:rPr>
             <w:rStyle w:val="Hyperlink"/>
@@ -3502,7 +3502,7 @@
       <w:r>
         <w:t xml:space="preserve"> — modifié — </w:t>
       </w:r>
-      <w:hyperlink w:history="1" r:id="rIdpaqtsrprkf12y4xzch063">
+      <w:hyperlink w:history="1" r:id="rId0m_0r7si3x9f_zlqi2-ih">
         <w:r>
           <w:rPr>
             <w:rStyle w:val="Hyperlink"/>
@@ -3531,7 +3531,7 @@
       <w:r>
         <w:t xml:space="preserve"> — modifié — </w:t>
       </w:r>
-      <w:hyperlink w:history="1" r:id="rIdlugbkpyfwtbkrspf4c4jx">
+      <w:hyperlink w:history="1" r:id="rId_znleau-7k_idr2rucmld">
         <w:r>
           <w:rPr>
             <w:rStyle w:val="Hyperlink"/>
@@ -3560,7 +3560,7 @@
       <w:r>
         <w:t xml:space="preserve"> — créé — </w:t>
       </w:r>
-      <w:hyperlink w:history="1" r:id="rIdbelnuprnzxacuwlf5maik">
+      <w:hyperlink w:history="1" r:id="rIdeg6jeu5xckmzo-kh5tdrq">
         <w:r>
           <w:rPr>
             <w:rStyle w:val="Hyperlink"/>
@@ -3610,7 +3610,7 @@
       <w:r>
         <w:t xml:space="preserve"> — renommé — </w:t>
       </w:r>
-      <w:hyperlink w:history="1" r:id="rId1mwjzkyyqdbpvozdadmu8">
+      <w:hyperlink w:history="1" r:id="rIdkstlmi5fhlp5adqusvdfs">
         <w:r>
           <w:rPr>
             <w:rStyle w:val="Hyperlink"/>
@@ -3639,7 +3639,7 @@
       <w:r>
         <w:t xml:space="preserve"> — renommé — </w:t>
       </w:r>
-      <w:hyperlink w:history="1" r:id="rIds2yxrq7bkmkst_36imgk4">
+      <w:hyperlink w:history="1" r:id="rIdxpnmqesy5hp-z34ooocsc">
         <w:r>
           <w:rPr>
             <w:rStyle w:val="Hyperlink"/>
@@ -3668,7 +3668,7 @@
       <w:r>
         <w:t xml:space="preserve"> — créé — </w:t>
       </w:r>
-      <w:hyperlink w:history="1" r:id="rIdkd-oqlujb7_6uvffh6fnj">
+      <w:hyperlink w:history="1" r:id="rId9w6bgvnuq3hfcbe-kg0tr">
         <w:r>
           <w:rPr>
             <w:rStyle w:val="Hyperlink"/>
@@ -3697,7 +3697,7 @@
       <w:r>
         <w:t xml:space="preserve"> — renommé — </w:t>
       </w:r>
-      <w:hyperlink w:history="1" r:id="rIdmmcgcnwbsmdh0tdnlcf5t">
+      <w:hyperlink w:history="1" r:id="rIdeo-din4vkxl-ib9kfmptq">
         <w:r>
           <w:rPr>
             <w:rStyle w:val="Hyperlink"/>
@@ -3726,7 +3726,7 @@
       <w:r>
         <w:t xml:space="preserve"> — renommé — </w:t>
       </w:r>
-      <w:hyperlink w:history="1" r:id="rIdxj-ggq46v6gbuqyien3kl">
+      <w:hyperlink w:history="1" r:id="rIdg4fxqqqc5uiwzjmmjbezx">
         <w:r>
           <w:rPr>
             <w:rStyle w:val="Hyperlink"/>
@@ -3755,7 +3755,7 @@
       <w:r>
         <w:t xml:space="preserve"> — renommé — </w:t>
       </w:r>
-      <w:hyperlink w:history="1" r:id="rIdrkqv-sn7upnuv3rbyxjfq">
+      <w:hyperlink w:history="1" r:id="rIdy2kcroi81ppij1x0j2slt">
         <w:r>
           <w:rPr>
             <w:rStyle w:val="Hyperlink"/>
@@ -3784,7 +3784,7 @@
       <w:r>
         <w:t xml:space="preserve"> — créé — </w:t>
       </w:r>
-      <w:hyperlink w:history="1" r:id="rIdo5y9f3a4qpz8hx1hcrk3p">
+      <w:hyperlink w:history="1" r:id="rIdpt0b_rfyypnhgo_f-4lcv">
         <w:r>
           <w:rPr>
             <w:rStyle w:val="Hyperlink"/>
@@ -3813,7 +3813,7 @@
       <w:r>
         <w:t xml:space="preserve"> — modifié — </w:t>
       </w:r>
-      <w:hyperlink w:history="1" r:id="rIdwqvebxj0tc4zi0xjvxilj">
+      <w:hyperlink w:history="1" r:id="rIdxpf-kn83nydapzfx4dwwh">
         <w:r>
           <w:rPr>
             <w:rStyle w:val="Hyperlink"/>
@@ -3850,7 +3850,7 @@
       <w:r>
         <w:t xml:space="preserve"> — modifié — </w:t>
       </w:r>
-      <w:hyperlink w:history="1" r:id="rIdaeglf00tpima8csggrwnd">
+      <w:hyperlink w:history="1" r:id="rIdbtgxrpg5wrsh8_qqhzot-">
         <w:r>
           <w:rPr>
             <w:rStyle w:val="Hyperlink"/>
@@ -3879,7 +3879,7 @@
       <w:r>
         <w:t xml:space="preserve"> — modifié — </w:t>
       </w:r>
-      <w:hyperlink w:history="1" r:id="rIducxvaimuux4j8bynzoama">
+      <w:hyperlink w:history="1" r:id="rIdgm3ev-wgci-luhtmdaykz">
         <w:r>
           <w:rPr>
             <w:rStyle w:val="Hyperlink"/>
@@ -3908,7 +3908,7 @@
       <w:r>
         <w:t xml:space="preserve"> — modifié — </w:t>
       </w:r>
-      <w:hyperlink w:history="1" r:id="rIddr7amwvxvkhlrabszxby7">
+      <w:hyperlink w:history="1" r:id="rIdg459bfqjqnuuxnjvbffpt">
         <w:r>
           <w:rPr>
             <w:rStyle w:val="Hyperlink"/>
@@ -3937,7 +3937,7 @@
       <w:r>
         <w:t xml:space="preserve"> — créé — </w:t>
       </w:r>
-      <w:hyperlink w:history="1" r:id="rIdmuld5ftjkdhfmwh5tpfnm">
+      <w:hyperlink w:history="1" r:id="rIdav9i2ugcffhfo6qjatndp">
         <w:r>
           <w:rPr>
             <w:rStyle w:val="Hyperlink"/>
@@ -3966,7 +3966,7 @@
       <w:r>
         <w:t xml:space="preserve"> — modifié — </w:t>
       </w:r>
-      <w:hyperlink w:history="1" r:id="rIdoxmw96s3ngrdnwf93z92u">
+      <w:hyperlink w:history="1" r:id="rIdqmrnjlisvi5wspwiwqri5">
         <w:r>
           <w:rPr>
             <w:rStyle w:val="Hyperlink"/>

--- a/docs/developpement/phases/word/PHASE_02_RETOUR_DE_DEMONSTRATION_ORGANISATION_EN_6_ENTREES_MAQUETTES.docx
+++ b/docs/developpement/phases/word/PHASE_02_RETOUR_DE_DEMONSTRATION_ORGANISATION_EN_6_ENTREES_MAQUETTES.docx
@@ -20,7 +20,7 @@
       <w:r>
         <w:t xml:space="preserve">FlaiX Expert · dossier de développement · généré le 2026-10-04 depuis le dépôt </w:t>
       </w:r>
-      <w:hyperlink w:history="1" r:id="rIdvm8u1vf9dwuvt13hoyep8">
+      <w:hyperlink w:history="1" r:id="rId7rfezz4wktrkyk8rd2u_y">
         <w:r>
           <w:rPr>
             <w:rStyle w:val="Hyperlink"/>
@@ -3267,7 +3267,7 @@
           <w:numId w:val="4"/>
         </w:numPr>
       </w:pPr>
-      <w:hyperlink w:history="1" r:id="rId-4ntifqgd046twotfe8oc">
+      <w:hyperlink w:history="1" r:id="rIdst6pcsx9rqvfp587v4_hc">
         <w:r>
           <w:rPr>
             <w:rStyle w:val="Hyperlink"/>
@@ -3287,7 +3287,7 @@
           <w:numId w:val="4"/>
         </w:numPr>
       </w:pPr>
-      <w:hyperlink w:history="1" r:id="rIdhzmj1q3v-4lsezacxktgo">
+      <w:hyperlink w:history="1" r:id="rId3cebk4tdefy9a849jf72p">
         <w:r>
           <w:rPr>
             <w:rStyle w:val="Hyperlink"/>
@@ -3307,7 +3307,7 @@
           <w:numId w:val="4"/>
         </w:numPr>
       </w:pPr>
-      <w:hyperlink w:history="1" r:id="rId4z9gsztzvwsjupeksfjcl">
+      <w:hyperlink w:history="1" r:id="rId3o8h86kmdwgzfv6lwvk6t">
         <w:r>
           <w:rPr>
             <w:rStyle w:val="Hyperlink"/>
@@ -3327,7 +3327,7 @@
           <w:numId w:val="4"/>
         </w:numPr>
       </w:pPr>
-      <w:hyperlink w:history="1" r:id="rIdzoqdluvujqzkklzhdzvcy">
+      <w:hyperlink w:history="1" r:id="rIdzgwhdnibqcyb4-a1zhstg">
         <w:r>
           <w:rPr>
             <w:rStyle w:val="Hyperlink"/>
@@ -3347,7 +3347,7 @@
           <w:numId w:val="4"/>
         </w:numPr>
       </w:pPr>
-      <w:hyperlink w:history="1" r:id="rId7ufquuggrqpiln-17arpy">
+      <w:hyperlink w:history="1" r:id="rIdbxykf8-przenev2dhoidq">
         <w:r>
           <w:rPr>
             <w:rStyle w:val="Hyperlink"/>
@@ -3367,7 +3367,7 @@
           <w:numId w:val="4"/>
         </w:numPr>
       </w:pPr>
-      <w:hyperlink w:history="1" r:id="rIdskqi9tscth9zverdj_trs">
+      <w:hyperlink w:history="1" r:id="rIdzj04ulxo6g18ehbk6n1zd">
         <w:r>
           <w:rPr>
             <w:rStyle w:val="Hyperlink"/>
@@ -3415,7 +3415,7 @@
       <w:r>
         <w:t xml:space="preserve"> — modifié — </w:t>
       </w:r>
-      <w:hyperlink w:history="1" r:id="rIdykcff4g9k4mmh05-glqm9">
+      <w:hyperlink w:history="1" r:id="rIdluhvmhlvsigwhemil_fix">
         <w:r>
           <w:rPr>
             <w:rStyle w:val="Hyperlink"/>
@@ -3444,7 +3444,7 @@
       <w:r>
         <w:t xml:space="preserve"> — modifié — </w:t>
       </w:r>
-      <w:hyperlink w:history="1" r:id="rIdmfmchq1yusm-3lcbe1vwz">
+      <w:hyperlink w:history="1" r:id="rIdzfs-taie_-lnbpqzpuv62">
         <w:r>
           <w:rPr>
             <w:rStyle w:val="Hyperlink"/>
@@ -3473,7 +3473,7 @@
       <w:r>
         <w:t xml:space="preserve"> — modifié — </w:t>
       </w:r>
-      <w:hyperlink w:history="1" r:id="rIdw70ltvh0vqczldbvuzdos">
+      <w:hyperlink w:history="1" r:id="rId-idukub0yjp-ynqq1kr3x">
         <w:r>
           <w:rPr>
             <w:rStyle w:val="Hyperlink"/>
@@ -3502,7 +3502,7 @@
       <w:r>
         <w:t xml:space="preserve"> — modifié — </w:t>
       </w:r>
-      <w:hyperlink w:history="1" r:id="rId0m_0r7si3x9f_zlqi2-ih">
+      <w:hyperlink w:history="1" r:id="rIdtacohx-povcu7ms_dxomg">
         <w:r>
           <w:rPr>
             <w:rStyle w:val="Hyperlink"/>
@@ -3531,7 +3531,7 @@
       <w:r>
         <w:t xml:space="preserve"> — modifié — </w:t>
       </w:r>
-      <w:hyperlink w:history="1" r:id="rId_znleau-7k_idr2rucmld">
+      <w:hyperlink w:history="1" r:id="rIddrodvikbqzhqzmmw3zcpb">
         <w:r>
           <w:rPr>
             <w:rStyle w:val="Hyperlink"/>
@@ -3560,7 +3560,7 @@
       <w:r>
         <w:t xml:space="preserve"> — créé — </w:t>
       </w:r>
-      <w:hyperlink w:history="1" r:id="rIdeg6jeu5xckmzo-kh5tdrq">
+      <w:hyperlink w:history="1" r:id="rIdarsygijvbdyxdk5jhyhtv">
         <w:r>
           <w:rPr>
             <w:rStyle w:val="Hyperlink"/>
@@ -3610,7 +3610,7 @@
       <w:r>
         <w:t xml:space="preserve"> — renommé — </w:t>
       </w:r>
-      <w:hyperlink w:history="1" r:id="rIdkstlmi5fhlp5adqusvdfs">
+      <w:hyperlink w:history="1" r:id="rIdpmqbp7g61d8aslh7fojkw">
         <w:r>
           <w:rPr>
             <w:rStyle w:val="Hyperlink"/>
@@ -3639,7 +3639,7 @@
       <w:r>
         <w:t xml:space="preserve"> — renommé — </w:t>
       </w:r>
-      <w:hyperlink w:history="1" r:id="rIdxpnmqesy5hp-z34ooocsc">
+      <w:hyperlink w:history="1" r:id="rIdconpwffget2am42r2gegg">
         <w:r>
           <w:rPr>
             <w:rStyle w:val="Hyperlink"/>
@@ -3668,7 +3668,7 @@
       <w:r>
         <w:t xml:space="preserve"> — créé — </w:t>
       </w:r>
-      <w:hyperlink w:history="1" r:id="rId9w6bgvnuq3hfcbe-kg0tr">
+      <w:hyperlink w:history="1" r:id="rId9ams44spws0guw1jo2eu5">
         <w:r>
           <w:rPr>
             <w:rStyle w:val="Hyperlink"/>
@@ -3697,7 +3697,7 @@
       <w:r>
         <w:t xml:space="preserve"> — renommé — </w:t>
       </w:r>
-      <w:hyperlink w:history="1" r:id="rIdeo-din4vkxl-ib9kfmptq">
+      <w:hyperlink w:history="1" r:id="rId-b4w5habvq204zdmnvpys">
         <w:r>
           <w:rPr>
             <w:rStyle w:val="Hyperlink"/>
@@ -3726,7 +3726,7 @@
       <w:r>
         <w:t xml:space="preserve"> — renommé — </w:t>
       </w:r>
-      <w:hyperlink w:history="1" r:id="rIdg4fxqqqc5uiwzjmmjbezx">
+      <w:hyperlink w:history="1" r:id="rId_teijgfzym8hzq2vujbuy">
         <w:r>
           <w:rPr>
             <w:rStyle w:val="Hyperlink"/>
@@ -3755,7 +3755,7 @@
       <w:r>
         <w:t xml:space="preserve"> — renommé — </w:t>
       </w:r>
-      <w:hyperlink w:history="1" r:id="rIdy2kcroi81ppij1x0j2slt">
+      <w:hyperlink w:history="1" r:id="rIdsxr6cqehd9qwwahjzwzo_">
         <w:r>
           <w:rPr>
             <w:rStyle w:val="Hyperlink"/>
@@ -3784,7 +3784,7 @@
       <w:r>
         <w:t xml:space="preserve"> — créé — </w:t>
       </w:r>
-      <w:hyperlink w:history="1" r:id="rIdpt0b_rfyypnhgo_f-4lcv">
+      <w:hyperlink w:history="1" r:id="rIdwjdfrgj3ncuqpbl-v8qrv">
         <w:r>
           <w:rPr>
             <w:rStyle w:val="Hyperlink"/>
@@ -3813,7 +3813,7 @@
       <w:r>
         <w:t xml:space="preserve"> — modifié — </w:t>
       </w:r>
-      <w:hyperlink w:history="1" r:id="rIdxpf-kn83nydapzfx4dwwh">
+      <w:hyperlink w:history="1" r:id="rIdsn0jn4jzncvq92zzbscin">
         <w:r>
           <w:rPr>
             <w:rStyle w:val="Hyperlink"/>
@@ -3850,7 +3850,7 @@
       <w:r>
         <w:t xml:space="preserve"> — modifié — </w:t>
       </w:r>
-      <w:hyperlink w:history="1" r:id="rIdbtgxrpg5wrsh8_qqhzot-">
+      <w:hyperlink w:history="1" r:id="rIdxc-1aoecgeitfflhw7nwt">
         <w:r>
           <w:rPr>
             <w:rStyle w:val="Hyperlink"/>
@@ -3879,7 +3879,7 @@
       <w:r>
         <w:t xml:space="preserve"> — modifié — </w:t>
       </w:r>
-      <w:hyperlink w:history="1" r:id="rIdgm3ev-wgci-luhtmdaykz">
+      <w:hyperlink w:history="1" r:id="rIdmu0uqcpwx_mcvg0jodiiy">
         <w:r>
           <w:rPr>
             <w:rStyle w:val="Hyperlink"/>
@@ -3908,7 +3908,7 @@
       <w:r>
         <w:t xml:space="preserve"> — modifié — </w:t>
       </w:r>
-      <w:hyperlink w:history="1" r:id="rIdg459bfqjqnuuxnjvbffpt">
+      <w:hyperlink w:history="1" r:id="rIdg2zdabsflxbwhslsmuwtx">
         <w:r>
           <w:rPr>
             <w:rStyle w:val="Hyperlink"/>
@@ -3937,7 +3937,7 @@
       <w:r>
         <w:t xml:space="preserve"> — créé — </w:t>
       </w:r>
-      <w:hyperlink w:history="1" r:id="rIdav9i2ugcffhfo6qjatndp">
+      <w:hyperlink w:history="1" r:id="rIdfwx_znsmrjvgecokdcujg">
         <w:r>
           <w:rPr>
             <w:rStyle w:val="Hyperlink"/>
@@ -3966,7 +3966,7 @@
       <w:r>
         <w:t xml:space="preserve"> — modifié — </w:t>
       </w:r>
-      <w:hyperlink w:history="1" r:id="rIdqmrnjlisvi5wspwiwqri5">
+      <w:hyperlink w:history="1" r:id="rIdcdq1dptdagmqdtl1jh-yw">
         <w:r>
           <w:rPr>
             <w:rStyle w:val="Hyperlink"/>

--- a/docs/developpement/phases/word/PHASE_02_RETOUR_DE_DEMONSTRATION_ORGANISATION_EN_6_ENTREES_MAQUETTES.docx
+++ b/docs/developpement/phases/word/PHASE_02_RETOUR_DE_DEMONSTRATION_ORGANISATION_EN_6_ENTREES_MAQUETTES.docx
@@ -20,7 +20,7 @@
       <w:r>
         <w:t xml:space="preserve">FlaiX Expert · dossier de développement · généré le 2026-10-04 depuis le dépôt </w:t>
       </w:r>
-      <w:hyperlink w:history="1" r:id="rId7rfezz4wktrkyk8rd2u_y">
+      <w:hyperlink w:history="1" r:id="rIdyp5kygxumowfkojpjr7q_">
         <w:r>
           <w:rPr>
             <w:rStyle w:val="Hyperlink"/>
@@ -3267,7 +3267,7 @@
           <w:numId w:val="4"/>
         </w:numPr>
       </w:pPr>
-      <w:hyperlink w:history="1" r:id="rIdst6pcsx9rqvfp587v4_hc">
+      <w:hyperlink w:history="1" r:id="rIdi4grpfriwmfdqydpyt0v6">
         <w:r>
           <w:rPr>
             <w:rStyle w:val="Hyperlink"/>
@@ -3287,7 +3287,7 @@
           <w:numId w:val="4"/>
         </w:numPr>
       </w:pPr>
-      <w:hyperlink w:history="1" r:id="rId3cebk4tdefy9a849jf72p">
+      <w:hyperlink w:history="1" r:id="rIdz39xrinoffn2w8foa76yt">
         <w:r>
           <w:rPr>
             <w:rStyle w:val="Hyperlink"/>
@@ -3307,7 +3307,7 @@
           <w:numId w:val="4"/>
         </w:numPr>
       </w:pPr>
-      <w:hyperlink w:history="1" r:id="rId3o8h86kmdwgzfv6lwvk6t">
+      <w:hyperlink w:history="1" r:id="rIdpgb2--zbrawu4tetmyiuo">
         <w:r>
           <w:rPr>
             <w:rStyle w:val="Hyperlink"/>
@@ -3327,7 +3327,7 @@
           <w:numId w:val="4"/>
         </w:numPr>
       </w:pPr>
-      <w:hyperlink w:history="1" r:id="rIdzgwhdnibqcyb4-a1zhstg">
+      <w:hyperlink w:history="1" r:id="rId5nraxow2hhifdjp7geruk">
         <w:r>
           <w:rPr>
             <w:rStyle w:val="Hyperlink"/>
@@ -3347,7 +3347,7 @@
           <w:numId w:val="4"/>
         </w:numPr>
       </w:pPr>
-      <w:hyperlink w:history="1" r:id="rIdbxykf8-przenev2dhoidq">
+      <w:hyperlink w:history="1" r:id="rIdlmcsnkdjuzun5yt4ufisr">
         <w:r>
           <w:rPr>
             <w:rStyle w:val="Hyperlink"/>
@@ -3367,7 +3367,7 @@
           <w:numId w:val="4"/>
         </w:numPr>
       </w:pPr>
-      <w:hyperlink w:history="1" r:id="rIdzj04ulxo6g18ehbk6n1zd">
+      <w:hyperlink w:history="1" r:id="rId9y0aum0asyeq1ouv3fuvr">
         <w:r>
           <w:rPr>
             <w:rStyle w:val="Hyperlink"/>
@@ -3415,7 +3415,7 @@
       <w:r>
         <w:t xml:space="preserve"> — modifié — </w:t>
       </w:r>
-      <w:hyperlink w:history="1" r:id="rIdluhvmhlvsigwhemil_fix">
+      <w:hyperlink w:history="1" r:id="rIdi6dlmtnieunqkl4hjxvsg">
         <w:r>
           <w:rPr>
             <w:rStyle w:val="Hyperlink"/>
@@ -3444,7 +3444,7 @@
       <w:r>
         <w:t xml:space="preserve"> — modifié — </w:t>
       </w:r>
-      <w:hyperlink w:history="1" r:id="rIdzfs-taie_-lnbpqzpuv62">
+      <w:hyperlink w:history="1" r:id="rId-g0q4ddgtg9wbkgzpi9qv">
         <w:r>
           <w:rPr>
             <w:rStyle w:val="Hyperlink"/>
@@ -3473,7 +3473,7 @@
       <w:r>
         <w:t xml:space="preserve"> — modifié — </w:t>
       </w:r>
-      <w:hyperlink w:history="1" r:id="rId-idukub0yjp-ynqq1kr3x">
+      <w:hyperlink w:history="1" r:id="rIdcufxu8heyph0tfytrwu7y">
         <w:r>
           <w:rPr>
             <w:rStyle w:val="Hyperlink"/>
@@ -3502,7 +3502,7 @@
       <w:r>
         <w:t xml:space="preserve"> — modifié — </w:t>
       </w:r>
-      <w:hyperlink w:history="1" r:id="rIdtacohx-povcu7ms_dxomg">
+      <w:hyperlink w:history="1" r:id="rIdh5dr6druhyydmp1azw2ef">
         <w:r>
           <w:rPr>
             <w:rStyle w:val="Hyperlink"/>
@@ -3531,7 +3531,7 @@
       <w:r>
         <w:t xml:space="preserve"> — modifié — </w:t>
       </w:r>
-      <w:hyperlink w:history="1" r:id="rIddrodvikbqzhqzmmw3zcpb">
+      <w:hyperlink w:history="1" r:id="rIdbfkbcomu45_9ou3y8fozx">
         <w:r>
           <w:rPr>
             <w:rStyle w:val="Hyperlink"/>
@@ -3560,7 +3560,7 @@
       <w:r>
         <w:t xml:space="preserve"> — créé — </w:t>
       </w:r>
-      <w:hyperlink w:history="1" r:id="rIdarsygijvbdyxdk5jhyhtv">
+      <w:hyperlink w:history="1" r:id="rIduy1fqcjz4omu_jcvltbcs">
         <w:r>
           <w:rPr>
             <w:rStyle w:val="Hyperlink"/>
@@ -3610,7 +3610,7 @@
       <w:r>
         <w:t xml:space="preserve"> — renommé — </w:t>
       </w:r>
-      <w:hyperlink w:history="1" r:id="rIdpmqbp7g61d8aslh7fojkw">
+      <w:hyperlink w:history="1" r:id="rId2glfnbm27hp-ez_vij4y-">
         <w:r>
           <w:rPr>
             <w:rStyle w:val="Hyperlink"/>
@@ -3639,7 +3639,7 @@
       <w:r>
         <w:t xml:space="preserve"> — renommé — </w:t>
       </w:r>
-      <w:hyperlink w:history="1" r:id="rIdconpwffget2am42r2gegg">
+      <w:hyperlink w:history="1" r:id="rIdt-drygqjvhez6yl4tj3bn">
         <w:r>
           <w:rPr>
             <w:rStyle w:val="Hyperlink"/>
@@ -3668,7 +3668,7 @@
       <w:r>
         <w:t xml:space="preserve"> — créé — </w:t>
       </w:r>
-      <w:hyperlink w:history="1" r:id="rId9ams44spws0guw1jo2eu5">
+      <w:hyperlink w:history="1" r:id="rIdtbye5yzoiwrbf5qlnidbk">
         <w:r>
           <w:rPr>
             <w:rStyle w:val="Hyperlink"/>
@@ -3697,7 +3697,7 @@
       <w:r>
         <w:t xml:space="preserve"> — renommé — </w:t>
       </w:r>
-      <w:hyperlink w:history="1" r:id="rId-b4w5habvq204zdmnvpys">
+      <w:hyperlink w:history="1" r:id="rIdm7kzyxvgmgojbpwvbmy--">
         <w:r>
           <w:rPr>
             <w:rStyle w:val="Hyperlink"/>
@@ -3726,7 +3726,7 @@
       <w:r>
         <w:t xml:space="preserve"> — renommé — </w:t>
       </w:r>
-      <w:hyperlink w:history="1" r:id="rId_teijgfzym8hzq2vujbuy">
+      <w:hyperlink w:history="1" r:id="rIdm_q-7suf_3s9a01mypgtu">
         <w:r>
           <w:rPr>
             <w:rStyle w:val="Hyperlink"/>
@@ -3755,7 +3755,7 @@
       <w:r>
         <w:t xml:space="preserve"> — renommé — </w:t>
       </w:r>
-      <w:hyperlink w:history="1" r:id="rIdsxr6cqehd9qwwahjzwzo_">
+      <w:hyperlink w:history="1" r:id="rIdj3llb2ebsxjg9x2_9vjfn">
         <w:r>
           <w:rPr>
             <w:rStyle w:val="Hyperlink"/>
@@ -3784,7 +3784,7 @@
       <w:r>
         <w:t xml:space="preserve"> — créé — </w:t>
       </w:r>
-      <w:hyperlink w:history="1" r:id="rIdwjdfrgj3ncuqpbl-v8qrv">
+      <w:hyperlink w:history="1" r:id="rIdr6ru7xq7jdkna9v8dfy0w">
         <w:r>
           <w:rPr>
             <w:rStyle w:val="Hyperlink"/>
@@ -3813,7 +3813,7 @@
       <w:r>
         <w:t xml:space="preserve"> — modifié — </w:t>
       </w:r>
-      <w:hyperlink w:history="1" r:id="rIdsn0jn4jzncvq92zzbscin">
+      <w:hyperlink w:history="1" r:id="rIds7_wsnuqxwysdrecmsehp">
         <w:r>
           <w:rPr>
             <w:rStyle w:val="Hyperlink"/>
@@ -3850,7 +3850,7 @@
       <w:r>
         <w:t xml:space="preserve"> — modifié — </w:t>
       </w:r>
-      <w:hyperlink w:history="1" r:id="rIdxc-1aoecgeitfflhw7nwt">
+      <w:hyperlink w:history="1" r:id="rIdu4iph1ajxjt1al5mp9i7x">
         <w:r>
           <w:rPr>
             <w:rStyle w:val="Hyperlink"/>
@@ -3879,7 +3879,7 @@
       <w:r>
         <w:t xml:space="preserve"> — modifié — </w:t>
       </w:r>
-      <w:hyperlink w:history="1" r:id="rIdmu0uqcpwx_mcvg0jodiiy">
+      <w:hyperlink w:history="1" r:id="rIdbflfnmhtg0nzprj6kgwqy">
         <w:r>
           <w:rPr>
             <w:rStyle w:val="Hyperlink"/>
@@ -3908,7 +3908,7 @@
       <w:r>
         <w:t xml:space="preserve"> — modifié — </w:t>
       </w:r>
-      <w:hyperlink w:history="1" r:id="rIdg2zdabsflxbwhslsmuwtx">
+      <w:hyperlink w:history="1" r:id="rIdaqdecauafg-bjsl1inrmj">
         <w:r>
           <w:rPr>
             <w:rStyle w:val="Hyperlink"/>
@@ -3937,7 +3937,7 @@
       <w:r>
         <w:t xml:space="preserve"> — créé — </w:t>
       </w:r>
-      <w:hyperlink w:history="1" r:id="rIdfwx_znsmrjvgecokdcujg">
+      <w:hyperlink w:history="1" r:id="rId9yubzlqnzfj8lwyjxvg6k">
         <w:r>
           <w:rPr>
             <w:rStyle w:val="Hyperlink"/>
@@ -3966,7 +3966,7 @@
       <w:r>
         <w:t xml:space="preserve"> — modifié — </w:t>
       </w:r>
-      <w:hyperlink w:history="1" r:id="rIdcdq1dptdagmqdtl1jh-yw">
+      <w:hyperlink w:history="1" r:id="rIdcnbjwvsgpxwuy6tt9nvgw">
         <w:r>
           <w:rPr>
             <w:rStyle w:val="Hyperlink"/>

--- a/docs/developpement/phases/word/PHASE_02_RETOUR_DE_DEMONSTRATION_ORGANISATION_EN_6_ENTREES_MAQUETTES.docx
+++ b/docs/developpement/phases/word/PHASE_02_RETOUR_DE_DEMONSTRATION_ORGANISATION_EN_6_ENTREES_MAQUETTES.docx
@@ -20,7 +20,7 @@
       <w:r>
         <w:t xml:space="preserve">FlaiX Expert · dossier de développement · généré le 2026-10-04 depuis le dépôt </w:t>
       </w:r>
-      <w:hyperlink w:history="1" r:id="rIdyp5kygxumowfkojpjr7q_">
+      <w:hyperlink w:history="1" r:id="rIdk_agdo5nq1-zptoh2rsd5">
         <w:r>
           <w:rPr>
             <w:rStyle w:val="Hyperlink"/>
@@ -3267,7 +3267,7 @@
           <w:numId w:val="4"/>
         </w:numPr>
       </w:pPr>
-      <w:hyperlink w:history="1" r:id="rIdi4grpfriwmfdqydpyt0v6">
+      <w:hyperlink w:history="1" r:id="rIdmyhi0b1_ejvm7vuthexit">
         <w:r>
           <w:rPr>
             <w:rStyle w:val="Hyperlink"/>
@@ -3287,7 +3287,7 @@
           <w:numId w:val="4"/>
         </w:numPr>
       </w:pPr>
-      <w:hyperlink w:history="1" r:id="rIdz39xrinoffn2w8foa76yt">
+      <w:hyperlink w:history="1" r:id="rIdq-fgxrkvm9rt8ro_zrca_">
         <w:r>
           <w:rPr>
             <w:rStyle w:val="Hyperlink"/>
@@ -3307,7 +3307,7 @@
           <w:numId w:val="4"/>
         </w:numPr>
       </w:pPr>
-      <w:hyperlink w:history="1" r:id="rIdpgb2--zbrawu4tetmyiuo">
+      <w:hyperlink w:history="1" r:id="rId5wfl84w_irymqcsaaygbv">
         <w:r>
           <w:rPr>
             <w:rStyle w:val="Hyperlink"/>
@@ -3327,7 +3327,7 @@
           <w:numId w:val="4"/>
         </w:numPr>
       </w:pPr>
-      <w:hyperlink w:history="1" r:id="rId5nraxow2hhifdjp7geruk">
+      <w:hyperlink w:history="1" r:id="rIdifav1nwk0uodmoj7euyxd">
         <w:r>
           <w:rPr>
             <w:rStyle w:val="Hyperlink"/>
@@ -3347,7 +3347,7 @@
           <w:numId w:val="4"/>
         </w:numPr>
       </w:pPr>
-      <w:hyperlink w:history="1" r:id="rIdlmcsnkdjuzun5yt4ufisr">
+      <w:hyperlink w:history="1" r:id="rId3qnctluoeg3jtwgj5l1ce">
         <w:r>
           <w:rPr>
             <w:rStyle w:val="Hyperlink"/>
@@ -3367,7 +3367,7 @@
           <w:numId w:val="4"/>
         </w:numPr>
       </w:pPr>
-      <w:hyperlink w:history="1" r:id="rId9y0aum0asyeq1ouv3fuvr">
+      <w:hyperlink w:history="1" r:id="rIdvhjovpbmyalkstritwqzr">
         <w:r>
           <w:rPr>
             <w:rStyle w:val="Hyperlink"/>
@@ -3415,7 +3415,7 @@
       <w:r>
         <w:t xml:space="preserve"> — modifié — </w:t>
       </w:r>
-      <w:hyperlink w:history="1" r:id="rIdi6dlmtnieunqkl4hjxvsg">
+      <w:hyperlink w:history="1" r:id="rIdrlm7ykqy33noxtpn5vttv">
         <w:r>
           <w:rPr>
             <w:rStyle w:val="Hyperlink"/>
@@ -3444,7 +3444,7 @@
       <w:r>
         <w:t xml:space="preserve"> — modifié — </w:t>
       </w:r>
-      <w:hyperlink w:history="1" r:id="rId-g0q4ddgtg9wbkgzpi9qv">
+      <w:hyperlink w:history="1" r:id="rId-8tly73-d16qhfgec3tsx">
         <w:r>
           <w:rPr>
             <w:rStyle w:val="Hyperlink"/>
@@ -3473,7 +3473,7 @@
       <w:r>
         <w:t xml:space="preserve"> — modifié — </w:t>
       </w:r>
-      <w:hyperlink w:history="1" r:id="rIdcufxu8heyph0tfytrwu7y">
+      <w:hyperlink w:history="1" r:id="rIdgcojvqeq-8mgwivycptfd">
         <w:r>
           <w:rPr>
             <w:rStyle w:val="Hyperlink"/>
@@ -3502,7 +3502,7 @@
       <w:r>
         <w:t xml:space="preserve"> — modifié — </w:t>
       </w:r>
-      <w:hyperlink w:history="1" r:id="rIdh5dr6druhyydmp1azw2ef">
+      <w:hyperlink w:history="1" r:id="rId6ely1mlh2_0t4osqgj-zr">
         <w:r>
           <w:rPr>
             <w:rStyle w:val="Hyperlink"/>
@@ -3531,7 +3531,7 @@
       <w:r>
         <w:t xml:space="preserve"> — modifié — </w:t>
       </w:r>
-      <w:hyperlink w:history="1" r:id="rIdbfkbcomu45_9ou3y8fozx">
+      <w:hyperlink w:history="1" r:id="rIdwcyfhifkm3ecgzfeaax6y">
         <w:r>
           <w:rPr>
             <w:rStyle w:val="Hyperlink"/>
@@ -3560,7 +3560,7 @@
       <w:r>
         <w:t xml:space="preserve"> — créé — </w:t>
       </w:r>
-      <w:hyperlink w:history="1" r:id="rIduy1fqcjz4omu_jcvltbcs">
+      <w:hyperlink w:history="1" r:id="rIdzzcd74wsizxxbj6dvrbxj">
         <w:r>
           <w:rPr>
             <w:rStyle w:val="Hyperlink"/>
@@ -3610,7 +3610,7 @@
       <w:r>
         <w:t xml:space="preserve"> — renommé — </w:t>
       </w:r>
-      <w:hyperlink w:history="1" r:id="rId2glfnbm27hp-ez_vij4y-">
+      <w:hyperlink w:history="1" r:id="rIdfaorjtuesmzdtosqqlhnh">
         <w:r>
           <w:rPr>
             <w:rStyle w:val="Hyperlink"/>
@@ -3639,7 +3639,7 @@
       <w:r>
         <w:t xml:space="preserve"> — renommé — </w:t>
       </w:r>
-      <w:hyperlink w:history="1" r:id="rIdt-drygqjvhez6yl4tj3bn">
+      <w:hyperlink w:history="1" r:id="rIdfbxd_y4jz9cw8d50n39h_">
         <w:r>
           <w:rPr>
             <w:rStyle w:val="Hyperlink"/>
@@ -3668,7 +3668,7 @@
       <w:r>
         <w:t xml:space="preserve"> — créé — </w:t>
       </w:r>
-      <w:hyperlink w:history="1" r:id="rIdtbye5yzoiwrbf5qlnidbk">
+      <w:hyperlink w:history="1" r:id="rId9x_ebp2bz3qyb0ia3vg5w">
         <w:r>
           <w:rPr>
             <w:rStyle w:val="Hyperlink"/>
@@ -3697,7 +3697,7 @@
       <w:r>
         <w:t xml:space="preserve"> — renommé — </w:t>
       </w:r>
-      <w:hyperlink w:history="1" r:id="rIdm7kzyxvgmgojbpwvbmy--">
+      <w:hyperlink w:history="1" r:id="rIdfiepqmawb7khaz9f6v-c0">
         <w:r>
           <w:rPr>
             <w:rStyle w:val="Hyperlink"/>
@@ -3726,7 +3726,7 @@
       <w:r>
         <w:t xml:space="preserve"> — renommé — </w:t>
       </w:r>
-      <w:hyperlink w:history="1" r:id="rIdm_q-7suf_3s9a01mypgtu">
+      <w:hyperlink w:history="1" r:id="rIdbca2wap5yylqmhn68m8bq">
         <w:r>
           <w:rPr>
             <w:rStyle w:val="Hyperlink"/>
@@ -3755,7 +3755,7 @@
       <w:r>
         <w:t xml:space="preserve"> — renommé — </w:t>
       </w:r>
-      <w:hyperlink w:history="1" r:id="rIdj3llb2ebsxjg9x2_9vjfn">
+      <w:hyperlink w:history="1" r:id="rIdteaxqhznvzcj30te_9zqw">
         <w:r>
           <w:rPr>
             <w:rStyle w:val="Hyperlink"/>
@@ -3784,7 +3784,7 @@
       <w:r>
         <w:t xml:space="preserve"> — créé — </w:t>
       </w:r>
-      <w:hyperlink w:history="1" r:id="rIdr6ru7xq7jdkna9v8dfy0w">
+      <w:hyperlink w:history="1" r:id="rIdxrkw6lpcyc2lstl58sp31">
         <w:r>
           <w:rPr>
             <w:rStyle w:val="Hyperlink"/>
@@ -3813,7 +3813,7 @@
       <w:r>
         <w:t xml:space="preserve"> — modifié — </w:t>
       </w:r>
-      <w:hyperlink w:history="1" r:id="rIds7_wsnuqxwysdrecmsehp">
+      <w:hyperlink w:history="1" r:id="rIdzllegwkb2gnhzvwbccfc3">
         <w:r>
           <w:rPr>
             <w:rStyle w:val="Hyperlink"/>
@@ -3850,7 +3850,7 @@
       <w:r>
         <w:t xml:space="preserve"> — modifié — </w:t>
       </w:r>
-      <w:hyperlink w:history="1" r:id="rIdu4iph1ajxjt1al5mp9i7x">
+      <w:hyperlink w:history="1" r:id="rId0bcqedt8fsqisiuylftaj">
         <w:r>
           <w:rPr>
             <w:rStyle w:val="Hyperlink"/>
@@ -3879,7 +3879,7 @@
       <w:r>
         <w:t xml:space="preserve"> — modifié — </w:t>
       </w:r>
-      <w:hyperlink w:history="1" r:id="rIdbflfnmhtg0nzprj6kgwqy">
+      <w:hyperlink w:history="1" r:id="rIdy-vaocxqn5grskvmmx5v6">
         <w:r>
           <w:rPr>
             <w:rStyle w:val="Hyperlink"/>
@@ -3908,7 +3908,7 @@
       <w:r>
         <w:t xml:space="preserve"> — modifié — </w:t>
       </w:r>
-      <w:hyperlink w:history="1" r:id="rIdaqdecauafg-bjsl1inrmj">
+      <w:hyperlink w:history="1" r:id="rIdnhejlx2xzikdl_7vtj5ti">
         <w:r>
           <w:rPr>
             <w:rStyle w:val="Hyperlink"/>
@@ -3937,7 +3937,7 @@
       <w:r>
         <w:t xml:space="preserve"> — créé — </w:t>
       </w:r>
-      <w:hyperlink w:history="1" r:id="rId9yubzlqnzfj8lwyjxvg6k">
+      <w:hyperlink w:history="1" r:id="rId3kjviiyxonhewxz-asmzb">
         <w:r>
           <w:rPr>
             <w:rStyle w:val="Hyperlink"/>
@@ -3966,7 +3966,7 @@
       <w:r>
         <w:t xml:space="preserve"> — modifié — </w:t>
       </w:r>
-      <w:hyperlink w:history="1" r:id="rIdcnbjwvsgpxwuy6tt9nvgw">
+      <w:hyperlink w:history="1" r:id="rIdmpw5th_ws8zoxibbe3i-l">
         <w:r>
           <w:rPr>
             <w:rStyle w:val="Hyperlink"/>

--- a/docs/developpement/phases/word/PHASE_02_RETOUR_DE_DEMONSTRATION_ORGANISATION_EN_6_ENTREES_MAQUETTES.docx
+++ b/docs/developpement/phases/word/PHASE_02_RETOUR_DE_DEMONSTRATION_ORGANISATION_EN_6_ENTREES_MAQUETTES.docx
@@ -18,9 +18,9 @@
         <w:shd w:fill="F6F3FF" w:color="auto" w:val="clear"/>
       </w:pPr>
       <w:r>
-        <w:t xml:space="preserve">FlaiX Expert · dossier de développement · généré le 2026-10-04 depuis le dépôt </w:t>
-      </w:r>
-      <w:hyperlink w:history="1" r:id="rIdk_agdo5nq1-zptoh2rsd5">
+        <w:t xml:space="preserve">FlaiX Expert · dossier de développement · généré le 2026-10-19 depuis le dépôt </w:t>
+      </w:r>
+      <w:hyperlink w:history="1" r:id="rIdkbpd5vhqw_dnsgturqzpo">
         <w:r>
           <w:rPr>
             <w:rStyle w:val="Hyperlink"/>
@@ -3267,7 +3267,7 @@
           <w:numId w:val="4"/>
         </w:numPr>
       </w:pPr>
-      <w:hyperlink w:history="1" r:id="rIdmyhi0b1_ejvm7vuthexit">
+      <w:hyperlink w:history="1" r:id="rIdy8wjiq5w_dr8m6norgx6i">
         <w:r>
           <w:rPr>
             <w:rStyle w:val="Hyperlink"/>
@@ -3287,7 +3287,7 @@
           <w:numId w:val="4"/>
         </w:numPr>
       </w:pPr>
-      <w:hyperlink w:history="1" r:id="rIdq-fgxrkvm9rt8ro_zrca_">
+      <w:hyperlink w:history="1" r:id="rIdqpa12n78jlwvzm1ivysa_">
         <w:r>
           <w:rPr>
             <w:rStyle w:val="Hyperlink"/>
@@ -3307,7 +3307,7 @@
           <w:numId w:val="4"/>
         </w:numPr>
       </w:pPr>
-      <w:hyperlink w:history="1" r:id="rId5wfl84w_irymqcsaaygbv">
+      <w:hyperlink w:history="1" r:id="rIdyki_fumgkivbycieopyjq">
         <w:r>
           <w:rPr>
             <w:rStyle w:val="Hyperlink"/>
@@ -3327,7 +3327,7 @@
           <w:numId w:val="4"/>
         </w:numPr>
       </w:pPr>
-      <w:hyperlink w:history="1" r:id="rIdifav1nwk0uodmoj7euyxd">
+      <w:hyperlink w:history="1" r:id="rId-ynpy2lzdt_yhsjry5xjo">
         <w:r>
           <w:rPr>
             <w:rStyle w:val="Hyperlink"/>
@@ -3347,7 +3347,7 @@
           <w:numId w:val="4"/>
         </w:numPr>
       </w:pPr>
-      <w:hyperlink w:history="1" r:id="rId3qnctluoeg3jtwgj5l1ce">
+      <w:hyperlink w:history="1" r:id="rIdko9-_6rbil3exktwdbyui">
         <w:r>
           <w:rPr>
             <w:rStyle w:val="Hyperlink"/>
@@ -3367,7 +3367,7 @@
           <w:numId w:val="4"/>
         </w:numPr>
       </w:pPr>
-      <w:hyperlink w:history="1" r:id="rIdvhjovpbmyalkstritwqzr">
+      <w:hyperlink w:history="1" r:id="rIdvk6pwb9matve71rydjhmg">
         <w:r>
           <w:rPr>
             <w:rStyle w:val="Hyperlink"/>
@@ -3415,7 +3415,7 @@
       <w:r>
         <w:t xml:space="preserve"> — modifié — </w:t>
       </w:r>
-      <w:hyperlink w:history="1" r:id="rIdrlm7ykqy33noxtpn5vttv">
+      <w:hyperlink w:history="1" r:id="rId5cvrrlbmneangpvwlei_p">
         <w:r>
           <w:rPr>
             <w:rStyle w:val="Hyperlink"/>
@@ -3444,7 +3444,7 @@
       <w:r>
         <w:t xml:space="preserve"> — modifié — </w:t>
       </w:r>
-      <w:hyperlink w:history="1" r:id="rId-8tly73-d16qhfgec3tsx">
+      <w:hyperlink w:history="1" r:id="rIdzz502_3mv7-nywlacf59b">
         <w:r>
           <w:rPr>
             <w:rStyle w:val="Hyperlink"/>
@@ -3473,7 +3473,7 @@
       <w:r>
         <w:t xml:space="preserve"> — modifié — </w:t>
       </w:r>
-      <w:hyperlink w:history="1" r:id="rIdgcojvqeq-8mgwivycptfd">
+      <w:hyperlink w:history="1" r:id="rIdj5ntx0wu_rmmcmezhd4lh">
         <w:r>
           <w:rPr>
             <w:rStyle w:val="Hyperlink"/>
@@ -3502,7 +3502,7 @@
       <w:r>
         <w:t xml:space="preserve"> — modifié — </w:t>
       </w:r>
-      <w:hyperlink w:history="1" r:id="rId6ely1mlh2_0t4osqgj-zr">
+      <w:hyperlink w:history="1" r:id="rId9jyfyzs-gnar6yzasgkof">
         <w:r>
           <w:rPr>
             <w:rStyle w:val="Hyperlink"/>
@@ -3531,7 +3531,7 @@
       <w:r>
         <w:t xml:space="preserve"> — modifié — </w:t>
       </w:r>
-      <w:hyperlink w:history="1" r:id="rIdwcyfhifkm3ecgzfeaax6y">
+      <w:hyperlink w:history="1" r:id="rIdueydxftv0k9dlsbxxieb_">
         <w:r>
           <w:rPr>
             <w:rStyle w:val="Hyperlink"/>
@@ -3560,7 +3560,7 @@
       <w:r>
         <w:t xml:space="preserve"> — créé — </w:t>
       </w:r>
-      <w:hyperlink w:history="1" r:id="rIdzzcd74wsizxxbj6dvrbxj">
+      <w:hyperlink w:history="1" r:id="rIdhsna-ybtee3t-yebgtt8d">
         <w:r>
           <w:rPr>
             <w:rStyle w:val="Hyperlink"/>
@@ -3610,7 +3610,7 @@
       <w:r>
         <w:t xml:space="preserve"> — renommé — </w:t>
       </w:r>
-      <w:hyperlink w:history="1" r:id="rIdfaorjtuesmzdtosqqlhnh">
+      <w:hyperlink w:history="1" r:id="rIdiptoca_wmdtpkarszufur">
         <w:r>
           <w:rPr>
             <w:rStyle w:val="Hyperlink"/>
@@ -3639,7 +3639,7 @@
       <w:r>
         <w:t xml:space="preserve"> — renommé — </w:t>
       </w:r>
-      <w:hyperlink w:history="1" r:id="rIdfbxd_y4jz9cw8d50n39h_">
+      <w:hyperlink w:history="1" r:id="rIdoccuc7fp4ubwppbs715qs">
         <w:r>
           <w:rPr>
             <w:rStyle w:val="Hyperlink"/>
@@ -3668,7 +3668,7 @@
       <w:r>
         <w:t xml:space="preserve"> — créé — </w:t>
       </w:r>
-      <w:hyperlink w:history="1" r:id="rId9x_ebp2bz3qyb0ia3vg5w">
+      <w:hyperlink w:history="1" r:id="rIdlbncyy0vumocmgo0kmeb0">
         <w:r>
           <w:rPr>
             <w:rStyle w:val="Hyperlink"/>
@@ -3697,7 +3697,7 @@
       <w:r>
         <w:t xml:space="preserve"> — renommé — </w:t>
       </w:r>
-      <w:hyperlink w:history="1" r:id="rIdfiepqmawb7khaz9f6v-c0">
+      <w:hyperlink w:history="1" r:id="rIdltdng_w1obw2nx4g94ms-">
         <w:r>
           <w:rPr>
             <w:rStyle w:val="Hyperlink"/>
@@ -3726,7 +3726,7 @@
       <w:r>
         <w:t xml:space="preserve"> — renommé — </w:t>
       </w:r>
-      <w:hyperlink w:history="1" r:id="rIdbca2wap5yylqmhn68m8bq">
+      <w:hyperlink w:history="1" r:id="rIdzkuyclrl-noq81ba7pcrt">
         <w:r>
           <w:rPr>
             <w:rStyle w:val="Hyperlink"/>
@@ -3755,7 +3755,7 @@
       <w:r>
         <w:t xml:space="preserve"> — renommé — </w:t>
       </w:r>
-      <w:hyperlink w:history="1" r:id="rIdteaxqhznvzcj30te_9zqw">
+      <w:hyperlink w:history="1" r:id="rId4begdgppcfsufxiawv7zv">
         <w:r>
           <w:rPr>
             <w:rStyle w:val="Hyperlink"/>
@@ -3784,7 +3784,7 @@
       <w:r>
         <w:t xml:space="preserve"> — créé — </w:t>
       </w:r>
-      <w:hyperlink w:history="1" r:id="rIdxrkw6lpcyc2lstl58sp31">
+      <w:hyperlink w:history="1" r:id="rId-4nlrie6fmgdax7c7nxpu">
         <w:r>
           <w:rPr>
             <w:rStyle w:val="Hyperlink"/>
@@ -3813,7 +3813,7 @@
       <w:r>
         <w:t xml:space="preserve"> — modifié — </w:t>
       </w:r>
-      <w:hyperlink w:history="1" r:id="rIdzllegwkb2gnhzvwbccfc3">
+      <w:hyperlink w:history="1" r:id="rIdoihz_gfmipxieep4duspz">
         <w:r>
           <w:rPr>
             <w:rStyle w:val="Hyperlink"/>
@@ -3850,7 +3850,7 @@
       <w:r>
         <w:t xml:space="preserve"> — modifié — </w:t>
       </w:r>
-      <w:hyperlink w:history="1" r:id="rId0bcqedt8fsqisiuylftaj">
+      <w:hyperlink w:history="1" r:id="rIdgkwk_n37vqavmm23tlcbd">
         <w:r>
           <w:rPr>
             <w:rStyle w:val="Hyperlink"/>
@@ -3879,7 +3879,7 @@
       <w:r>
         <w:t xml:space="preserve"> — modifié — </w:t>
       </w:r>
-      <w:hyperlink w:history="1" r:id="rIdy-vaocxqn5grskvmmx5v6">
+      <w:hyperlink w:history="1" r:id="rId1yqcp0louv46bajvrnoqh">
         <w:r>
           <w:rPr>
             <w:rStyle w:val="Hyperlink"/>
@@ -3908,7 +3908,7 @@
       <w:r>
         <w:t xml:space="preserve"> — modifié — </w:t>
       </w:r>
-      <w:hyperlink w:history="1" r:id="rIdnhejlx2xzikdl_7vtj5ti">
+      <w:hyperlink w:history="1" r:id="rIdebivzxwn3meqrcjxk9zdg">
         <w:r>
           <w:rPr>
             <w:rStyle w:val="Hyperlink"/>
@@ -3937,7 +3937,7 @@
       <w:r>
         <w:t xml:space="preserve"> — créé — </w:t>
       </w:r>
-      <w:hyperlink w:history="1" r:id="rId3kjviiyxonhewxz-asmzb">
+      <w:hyperlink w:history="1" r:id="rIddsz74ty7p6tm3qv7cpuee">
         <w:r>
           <w:rPr>
             <w:rStyle w:val="Hyperlink"/>
@@ -3966,7 +3966,7 @@
       <w:r>
         <w:t xml:space="preserve"> — modifié — </w:t>
       </w:r>
-      <w:hyperlink w:history="1" r:id="rIdmpw5th_ws8zoxibbe3i-l">
+      <w:hyperlink w:history="1" r:id="rIdcguly7dw1ii7hqxbpqt25">
         <w:r>
           <w:rPr>
             <w:rStyle w:val="Hyperlink"/>

--- a/docs/developpement/phases/word/PHASE_02_RETOUR_DE_DEMONSTRATION_ORGANISATION_EN_6_ENTREES_MAQUETTES.docx
+++ b/docs/developpement/phases/word/PHASE_02_RETOUR_DE_DEMONSTRATION_ORGANISATION_EN_6_ENTREES_MAQUETTES.docx
@@ -20,7 +20,7 @@
       <w:r>
         <w:t xml:space="preserve">FlaiX Expert · dossier de développement · généré le 2026-10-19 depuis le dépôt </w:t>
       </w:r>
-      <w:hyperlink w:history="1" r:id="rIdkbpd5vhqw_dnsgturqzpo">
+      <w:hyperlink w:history="1" r:id="rIdxcgkirwx_5s9ua4qyvuyq">
         <w:r>
           <w:rPr>
             <w:rStyle w:val="Hyperlink"/>
@@ -3267,7 +3267,7 @@
           <w:numId w:val="4"/>
         </w:numPr>
       </w:pPr>
-      <w:hyperlink w:history="1" r:id="rIdy8wjiq5w_dr8m6norgx6i">
+      <w:hyperlink w:history="1" r:id="rId2zpnsbsxo0fq_vvwixcoc">
         <w:r>
           <w:rPr>
             <w:rStyle w:val="Hyperlink"/>
@@ -3287,7 +3287,7 @@
           <w:numId w:val="4"/>
         </w:numPr>
       </w:pPr>
-      <w:hyperlink w:history="1" r:id="rIdqpa12n78jlwvzm1ivysa_">
+      <w:hyperlink w:history="1" r:id="rIdki20vohcio1-p-yhzqiq_">
         <w:r>
           <w:rPr>
             <w:rStyle w:val="Hyperlink"/>
@@ -3307,7 +3307,7 @@
           <w:numId w:val="4"/>
         </w:numPr>
       </w:pPr>
-      <w:hyperlink w:history="1" r:id="rIdyki_fumgkivbycieopyjq">
+      <w:hyperlink w:history="1" r:id="rId-azsdw-fjlbitbi1j1wt_">
         <w:r>
           <w:rPr>
             <w:rStyle w:val="Hyperlink"/>
@@ -3327,7 +3327,7 @@
           <w:numId w:val="4"/>
         </w:numPr>
       </w:pPr>
-      <w:hyperlink w:history="1" r:id="rId-ynpy2lzdt_yhsjry5xjo">
+      <w:hyperlink w:history="1" r:id="rIdns26djzb5rlacvjkteb3k">
         <w:r>
           <w:rPr>
             <w:rStyle w:val="Hyperlink"/>
@@ -3347,7 +3347,7 @@
           <w:numId w:val="4"/>
         </w:numPr>
       </w:pPr>
-      <w:hyperlink w:history="1" r:id="rIdko9-_6rbil3exktwdbyui">
+      <w:hyperlink w:history="1" r:id="rIdseraiapyuui-qvjnchcjp">
         <w:r>
           <w:rPr>
             <w:rStyle w:val="Hyperlink"/>
@@ -3367,7 +3367,7 @@
           <w:numId w:val="4"/>
         </w:numPr>
       </w:pPr>
-      <w:hyperlink w:history="1" r:id="rIdvk6pwb9matve71rydjhmg">
+      <w:hyperlink w:history="1" r:id="rId590ajdu0ckzlsu7hrhpjg">
         <w:r>
           <w:rPr>
             <w:rStyle w:val="Hyperlink"/>
@@ -3415,7 +3415,7 @@
       <w:r>
         <w:t xml:space="preserve"> — modifié — </w:t>
       </w:r>
-      <w:hyperlink w:history="1" r:id="rId5cvrrlbmneangpvwlei_p">
+      <w:hyperlink w:history="1" r:id="rIdkqfxtcykbtutjun7orbhr">
         <w:r>
           <w:rPr>
             <w:rStyle w:val="Hyperlink"/>
@@ -3444,7 +3444,7 @@
       <w:r>
         <w:t xml:space="preserve"> — modifié — </w:t>
       </w:r>
-      <w:hyperlink w:history="1" r:id="rIdzz502_3mv7-nywlacf59b">
+      <w:hyperlink w:history="1" r:id="rIdhhk4tn6yyidek0kzzcd66">
         <w:r>
           <w:rPr>
             <w:rStyle w:val="Hyperlink"/>
@@ -3473,7 +3473,7 @@
       <w:r>
         <w:t xml:space="preserve"> — modifié — </w:t>
       </w:r>
-      <w:hyperlink w:history="1" r:id="rIdj5ntx0wu_rmmcmezhd4lh">
+      <w:hyperlink w:history="1" r:id="rIdoihoqjo_l1tbmpayqgbew">
         <w:r>
           <w:rPr>
             <w:rStyle w:val="Hyperlink"/>
@@ -3502,7 +3502,7 @@
       <w:r>
         <w:t xml:space="preserve"> — modifié — </w:t>
       </w:r>
-      <w:hyperlink w:history="1" r:id="rId9jyfyzs-gnar6yzasgkof">
+      <w:hyperlink w:history="1" r:id="rIdjfvalgerkem4ttdpkk4ne">
         <w:r>
           <w:rPr>
             <w:rStyle w:val="Hyperlink"/>
@@ -3531,7 +3531,7 @@
       <w:r>
         <w:t xml:space="preserve"> — modifié — </w:t>
       </w:r>
-      <w:hyperlink w:history="1" r:id="rIdueydxftv0k9dlsbxxieb_">
+      <w:hyperlink w:history="1" r:id="rIdxa8ahn3mpfrbj7wzhmu8g">
         <w:r>
           <w:rPr>
             <w:rStyle w:val="Hyperlink"/>
@@ -3560,7 +3560,7 @@
       <w:r>
         <w:t xml:space="preserve"> — créé — </w:t>
       </w:r>
-      <w:hyperlink w:history="1" r:id="rIdhsna-ybtee3t-yebgtt8d">
+      <w:hyperlink w:history="1" r:id="rIduv0awsmpsyj0ul45c8q2s">
         <w:r>
           <w:rPr>
             <w:rStyle w:val="Hyperlink"/>
@@ -3610,7 +3610,7 @@
       <w:r>
         <w:t xml:space="preserve"> — renommé — </w:t>
       </w:r>
-      <w:hyperlink w:history="1" r:id="rIdiptoca_wmdtpkarszufur">
+      <w:hyperlink w:history="1" r:id="rIdlv1_bgk-ybtsnet2kj68n">
         <w:r>
           <w:rPr>
             <w:rStyle w:val="Hyperlink"/>
@@ -3639,7 +3639,7 @@
       <w:r>
         <w:t xml:space="preserve"> — renommé — </w:t>
       </w:r>
-      <w:hyperlink w:history="1" r:id="rIdoccuc7fp4ubwppbs715qs">
+      <w:hyperlink w:history="1" r:id="rIdx7wtzn8qzs20jwtc41gpa">
         <w:r>
           <w:rPr>
             <w:rStyle w:val="Hyperlink"/>
@@ -3668,7 +3668,7 @@
       <w:r>
         <w:t xml:space="preserve"> — créé — </w:t>
       </w:r>
-      <w:hyperlink w:history="1" r:id="rIdlbncyy0vumocmgo0kmeb0">
+      <w:hyperlink w:history="1" r:id="rIde5cipw3yizdax4qgrb0ay">
         <w:r>
           <w:rPr>
             <w:rStyle w:val="Hyperlink"/>
@@ -3697,7 +3697,7 @@
       <w:r>
         <w:t xml:space="preserve"> — renommé — </w:t>
       </w:r>
-      <w:hyperlink w:history="1" r:id="rIdltdng_w1obw2nx4g94ms-">
+      <w:hyperlink w:history="1" r:id="rIdkdi2kwqiobdlpbypeie1y">
         <w:r>
           <w:rPr>
             <w:rStyle w:val="Hyperlink"/>
@@ -3726,7 +3726,7 @@
       <w:r>
         <w:t xml:space="preserve"> — renommé — </w:t>
       </w:r>
-      <w:hyperlink w:history="1" r:id="rIdzkuyclrl-noq81ba7pcrt">
+      <w:hyperlink w:history="1" r:id="rIdqxhq4aujkkploqayog9pl">
         <w:r>
           <w:rPr>
             <w:rStyle w:val="Hyperlink"/>
@@ -3755,7 +3755,7 @@
       <w:r>
         <w:t xml:space="preserve"> — renommé — </w:t>
       </w:r>
-      <w:hyperlink w:history="1" r:id="rId4begdgppcfsufxiawv7zv">
+      <w:hyperlink w:history="1" r:id="rIdo9h78haicqc_eqj5by-dt">
         <w:r>
           <w:rPr>
             <w:rStyle w:val="Hyperlink"/>
@@ -3784,7 +3784,7 @@
       <w:r>
         <w:t xml:space="preserve"> — créé — </w:t>
       </w:r>
-      <w:hyperlink w:history="1" r:id="rId-4nlrie6fmgdax7c7nxpu">
+      <w:hyperlink w:history="1" r:id="rIddx6bngxow7griqqskuqtn">
         <w:r>
           <w:rPr>
             <w:rStyle w:val="Hyperlink"/>
@@ -3813,7 +3813,7 @@
       <w:r>
         <w:t xml:space="preserve"> — modifié — </w:t>
       </w:r>
-      <w:hyperlink w:history="1" r:id="rIdoihz_gfmipxieep4duspz">
+      <w:hyperlink w:history="1" r:id="rIdfcscegr7xycuxvb8oqolh">
         <w:r>
           <w:rPr>
             <w:rStyle w:val="Hyperlink"/>
@@ -3850,7 +3850,7 @@
       <w:r>
         <w:t xml:space="preserve"> — modifié — </w:t>
       </w:r>
-      <w:hyperlink w:history="1" r:id="rIdgkwk_n37vqavmm23tlcbd">
+      <w:hyperlink w:history="1" r:id="rIdpd8sgv2xyfduc_mti_vck">
         <w:r>
           <w:rPr>
             <w:rStyle w:val="Hyperlink"/>
@@ -3879,7 +3879,7 @@
       <w:r>
         <w:t xml:space="preserve"> — modifié — </w:t>
       </w:r>
-      <w:hyperlink w:history="1" r:id="rId1yqcp0louv46bajvrnoqh">
+      <w:hyperlink w:history="1" r:id="rIdtwbgiflwjkzqq3lyw69rr">
         <w:r>
           <w:rPr>
             <w:rStyle w:val="Hyperlink"/>
@@ -3908,7 +3908,7 @@
       <w:r>
         <w:t xml:space="preserve"> — modifié — </w:t>
       </w:r>
-      <w:hyperlink w:history="1" r:id="rIdebivzxwn3meqrcjxk9zdg">
+      <w:hyperlink w:history="1" r:id="rId4fadu7y_bk0jihm13x3jl">
         <w:r>
           <w:rPr>
             <w:rStyle w:val="Hyperlink"/>
@@ -3937,7 +3937,7 @@
       <w:r>
         <w:t xml:space="preserve"> — créé — </w:t>
       </w:r>
-      <w:hyperlink w:history="1" r:id="rIddsz74ty7p6tm3qv7cpuee">
+      <w:hyperlink w:history="1" r:id="rIdambj8e41bb03n-zbddt5n">
         <w:r>
           <w:rPr>
             <w:rStyle w:val="Hyperlink"/>
@@ -3966,7 +3966,7 @@
       <w:r>
         <w:t xml:space="preserve"> — modifié — </w:t>
       </w:r>
-      <w:hyperlink w:history="1" r:id="rIdcguly7dw1ii7hqxbpqt25">
+      <w:hyperlink w:history="1" r:id="rId1jf26nnvj4kxnhjaulthz">
         <w:r>
           <w:rPr>
             <w:rStyle w:val="Hyperlink"/>

--- a/docs/developpement/phases/word/PHASE_02_RETOUR_DE_DEMONSTRATION_ORGANISATION_EN_6_ENTREES_MAQUETTES.docx
+++ b/docs/developpement/phases/word/PHASE_02_RETOUR_DE_DEMONSTRATION_ORGANISATION_EN_6_ENTREES_MAQUETTES.docx
@@ -20,7 +20,7 @@
       <w:r>
         <w:t xml:space="preserve">FlaiX Expert · dossier de développement · généré le 2026-10-19 depuis le dépôt </w:t>
       </w:r>
-      <w:hyperlink w:history="1" r:id="rIdxcgkirwx_5s9ua4qyvuyq">
+      <w:hyperlink w:history="1" r:id="rIdllthmfgy1o7oihex1jfz6">
         <w:r>
           <w:rPr>
             <w:rStyle w:val="Hyperlink"/>
@@ -3267,7 +3267,7 @@
           <w:numId w:val="4"/>
         </w:numPr>
       </w:pPr>
-      <w:hyperlink w:history="1" r:id="rId2zpnsbsxo0fq_vvwixcoc">
+      <w:hyperlink w:history="1" r:id="rIdij0gciqpri5k47jloa7cx">
         <w:r>
           <w:rPr>
             <w:rStyle w:val="Hyperlink"/>
@@ -3287,7 +3287,7 @@
           <w:numId w:val="4"/>
         </w:numPr>
       </w:pPr>
-      <w:hyperlink w:history="1" r:id="rIdki20vohcio1-p-yhzqiq_">
+      <w:hyperlink w:history="1" r:id="rIdnalgttb2rudlqt76c_b9s">
         <w:r>
           <w:rPr>
             <w:rStyle w:val="Hyperlink"/>
@@ -3307,7 +3307,7 @@
           <w:numId w:val="4"/>
         </w:numPr>
       </w:pPr>
-      <w:hyperlink w:history="1" r:id="rId-azsdw-fjlbitbi1j1wt_">
+      <w:hyperlink w:history="1" r:id="rIdnz2pnlyxnndlp3tssv7ua">
         <w:r>
           <w:rPr>
             <w:rStyle w:val="Hyperlink"/>
@@ -3327,7 +3327,7 @@
           <w:numId w:val="4"/>
         </w:numPr>
       </w:pPr>
-      <w:hyperlink w:history="1" r:id="rIdns26djzb5rlacvjkteb3k">
+      <w:hyperlink w:history="1" r:id="rIdooqcygsso09xv_p-vfrdq">
         <w:r>
           <w:rPr>
             <w:rStyle w:val="Hyperlink"/>
@@ -3347,7 +3347,7 @@
           <w:numId w:val="4"/>
         </w:numPr>
       </w:pPr>
-      <w:hyperlink w:history="1" r:id="rIdseraiapyuui-qvjnchcjp">
+      <w:hyperlink w:history="1" r:id="rIdwyomykliykh7l1xhkj-wn">
         <w:r>
           <w:rPr>
             <w:rStyle w:val="Hyperlink"/>
@@ -3367,7 +3367,7 @@
           <w:numId w:val="4"/>
         </w:numPr>
       </w:pPr>
-      <w:hyperlink w:history="1" r:id="rId590ajdu0ckzlsu7hrhpjg">
+      <w:hyperlink w:history="1" r:id="rId9wukml8d2jpytydbbhe8u">
         <w:r>
           <w:rPr>
             <w:rStyle w:val="Hyperlink"/>
@@ -3415,7 +3415,7 @@
       <w:r>
         <w:t xml:space="preserve"> — modifié — </w:t>
       </w:r>
-      <w:hyperlink w:history="1" r:id="rIdkqfxtcykbtutjun7orbhr">
+      <w:hyperlink w:history="1" r:id="rIdojpklma2nice652vjd2hm">
         <w:r>
           <w:rPr>
             <w:rStyle w:val="Hyperlink"/>
@@ -3444,7 +3444,7 @@
       <w:r>
         <w:t xml:space="preserve"> — modifié — </w:t>
       </w:r>
-      <w:hyperlink w:history="1" r:id="rIdhhk4tn6yyidek0kzzcd66">
+      <w:hyperlink w:history="1" r:id="rIdl-__x8qhktddmz9kdu2ws">
         <w:r>
           <w:rPr>
             <w:rStyle w:val="Hyperlink"/>
@@ -3473,7 +3473,7 @@
       <w:r>
         <w:t xml:space="preserve"> — modifié — </w:t>
       </w:r>
-      <w:hyperlink w:history="1" r:id="rIdoihoqjo_l1tbmpayqgbew">
+      <w:hyperlink w:history="1" r:id="rIdlxutxuswhhjgckty0a5vo">
         <w:r>
           <w:rPr>
             <w:rStyle w:val="Hyperlink"/>
@@ -3502,7 +3502,7 @@
       <w:r>
         <w:t xml:space="preserve"> — modifié — </w:t>
       </w:r>
-      <w:hyperlink w:history="1" r:id="rIdjfvalgerkem4ttdpkk4ne">
+      <w:hyperlink w:history="1" r:id="rIdssnpsh6qwdqzndrc7nj1y">
         <w:r>
           <w:rPr>
             <w:rStyle w:val="Hyperlink"/>
@@ -3531,7 +3531,7 @@
       <w:r>
         <w:t xml:space="preserve"> — modifié — </w:t>
       </w:r>
-      <w:hyperlink w:history="1" r:id="rIdxa8ahn3mpfrbj7wzhmu8g">
+      <w:hyperlink w:history="1" r:id="rIddl13kf8fcz8fhujvmxhx8">
         <w:r>
           <w:rPr>
             <w:rStyle w:val="Hyperlink"/>
@@ -3560,7 +3560,7 @@
       <w:r>
         <w:t xml:space="preserve"> — créé — </w:t>
       </w:r>
-      <w:hyperlink w:history="1" r:id="rIduv0awsmpsyj0ul45c8q2s">
+      <w:hyperlink w:history="1" r:id="rIdg7xsm7voi7daa_gyygzoo">
         <w:r>
           <w:rPr>
             <w:rStyle w:val="Hyperlink"/>
@@ -3610,7 +3610,7 @@
       <w:r>
         <w:t xml:space="preserve"> — renommé — </w:t>
       </w:r>
-      <w:hyperlink w:history="1" r:id="rIdlv1_bgk-ybtsnet2kj68n">
+      <w:hyperlink w:history="1" r:id="rIddae5ndamfheyd-eifagpa">
         <w:r>
           <w:rPr>
             <w:rStyle w:val="Hyperlink"/>
@@ -3639,7 +3639,7 @@
       <w:r>
         <w:t xml:space="preserve"> — renommé — </w:t>
       </w:r>
-      <w:hyperlink w:history="1" r:id="rIdx7wtzn8qzs20jwtc41gpa">
+      <w:hyperlink w:history="1" r:id="rIdhsunc8ssruikssqfurhxd">
         <w:r>
           <w:rPr>
             <w:rStyle w:val="Hyperlink"/>
@@ -3668,7 +3668,7 @@
       <w:r>
         <w:t xml:space="preserve"> — créé — </w:t>
       </w:r>
-      <w:hyperlink w:history="1" r:id="rIde5cipw3yizdax4qgrb0ay">
+      <w:hyperlink w:history="1" r:id="rIdga1cch97dggytk6mzjnxs">
         <w:r>
           <w:rPr>
             <w:rStyle w:val="Hyperlink"/>
@@ -3697,7 +3697,7 @@
       <w:r>
         <w:t xml:space="preserve"> — renommé — </w:t>
       </w:r>
-      <w:hyperlink w:history="1" r:id="rIdkdi2kwqiobdlpbypeie1y">
+      <w:hyperlink w:history="1" r:id="rIdnekhvxbqpcpynxhlfxzaw">
         <w:r>
           <w:rPr>
             <w:rStyle w:val="Hyperlink"/>
@@ -3726,7 +3726,7 @@
       <w:r>
         <w:t xml:space="preserve"> — renommé — </w:t>
       </w:r>
-      <w:hyperlink w:history="1" r:id="rIdqxhq4aujkkploqayog9pl">
+      <w:hyperlink w:history="1" r:id="rId-prxqybanff2bhsny_n-3">
         <w:r>
           <w:rPr>
             <w:rStyle w:val="Hyperlink"/>
@@ -3755,7 +3755,7 @@
       <w:r>
         <w:t xml:space="preserve"> — renommé — </w:t>
       </w:r>
-      <w:hyperlink w:history="1" r:id="rIdo9h78haicqc_eqj5by-dt">
+      <w:hyperlink w:history="1" r:id="rIdozditqjmt2gtp9juknxmr">
         <w:r>
           <w:rPr>
             <w:rStyle w:val="Hyperlink"/>
@@ -3784,7 +3784,7 @@
       <w:r>
         <w:t xml:space="preserve"> — créé — </w:t>
       </w:r>
-      <w:hyperlink w:history="1" r:id="rIddx6bngxow7griqqskuqtn">
+      <w:hyperlink w:history="1" r:id="rIdzqpkz4tojb6x3sul0skzh">
         <w:r>
           <w:rPr>
             <w:rStyle w:val="Hyperlink"/>
@@ -3813,7 +3813,7 @@
       <w:r>
         <w:t xml:space="preserve"> — modifié — </w:t>
       </w:r>
-      <w:hyperlink w:history="1" r:id="rIdfcscegr7xycuxvb8oqolh">
+      <w:hyperlink w:history="1" r:id="rIdsm6d0mdfneu9jh5iuc7yi">
         <w:r>
           <w:rPr>
             <w:rStyle w:val="Hyperlink"/>
@@ -3850,7 +3850,7 @@
       <w:r>
         <w:t xml:space="preserve"> — modifié — </w:t>
       </w:r>
-      <w:hyperlink w:history="1" r:id="rIdpd8sgv2xyfduc_mti_vck">
+      <w:hyperlink w:history="1" r:id="rIdjxfz2tgirr9nad3voeqbx">
         <w:r>
           <w:rPr>
             <w:rStyle w:val="Hyperlink"/>
@@ -3879,7 +3879,7 @@
       <w:r>
         <w:t xml:space="preserve"> — modifié — </w:t>
       </w:r>
-      <w:hyperlink w:history="1" r:id="rIdtwbgiflwjkzqq3lyw69rr">
+      <w:hyperlink w:history="1" r:id="rIdttpgym0n0ef2-qzi5tvt_">
         <w:r>
           <w:rPr>
             <w:rStyle w:val="Hyperlink"/>
@@ -3908,7 +3908,7 @@
       <w:r>
         <w:t xml:space="preserve"> — modifié — </w:t>
       </w:r>
-      <w:hyperlink w:history="1" r:id="rId4fadu7y_bk0jihm13x3jl">
+      <w:hyperlink w:history="1" r:id="rIdu8djd6jwh897hma-emwo5">
         <w:r>
           <w:rPr>
             <w:rStyle w:val="Hyperlink"/>
@@ -3937,7 +3937,7 @@
       <w:r>
         <w:t xml:space="preserve"> — créé — </w:t>
       </w:r>
-      <w:hyperlink w:history="1" r:id="rIdambj8e41bb03n-zbddt5n">
+      <w:hyperlink w:history="1" r:id="rIdgv1v8nib_afrjlngodkhr">
         <w:r>
           <w:rPr>
             <w:rStyle w:val="Hyperlink"/>
@@ -3966,7 +3966,7 @@
       <w:r>
         <w:t xml:space="preserve"> — modifié — </w:t>
       </w:r>
-      <w:hyperlink w:history="1" r:id="rId1jf26nnvj4kxnhjaulthz">
+      <w:hyperlink w:history="1" r:id="rIdt8kew6a2ovn9un_ouzytn">
         <w:r>
           <w:rPr>
             <w:rStyle w:val="Hyperlink"/>

--- a/docs/developpement/phases/word/PHASE_02_RETOUR_DE_DEMONSTRATION_ORGANISATION_EN_6_ENTREES_MAQUETTES.docx
+++ b/docs/developpement/phases/word/PHASE_02_RETOUR_DE_DEMONSTRATION_ORGANISATION_EN_6_ENTREES_MAQUETTES.docx
@@ -20,7 +20,7 @@
       <w:r>
         <w:t xml:space="preserve">FlaiX Expert · dossier de développement · généré le 2026-10-19 depuis le dépôt </w:t>
       </w:r>
-      <w:hyperlink w:history="1" r:id="rIdllthmfgy1o7oihex1jfz6">
+      <w:hyperlink w:history="1" r:id="rIdgadtc8fr11blxvjhfkiop">
         <w:r>
           <w:rPr>
             <w:rStyle w:val="Hyperlink"/>
@@ -3267,7 +3267,7 @@
           <w:numId w:val="4"/>
         </w:numPr>
       </w:pPr>
-      <w:hyperlink w:history="1" r:id="rIdij0gciqpri5k47jloa7cx">
+      <w:hyperlink w:history="1" r:id="rIdtm5twdwvmfadf7bvqpo0j">
         <w:r>
           <w:rPr>
             <w:rStyle w:val="Hyperlink"/>
@@ -3287,7 +3287,7 @@
           <w:numId w:val="4"/>
         </w:numPr>
       </w:pPr>
-      <w:hyperlink w:history="1" r:id="rIdnalgttb2rudlqt76c_b9s">
+      <w:hyperlink w:history="1" r:id="rIdbaqo3orynpngilaqbjldz">
         <w:r>
           <w:rPr>
             <w:rStyle w:val="Hyperlink"/>
@@ -3307,7 +3307,7 @@
           <w:numId w:val="4"/>
         </w:numPr>
       </w:pPr>
-      <w:hyperlink w:history="1" r:id="rIdnz2pnlyxnndlp3tssv7ua">
+      <w:hyperlink w:history="1" r:id="rIdwf3hhbb7xwfgtosxi4uyk">
         <w:r>
           <w:rPr>
             <w:rStyle w:val="Hyperlink"/>
@@ -3327,7 +3327,7 @@
           <w:numId w:val="4"/>
         </w:numPr>
       </w:pPr>
-      <w:hyperlink w:history="1" r:id="rIdooqcygsso09xv_p-vfrdq">
+      <w:hyperlink w:history="1" r:id="rIdnfm1x1jpqdolv1nzergzb">
         <w:r>
           <w:rPr>
             <w:rStyle w:val="Hyperlink"/>
@@ -3347,7 +3347,7 @@
           <w:numId w:val="4"/>
         </w:numPr>
       </w:pPr>
-      <w:hyperlink w:history="1" r:id="rIdwyomykliykh7l1xhkj-wn">
+      <w:hyperlink w:history="1" r:id="rId6psqo8tg8axxitd7hnhru">
         <w:r>
           <w:rPr>
             <w:rStyle w:val="Hyperlink"/>
@@ -3367,7 +3367,7 @@
           <w:numId w:val="4"/>
         </w:numPr>
       </w:pPr>
-      <w:hyperlink w:history="1" r:id="rId9wukml8d2jpytydbbhe8u">
+      <w:hyperlink w:history="1" r:id="rIdbzm3rayt2q3ozmfqirwit">
         <w:r>
           <w:rPr>
             <w:rStyle w:val="Hyperlink"/>
@@ -3415,7 +3415,7 @@
       <w:r>
         <w:t xml:space="preserve"> — modifié — </w:t>
       </w:r>
-      <w:hyperlink w:history="1" r:id="rIdojpklma2nice652vjd2hm">
+      <w:hyperlink w:history="1" r:id="rIdx8btkgwfgcsy4ercehjxm">
         <w:r>
           <w:rPr>
             <w:rStyle w:val="Hyperlink"/>
@@ -3444,7 +3444,7 @@
       <w:r>
         <w:t xml:space="preserve"> — modifié — </w:t>
       </w:r>
-      <w:hyperlink w:history="1" r:id="rIdl-__x8qhktddmz9kdu2ws">
+      <w:hyperlink w:history="1" r:id="rIdtcqmjv_9dlb2xwfn1hjyw">
         <w:r>
           <w:rPr>
             <w:rStyle w:val="Hyperlink"/>
@@ -3473,7 +3473,7 @@
       <w:r>
         <w:t xml:space="preserve"> — modifié — </w:t>
       </w:r>
-      <w:hyperlink w:history="1" r:id="rIdlxutxuswhhjgckty0a5vo">
+      <w:hyperlink w:history="1" r:id="rIdyhykp4lzkbaosskeh6qho">
         <w:r>
           <w:rPr>
             <w:rStyle w:val="Hyperlink"/>
@@ -3502,7 +3502,7 @@
       <w:r>
         <w:t xml:space="preserve"> — modifié — </w:t>
       </w:r>
-      <w:hyperlink w:history="1" r:id="rIdssnpsh6qwdqzndrc7nj1y">
+      <w:hyperlink w:history="1" r:id="rIdqchfnutdf3r5pjku1wg9u">
         <w:r>
           <w:rPr>
             <w:rStyle w:val="Hyperlink"/>
@@ -3531,7 +3531,7 @@
       <w:r>
         <w:t xml:space="preserve"> — modifié — </w:t>
       </w:r>
-      <w:hyperlink w:history="1" r:id="rIddl13kf8fcz8fhujvmxhx8">
+      <w:hyperlink w:history="1" r:id="rIdhwziwrg1yxuymp3mixvll">
         <w:r>
           <w:rPr>
             <w:rStyle w:val="Hyperlink"/>
@@ -3560,7 +3560,7 @@
       <w:r>
         <w:t xml:space="preserve"> — créé — </w:t>
       </w:r>
-      <w:hyperlink w:history="1" r:id="rIdg7xsm7voi7daa_gyygzoo">
+      <w:hyperlink w:history="1" r:id="rIdk0jiwtbt4e8yj84dwkjfb">
         <w:r>
           <w:rPr>
             <w:rStyle w:val="Hyperlink"/>
@@ -3610,7 +3610,7 @@
       <w:r>
         <w:t xml:space="preserve"> — renommé — </w:t>
       </w:r>
-      <w:hyperlink w:history="1" r:id="rIddae5ndamfheyd-eifagpa">
+      <w:hyperlink w:history="1" r:id="rIdgn1kh7d6kfxlyva2-cqxm">
         <w:r>
           <w:rPr>
             <w:rStyle w:val="Hyperlink"/>
@@ -3639,7 +3639,7 @@
       <w:r>
         <w:t xml:space="preserve"> — renommé — </w:t>
       </w:r>
-      <w:hyperlink w:history="1" r:id="rIdhsunc8ssruikssqfurhxd">
+      <w:hyperlink w:history="1" r:id="rIdbg-hqs5duir4aga-vdysh">
         <w:r>
           <w:rPr>
             <w:rStyle w:val="Hyperlink"/>
@@ -3668,7 +3668,7 @@
       <w:r>
         <w:t xml:space="preserve"> — créé — </w:t>
       </w:r>
-      <w:hyperlink w:history="1" r:id="rIdga1cch97dggytk6mzjnxs">
+      <w:hyperlink w:history="1" r:id="rIdgxxw7c-obt_jd8ffcmark">
         <w:r>
           <w:rPr>
             <w:rStyle w:val="Hyperlink"/>
@@ -3697,7 +3697,7 @@
       <w:r>
         <w:t xml:space="preserve"> — renommé — </w:t>
       </w:r>
-      <w:hyperlink w:history="1" r:id="rIdnekhvxbqpcpynxhlfxzaw">
+      <w:hyperlink w:history="1" r:id="rIdq5vjcr2rr2t5xfp85pybn">
         <w:r>
           <w:rPr>
             <w:rStyle w:val="Hyperlink"/>
@@ -3726,7 +3726,7 @@
       <w:r>
         <w:t xml:space="preserve"> — renommé — </w:t>
       </w:r>
-      <w:hyperlink w:history="1" r:id="rId-prxqybanff2bhsny_n-3">
+      <w:hyperlink w:history="1" r:id="rIdaiqrl7uhmf_uyptsb4y9o">
         <w:r>
           <w:rPr>
             <w:rStyle w:val="Hyperlink"/>
@@ -3755,7 +3755,7 @@
       <w:r>
         <w:t xml:space="preserve"> — renommé — </w:t>
       </w:r>
-      <w:hyperlink w:history="1" r:id="rIdozditqjmt2gtp9juknxmr">
+      <w:hyperlink w:history="1" r:id="rIdd9qy23-n9ghzflqfu_oez">
         <w:r>
           <w:rPr>
             <w:rStyle w:val="Hyperlink"/>
@@ -3784,7 +3784,7 @@
       <w:r>
         <w:t xml:space="preserve"> — créé — </w:t>
       </w:r>
-      <w:hyperlink w:history="1" r:id="rIdzqpkz4tojb6x3sul0skzh">
+      <w:hyperlink w:history="1" r:id="rIdtagqgtnsurehqhh0hyyfm">
         <w:r>
           <w:rPr>
             <w:rStyle w:val="Hyperlink"/>
@@ -3813,7 +3813,7 @@
       <w:r>
         <w:t xml:space="preserve"> — modifié — </w:t>
       </w:r>
-      <w:hyperlink w:history="1" r:id="rIdsm6d0mdfneu9jh5iuc7yi">
+      <w:hyperlink w:history="1" r:id="rIdqsm7qmadpgdocdqq85arz">
         <w:r>
           <w:rPr>
             <w:rStyle w:val="Hyperlink"/>
@@ -3850,7 +3850,7 @@
       <w:r>
         <w:t xml:space="preserve"> — modifié — </w:t>
       </w:r>
-      <w:hyperlink w:history="1" r:id="rIdjxfz2tgirr9nad3voeqbx">
+      <w:hyperlink w:history="1" r:id="rIdxnli_3vxsg9jp-qffll-9">
         <w:r>
           <w:rPr>
             <w:rStyle w:val="Hyperlink"/>
@@ -3879,7 +3879,7 @@
       <w:r>
         <w:t xml:space="preserve"> — modifié — </w:t>
       </w:r>
-      <w:hyperlink w:history="1" r:id="rIdttpgym0n0ef2-qzi5tvt_">
+      <w:hyperlink w:history="1" r:id="rIdx7qkeuknaqzrk5oqqi-xw">
         <w:r>
           <w:rPr>
             <w:rStyle w:val="Hyperlink"/>
@@ -3908,7 +3908,7 @@
       <w:r>
         <w:t xml:space="preserve"> — modifié — </w:t>
       </w:r>
-      <w:hyperlink w:history="1" r:id="rIdu8djd6jwh897hma-emwo5">
+      <w:hyperlink w:history="1" r:id="rIdjiyynimahl56extxhbzep">
         <w:r>
           <w:rPr>
             <w:rStyle w:val="Hyperlink"/>
@@ -3937,7 +3937,7 @@
       <w:r>
         <w:t xml:space="preserve"> — créé — </w:t>
       </w:r>
-      <w:hyperlink w:history="1" r:id="rIdgv1v8nib_afrjlngodkhr">
+      <w:hyperlink w:history="1" r:id="rIdhifuva510hjussjv-ty-l">
         <w:r>
           <w:rPr>
             <w:rStyle w:val="Hyperlink"/>
@@ -3966,7 +3966,7 @@
       <w:r>
         <w:t xml:space="preserve"> — modifié — </w:t>
       </w:r>
-      <w:hyperlink w:history="1" r:id="rIdt8kew6a2ovn9un_ouzytn">
+      <w:hyperlink w:history="1" r:id="rIdulaul7fxfe-geunuxebcj">
         <w:r>
           <w:rPr>
             <w:rStyle w:val="Hyperlink"/>

--- a/docs/developpement/phases/word/PHASE_02_RETOUR_DE_DEMONSTRATION_ORGANISATION_EN_6_ENTREES_MAQUETTES.docx
+++ b/docs/developpement/phases/word/PHASE_02_RETOUR_DE_DEMONSTRATION_ORGANISATION_EN_6_ENTREES_MAQUETTES.docx
@@ -20,7 +20,7 @@
       <w:r>
         <w:t xml:space="preserve">FlaiX Expert · dossier de développement · généré le 2026-10-19 depuis le dépôt </w:t>
       </w:r>
-      <w:hyperlink w:history="1" r:id="rIdgadtc8fr11blxvjhfkiop">
+      <w:hyperlink w:history="1" r:id="rId_72xz7eaocif5a5gf-gze">
         <w:r>
           <w:rPr>
             <w:rStyle w:val="Hyperlink"/>
@@ -3267,7 +3267,7 @@
           <w:numId w:val="4"/>
         </w:numPr>
       </w:pPr>
-      <w:hyperlink w:history="1" r:id="rIdtm5twdwvmfadf7bvqpo0j">
+      <w:hyperlink w:history="1" r:id="rIdhwzgchtgjaavsaxbdza1q">
         <w:r>
           <w:rPr>
             <w:rStyle w:val="Hyperlink"/>
@@ -3287,7 +3287,7 @@
           <w:numId w:val="4"/>
         </w:numPr>
       </w:pPr>
-      <w:hyperlink w:history="1" r:id="rIdbaqo3orynpngilaqbjldz">
+      <w:hyperlink w:history="1" r:id="rIdtjwempf-z7slz5nsj9qah">
         <w:r>
           <w:rPr>
             <w:rStyle w:val="Hyperlink"/>
@@ -3307,7 +3307,7 @@
           <w:numId w:val="4"/>
         </w:numPr>
       </w:pPr>
-      <w:hyperlink w:history="1" r:id="rIdwf3hhbb7xwfgtosxi4uyk">
+      <w:hyperlink w:history="1" r:id="rIdywi5vvjk5jc0vbas0o7d8">
         <w:r>
           <w:rPr>
             <w:rStyle w:val="Hyperlink"/>
@@ -3327,7 +3327,7 @@
           <w:numId w:val="4"/>
         </w:numPr>
       </w:pPr>
-      <w:hyperlink w:history="1" r:id="rIdnfm1x1jpqdolv1nzergzb">
+      <w:hyperlink w:history="1" r:id="rIduxw_nutcradej491a24nk">
         <w:r>
           <w:rPr>
             <w:rStyle w:val="Hyperlink"/>
@@ -3347,7 +3347,7 @@
           <w:numId w:val="4"/>
         </w:numPr>
       </w:pPr>
-      <w:hyperlink w:history="1" r:id="rId6psqo8tg8axxitd7hnhru">
+      <w:hyperlink w:history="1" r:id="rIduvhc-vzfacto5uiof9d-r">
         <w:r>
           <w:rPr>
             <w:rStyle w:val="Hyperlink"/>
@@ -3367,7 +3367,7 @@
           <w:numId w:val="4"/>
         </w:numPr>
       </w:pPr>
-      <w:hyperlink w:history="1" r:id="rIdbzm3rayt2q3ozmfqirwit">
+      <w:hyperlink w:history="1" r:id="rIdwosr-foe7hidr-bxo67db">
         <w:r>
           <w:rPr>
             <w:rStyle w:val="Hyperlink"/>
@@ -3415,7 +3415,7 @@
       <w:r>
         <w:t xml:space="preserve"> — modifié — </w:t>
       </w:r>
-      <w:hyperlink w:history="1" r:id="rIdx8btkgwfgcsy4ercehjxm">
+      <w:hyperlink w:history="1" r:id="rIdgxlxrpnbqvrb08idiuscd">
         <w:r>
           <w:rPr>
             <w:rStyle w:val="Hyperlink"/>
@@ -3444,7 +3444,7 @@
       <w:r>
         <w:t xml:space="preserve"> — modifié — </w:t>
       </w:r>
-      <w:hyperlink w:history="1" r:id="rIdtcqmjv_9dlb2xwfn1hjyw">
+      <w:hyperlink w:history="1" r:id="rIdrdcu-mmjhqmuu7ddboa7a">
         <w:r>
           <w:rPr>
             <w:rStyle w:val="Hyperlink"/>
@@ -3473,7 +3473,7 @@
       <w:r>
         <w:t xml:space="preserve"> — modifié — </w:t>
       </w:r>
-      <w:hyperlink w:history="1" r:id="rIdyhykp4lzkbaosskeh6qho">
+      <w:hyperlink w:history="1" r:id="rIdba-svn3lwuvw-0cto6clh">
         <w:r>
           <w:rPr>
             <w:rStyle w:val="Hyperlink"/>
@@ -3502,7 +3502,7 @@
       <w:r>
         <w:t xml:space="preserve"> — modifié — </w:t>
       </w:r>
-      <w:hyperlink w:history="1" r:id="rIdqchfnutdf3r5pjku1wg9u">
+      <w:hyperlink w:history="1" r:id="rIdadr0pcnr5iixympz8usyk">
         <w:r>
           <w:rPr>
             <w:rStyle w:val="Hyperlink"/>
@@ -3531,7 +3531,7 @@
       <w:r>
         <w:t xml:space="preserve"> — modifié — </w:t>
       </w:r>
-      <w:hyperlink w:history="1" r:id="rIdhwziwrg1yxuymp3mixvll">
+      <w:hyperlink w:history="1" r:id="rIdokmdb5ee-5qh8s4o8id9c">
         <w:r>
           <w:rPr>
             <w:rStyle w:val="Hyperlink"/>
@@ -3560,7 +3560,7 @@
       <w:r>
         <w:t xml:space="preserve"> — créé — </w:t>
       </w:r>
-      <w:hyperlink w:history="1" r:id="rIdk0jiwtbt4e8yj84dwkjfb">
+      <w:hyperlink w:history="1" r:id="rId6myyhxoanmqiexq7asbvv">
         <w:r>
           <w:rPr>
             <w:rStyle w:val="Hyperlink"/>
@@ -3610,7 +3610,7 @@
       <w:r>
         <w:t xml:space="preserve"> — renommé — </w:t>
       </w:r>
-      <w:hyperlink w:history="1" r:id="rIdgn1kh7d6kfxlyva2-cqxm">
+      <w:hyperlink w:history="1" r:id="rIdhndv1gtcgiw_emjs1xe36">
         <w:r>
           <w:rPr>
             <w:rStyle w:val="Hyperlink"/>
@@ -3639,7 +3639,7 @@
       <w:r>
         <w:t xml:space="preserve"> — renommé — </w:t>
       </w:r>
-      <w:hyperlink w:history="1" r:id="rIdbg-hqs5duir4aga-vdysh">
+      <w:hyperlink w:history="1" r:id="rIds2mw_by1h4zkqg2y2jati">
         <w:r>
           <w:rPr>
             <w:rStyle w:val="Hyperlink"/>
@@ -3668,7 +3668,7 @@
       <w:r>
         <w:t xml:space="preserve"> — créé — </w:t>
       </w:r>
-      <w:hyperlink w:history="1" r:id="rIdgxxw7c-obt_jd8ffcmark">
+      <w:hyperlink w:history="1" r:id="rId63wu2zqpn5nne-6roaa4l">
         <w:r>
           <w:rPr>
             <w:rStyle w:val="Hyperlink"/>
@@ -3697,7 +3697,7 @@
       <w:r>
         <w:t xml:space="preserve"> — renommé — </w:t>
       </w:r>
-      <w:hyperlink w:history="1" r:id="rIdq5vjcr2rr2t5xfp85pybn">
+      <w:hyperlink w:history="1" r:id="rIdch2uf8hugv3gmi9xdkmrj">
         <w:r>
           <w:rPr>
             <w:rStyle w:val="Hyperlink"/>
@@ -3726,7 +3726,7 @@
       <w:r>
         <w:t xml:space="preserve"> — renommé — </w:t>
       </w:r>
-      <w:hyperlink w:history="1" r:id="rIdaiqrl7uhmf_uyptsb4y9o">
+      <w:hyperlink w:history="1" r:id="rId9caxj6tc5w6gc8lqnb5a0">
         <w:r>
           <w:rPr>
             <w:rStyle w:val="Hyperlink"/>
@@ -3755,7 +3755,7 @@
       <w:r>
         <w:t xml:space="preserve"> — renommé — </w:t>
       </w:r>
-      <w:hyperlink w:history="1" r:id="rIdd9qy23-n9ghzflqfu_oez">
+      <w:hyperlink w:history="1" r:id="rIdrmvbmbydk03hbt6emk-np">
         <w:r>
           <w:rPr>
             <w:rStyle w:val="Hyperlink"/>
@@ -3784,7 +3784,7 @@
       <w:r>
         <w:t xml:space="preserve"> — créé — </w:t>
       </w:r>
-      <w:hyperlink w:history="1" r:id="rIdtagqgtnsurehqhh0hyyfm">
+      <w:hyperlink w:history="1" r:id="rIdzay6g4zwnzbhkl1i2mndk">
         <w:r>
           <w:rPr>
             <w:rStyle w:val="Hyperlink"/>
@@ -3813,7 +3813,7 @@
       <w:r>
         <w:t xml:space="preserve"> — modifié — </w:t>
       </w:r>
-      <w:hyperlink w:history="1" r:id="rIdqsm7qmadpgdocdqq85arz">
+      <w:hyperlink w:history="1" r:id="rIdfw45k906mp6gtwhboi6gn">
         <w:r>
           <w:rPr>
             <w:rStyle w:val="Hyperlink"/>
@@ -3850,7 +3850,7 @@
       <w:r>
         <w:t xml:space="preserve"> — modifié — </w:t>
       </w:r>
-      <w:hyperlink w:history="1" r:id="rIdxnli_3vxsg9jp-qffll-9">
+      <w:hyperlink w:history="1" r:id="rIdz8xxlvwodkj_qbcr328ws">
         <w:r>
           <w:rPr>
             <w:rStyle w:val="Hyperlink"/>
@@ -3879,7 +3879,7 @@
       <w:r>
         <w:t xml:space="preserve"> — modifié — </w:t>
       </w:r>
-      <w:hyperlink w:history="1" r:id="rIdx7qkeuknaqzrk5oqqi-xw">
+      <w:hyperlink w:history="1" r:id="rId2rmugofi3ywgczdfdovki">
         <w:r>
           <w:rPr>
             <w:rStyle w:val="Hyperlink"/>
@@ -3908,7 +3908,7 @@
       <w:r>
         <w:t xml:space="preserve"> — modifié — </w:t>
       </w:r>
-      <w:hyperlink w:history="1" r:id="rIdjiyynimahl56extxhbzep">
+      <w:hyperlink w:history="1" r:id="rId-tzzg7cq-8e6damgolgta">
         <w:r>
           <w:rPr>
             <w:rStyle w:val="Hyperlink"/>
@@ -3937,7 +3937,7 @@
       <w:r>
         <w:t xml:space="preserve"> — créé — </w:t>
       </w:r>
-      <w:hyperlink w:history="1" r:id="rIdhifuva510hjussjv-ty-l">
+      <w:hyperlink w:history="1" r:id="rIdatlopaj5cpk6jspbtb1o0">
         <w:r>
           <w:rPr>
             <w:rStyle w:val="Hyperlink"/>
@@ -3966,7 +3966,7 @@
       <w:r>
         <w:t xml:space="preserve"> — modifié — </w:t>
       </w:r>
-      <w:hyperlink w:history="1" r:id="rIdulaul7fxfe-geunuxebcj">
+      <w:hyperlink w:history="1" r:id="rIdzkbojnyoml4nnbq4hlgd4">
         <w:r>
           <w:rPr>
             <w:rStyle w:val="Hyperlink"/>

--- a/docs/developpement/phases/word/PHASE_02_RETOUR_DE_DEMONSTRATION_ORGANISATION_EN_6_ENTREES_MAQUETTES.docx
+++ b/docs/developpement/phases/word/PHASE_02_RETOUR_DE_DEMONSTRATION_ORGANISATION_EN_6_ENTREES_MAQUETTES.docx
@@ -18,9 +18,9 @@
         <w:shd w:fill="F6F3FF" w:color="auto" w:val="clear"/>
       </w:pPr>
       <w:r>
-        <w:t xml:space="preserve">FlaiX Expert · dossier de développement · généré le 2026-10-19 depuis le dépôt </w:t>
-      </w:r>
-      <w:hyperlink w:history="1" r:id="rId_72xz7eaocif5a5gf-gze">
+        <w:t xml:space="preserve">FlaiX Expert · dossier de développement · généré le 2026-10-21 depuis le dépôt </w:t>
+      </w:r>
+      <w:hyperlink w:history="1" r:id="rIdgwkl5szzav91li9gdlfus">
         <w:r>
           <w:rPr>
             <w:rStyle w:val="Hyperlink"/>
@@ -3267,7 +3267,7 @@
           <w:numId w:val="4"/>
         </w:numPr>
       </w:pPr>
-      <w:hyperlink w:history="1" r:id="rIdhwzgchtgjaavsaxbdza1q">
+      <w:hyperlink w:history="1" r:id="rIdttu6ou7s4bbozia5lxc8w">
         <w:r>
           <w:rPr>
             <w:rStyle w:val="Hyperlink"/>
@@ -3287,7 +3287,7 @@
           <w:numId w:val="4"/>
         </w:numPr>
       </w:pPr>
-      <w:hyperlink w:history="1" r:id="rIdtjwempf-z7slz5nsj9qah">
+      <w:hyperlink w:history="1" r:id="rId1smtnf9linqc57dybuly7">
         <w:r>
           <w:rPr>
             <w:rStyle w:val="Hyperlink"/>
@@ -3307,7 +3307,7 @@
           <w:numId w:val="4"/>
         </w:numPr>
       </w:pPr>
-      <w:hyperlink w:history="1" r:id="rIdywi5vvjk5jc0vbas0o7d8">
+      <w:hyperlink w:history="1" r:id="rIdnzbpldh91zwbwpiw8-dbw">
         <w:r>
           <w:rPr>
             <w:rStyle w:val="Hyperlink"/>
@@ -3327,7 +3327,7 @@
           <w:numId w:val="4"/>
         </w:numPr>
       </w:pPr>
-      <w:hyperlink w:history="1" r:id="rIduxw_nutcradej491a24nk">
+      <w:hyperlink w:history="1" r:id="rIdyvwpwt8obf9gjbpkbz6jn">
         <w:r>
           <w:rPr>
             <w:rStyle w:val="Hyperlink"/>
@@ -3347,7 +3347,7 @@
           <w:numId w:val="4"/>
         </w:numPr>
       </w:pPr>
-      <w:hyperlink w:history="1" r:id="rIduvhc-vzfacto5uiof9d-r">
+      <w:hyperlink w:history="1" r:id="rIdqj-rdhcxkbz2u45of7gcf">
         <w:r>
           <w:rPr>
             <w:rStyle w:val="Hyperlink"/>
@@ -3367,7 +3367,7 @@
           <w:numId w:val="4"/>
         </w:numPr>
       </w:pPr>
-      <w:hyperlink w:history="1" r:id="rIdwosr-foe7hidr-bxo67db">
+      <w:hyperlink w:history="1" r:id="rIdu9xmf7vge3jtronmyjmb1">
         <w:r>
           <w:rPr>
             <w:rStyle w:val="Hyperlink"/>
@@ -3415,7 +3415,7 @@
       <w:r>
         <w:t xml:space="preserve"> — modifié — </w:t>
       </w:r>
-      <w:hyperlink w:history="1" r:id="rIdgxlxrpnbqvrb08idiuscd">
+      <w:hyperlink w:history="1" r:id="rIducndfyzzwv3ofv9ke65jx">
         <w:r>
           <w:rPr>
             <w:rStyle w:val="Hyperlink"/>
@@ -3444,7 +3444,7 @@
       <w:r>
         <w:t xml:space="preserve"> — modifié — </w:t>
       </w:r>
-      <w:hyperlink w:history="1" r:id="rIdrdcu-mmjhqmuu7ddboa7a">
+      <w:hyperlink w:history="1" r:id="rIdomdc5ytr69whqoeweorsz">
         <w:r>
           <w:rPr>
             <w:rStyle w:val="Hyperlink"/>
@@ -3473,7 +3473,7 @@
       <w:r>
         <w:t xml:space="preserve"> — modifié — </w:t>
       </w:r>
-      <w:hyperlink w:history="1" r:id="rIdba-svn3lwuvw-0cto6clh">
+      <w:hyperlink w:history="1" r:id="rIdcbjzuzltgnyeg5qzfxtbw">
         <w:r>
           <w:rPr>
             <w:rStyle w:val="Hyperlink"/>
@@ -3502,7 +3502,7 @@
       <w:r>
         <w:t xml:space="preserve"> — modifié — </w:t>
       </w:r>
-      <w:hyperlink w:history="1" r:id="rIdadr0pcnr5iixympz8usyk">
+      <w:hyperlink w:history="1" r:id="rIdn1wviifxuptwkjbapk0tr">
         <w:r>
           <w:rPr>
             <w:rStyle w:val="Hyperlink"/>
@@ -3531,7 +3531,7 @@
       <w:r>
         <w:t xml:space="preserve"> — modifié — </w:t>
       </w:r>
-      <w:hyperlink w:history="1" r:id="rIdokmdb5ee-5qh8s4o8id9c">
+      <w:hyperlink w:history="1" r:id="rIdly_7y_i6kslcivp5fqred">
         <w:r>
           <w:rPr>
             <w:rStyle w:val="Hyperlink"/>
@@ -3560,7 +3560,7 @@
       <w:r>
         <w:t xml:space="preserve"> — créé — </w:t>
       </w:r>
-      <w:hyperlink w:history="1" r:id="rId6myyhxoanmqiexq7asbvv">
+      <w:hyperlink w:history="1" r:id="rId1q6klgiwvn-hwfbxj5mmb">
         <w:r>
           <w:rPr>
             <w:rStyle w:val="Hyperlink"/>
@@ -3610,7 +3610,7 @@
       <w:r>
         <w:t xml:space="preserve"> — renommé — </w:t>
       </w:r>
-      <w:hyperlink w:history="1" r:id="rIdhndv1gtcgiw_emjs1xe36">
+      <w:hyperlink w:history="1" r:id="rIdunj4xsn4thimjck-hwpwh">
         <w:r>
           <w:rPr>
             <w:rStyle w:val="Hyperlink"/>
@@ -3639,7 +3639,7 @@
       <w:r>
         <w:t xml:space="preserve"> — renommé — </w:t>
       </w:r>
-      <w:hyperlink w:history="1" r:id="rIds2mw_by1h4zkqg2y2jati">
+      <w:hyperlink w:history="1" r:id="rIdzfbi7xamzdevbmzfnokmg">
         <w:r>
           <w:rPr>
             <w:rStyle w:val="Hyperlink"/>
@@ -3668,7 +3668,7 @@
       <w:r>
         <w:t xml:space="preserve"> — créé — </w:t>
       </w:r>
-      <w:hyperlink w:history="1" r:id="rId63wu2zqpn5nne-6roaa4l">
+      <w:hyperlink w:history="1" r:id="rIdxxzlzxz67avivb56mlbrd">
         <w:r>
           <w:rPr>
             <w:rStyle w:val="Hyperlink"/>
@@ -3697,7 +3697,7 @@
       <w:r>
         <w:t xml:space="preserve"> — renommé — </w:t>
       </w:r>
-      <w:hyperlink w:history="1" r:id="rIdch2uf8hugv3gmi9xdkmrj">
+      <w:hyperlink w:history="1" r:id="rIdgxmfazn9o7ryzwdymt8ak">
         <w:r>
           <w:rPr>
             <w:rStyle w:val="Hyperlink"/>
@@ -3726,7 +3726,7 @@
       <w:r>
         <w:t xml:space="preserve"> — renommé — </w:t>
       </w:r>
-      <w:hyperlink w:history="1" r:id="rId9caxj6tc5w6gc8lqnb5a0">
+      <w:hyperlink w:history="1" r:id="rIdauzgucsdfml48u6d7tjom">
         <w:r>
           <w:rPr>
             <w:rStyle w:val="Hyperlink"/>
@@ -3755,7 +3755,7 @@
       <w:r>
         <w:t xml:space="preserve"> — renommé — </w:t>
       </w:r>
-      <w:hyperlink w:history="1" r:id="rIdrmvbmbydk03hbt6emk-np">
+      <w:hyperlink w:history="1" r:id="rIdn0j8ibms0xmqooaqdwvko">
         <w:r>
           <w:rPr>
             <w:rStyle w:val="Hyperlink"/>
@@ -3784,7 +3784,7 @@
       <w:r>
         <w:t xml:space="preserve"> — créé — </w:t>
       </w:r>
-      <w:hyperlink w:history="1" r:id="rIdzay6g4zwnzbhkl1i2mndk">
+      <w:hyperlink w:history="1" r:id="rId-gmvm68rj7dghtphm-rge">
         <w:r>
           <w:rPr>
             <w:rStyle w:val="Hyperlink"/>
@@ -3813,7 +3813,7 @@
       <w:r>
         <w:t xml:space="preserve"> — modifié — </w:t>
       </w:r>
-      <w:hyperlink w:history="1" r:id="rIdfw45k906mp6gtwhboi6gn">
+      <w:hyperlink w:history="1" r:id="rIdk27t9_gf8nhlwxibx_uaa">
         <w:r>
           <w:rPr>
             <w:rStyle w:val="Hyperlink"/>
@@ -3850,7 +3850,7 @@
       <w:r>
         <w:t xml:space="preserve"> — modifié — </w:t>
       </w:r>
-      <w:hyperlink w:history="1" r:id="rIdz8xxlvwodkj_qbcr328ws">
+      <w:hyperlink w:history="1" r:id="rIdhc9b5rbiu1dwekgb6bpo8">
         <w:r>
           <w:rPr>
             <w:rStyle w:val="Hyperlink"/>
@@ -3879,7 +3879,7 @@
       <w:r>
         <w:t xml:space="preserve"> — modifié — </w:t>
       </w:r>
-      <w:hyperlink w:history="1" r:id="rId2rmugofi3ywgczdfdovki">
+      <w:hyperlink w:history="1" r:id="rIdssn55e-zcv9vbb3ten-2z">
         <w:r>
           <w:rPr>
             <w:rStyle w:val="Hyperlink"/>
@@ -3908,7 +3908,7 @@
       <w:r>
         <w:t xml:space="preserve"> — modifié — </w:t>
       </w:r>
-      <w:hyperlink w:history="1" r:id="rId-tzzg7cq-8e6damgolgta">
+      <w:hyperlink w:history="1" r:id="rId6mfrphq6wuk8kox6weoka">
         <w:r>
           <w:rPr>
             <w:rStyle w:val="Hyperlink"/>
@@ -3937,7 +3937,7 @@
       <w:r>
         <w:t xml:space="preserve"> — créé — </w:t>
       </w:r>
-      <w:hyperlink w:history="1" r:id="rIdatlopaj5cpk6jspbtb1o0">
+      <w:hyperlink w:history="1" r:id="rIdgm2q_wc0oz7f4ijdicdv5">
         <w:r>
           <w:rPr>
             <w:rStyle w:val="Hyperlink"/>
@@ -3966,7 +3966,7 @@
       <w:r>
         <w:t xml:space="preserve"> — modifié — </w:t>
       </w:r>
-      <w:hyperlink w:history="1" r:id="rIdzkbojnyoml4nnbq4hlgd4">
+      <w:hyperlink w:history="1" r:id="rIdny0loj8szeuqpvn5cznpf">
         <w:r>
           <w:rPr>
             <w:rStyle w:val="Hyperlink"/>

--- a/docs/developpement/phases/word/PHASE_02_RETOUR_DE_DEMONSTRATION_ORGANISATION_EN_6_ENTREES_MAQUETTES.docx
+++ b/docs/developpement/phases/word/PHASE_02_RETOUR_DE_DEMONSTRATION_ORGANISATION_EN_6_ENTREES_MAQUETTES.docx
@@ -20,7 +20,7 @@
       <w:r>
         <w:t xml:space="preserve">FlaiX Expert · dossier de développement · généré le 2026-10-21 depuis le dépôt </w:t>
       </w:r>
-      <w:hyperlink w:history="1" r:id="rIdgwkl5szzav91li9gdlfus">
+      <w:hyperlink w:history="1" r:id="rIdtdwj6q7_dbufn0vbgkrol">
         <w:r>
           <w:rPr>
             <w:rStyle w:val="Hyperlink"/>
@@ -3267,7 +3267,7 @@
           <w:numId w:val="4"/>
         </w:numPr>
       </w:pPr>
-      <w:hyperlink w:history="1" r:id="rIdttu6ou7s4bbozia5lxc8w">
+      <w:hyperlink w:history="1" r:id="rIdo5mal_isnqeuqqtyym5_0">
         <w:r>
           <w:rPr>
             <w:rStyle w:val="Hyperlink"/>
@@ -3287,7 +3287,7 @@
           <w:numId w:val="4"/>
         </w:numPr>
       </w:pPr>
-      <w:hyperlink w:history="1" r:id="rId1smtnf9linqc57dybuly7">
+      <w:hyperlink w:history="1" r:id="rIdd3z1recugw-ugq_nyzx4o">
         <w:r>
           <w:rPr>
             <w:rStyle w:val="Hyperlink"/>
@@ -3307,7 +3307,7 @@
           <w:numId w:val="4"/>
         </w:numPr>
       </w:pPr>
-      <w:hyperlink w:history="1" r:id="rIdnzbpldh91zwbwpiw8-dbw">
+      <w:hyperlink w:history="1" r:id="rIds4ike6pqxfeafz8acewrc">
         <w:r>
           <w:rPr>
             <w:rStyle w:val="Hyperlink"/>
@@ -3327,7 +3327,7 @@
           <w:numId w:val="4"/>
         </w:numPr>
       </w:pPr>
-      <w:hyperlink w:history="1" r:id="rIdyvwpwt8obf9gjbpkbz6jn">
+      <w:hyperlink w:history="1" r:id="rIdfov4qmap3bz8h7otgc6fe">
         <w:r>
           <w:rPr>
             <w:rStyle w:val="Hyperlink"/>
@@ -3347,7 +3347,7 @@
           <w:numId w:val="4"/>
         </w:numPr>
       </w:pPr>
-      <w:hyperlink w:history="1" r:id="rIdqj-rdhcxkbz2u45of7gcf">
+      <w:hyperlink w:history="1" r:id="rIdfa3y_-paqpaamhr1oj2sm">
         <w:r>
           <w:rPr>
             <w:rStyle w:val="Hyperlink"/>
@@ -3367,7 +3367,7 @@
           <w:numId w:val="4"/>
         </w:numPr>
       </w:pPr>
-      <w:hyperlink w:history="1" r:id="rIdu9xmf7vge3jtronmyjmb1">
+      <w:hyperlink w:history="1" r:id="rIdhze0pbqrncv_ynedqc7sj">
         <w:r>
           <w:rPr>
             <w:rStyle w:val="Hyperlink"/>
@@ -3415,7 +3415,7 @@
       <w:r>
         <w:t xml:space="preserve"> — modifié — </w:t>
       </w:r>
-      <w:hyperlink w:history="1" r:id="rIducndfyzzwv3ofv9ke65jx">
+      <w:hyperlink w:history="1" r:id="rIdmqwttdsyvrwthokbliz7h">
         <w:r>
           <w:rPr>
             <w:rStyle w:val="Hyperlink"/>
@@ -3444,7 +3444,7 @@
       <w:r>
         <w:t xml:space="preserve"> — modifié — </w:t>
       </w:r>
-      <w:hyperlink w:history="1" r:id="rIdomdc5ytr69whqoeweorsz">
+      <w:hyperlink w:history="1" r:id="rIdty4xmbofqbdntgzkij5zt">
         <w:r>
           <w:rPr>
             <w:rStyle w:val="Hyperlink"/>
@@ -3473,7 +3473,7 @@
       <w:r>
         <w:t xml:space="preserve"> — modifié — </w:t>
       </w:r>
-      <w:hyperlink w:history="1" r:id="rIdcbjzuzltgnyeg5qzfxtbw">
+      <w:hyperlink w:history="1" r:id="rIdlmuk-k7si_lagacvgerus">
         <w:r>
           <w:rPr>
             <w:rStyle w:val="Hyperlink"/>
@@ -3502,7 +3502,7 @@
       <w:r>
         <w:t xml:space="preserve"> — modifié — </w:t>
       </w:r>
-      <w:hyperlink w:history="1" r:id="rIdn1wviifxuptwkjbapk0tr">
+      <w:hyperlink w:history="1" r:id="rId1rokjoplxy-zjcqwrdvv6">
         <w:r>
           <w:rPr>
             <w:rStyle w:val="Hyperlink"/>
@@ -3531,7 +3531,7 @@
       <w:r>
         <w:t xml:space="preserve"> — modifié — </w:t>
       </w:r>
-      <w:hyperlink w:history="1" r:id="rIdly_7y_i6kslcivp5fqred">
+      <w:hyperlink w:history="1" r:id="rIdbsmbbm59ub5uvq4yvxllt">
         <w:r>
           <w:rPr>
             <w:rStyle w:val="Hyperlink"/>
@@ -3560,7 +3560,7 @@
       <w:r>
         <w:t xml:space="preserve"> — créé — </w:t>
       </w:r>
-      <w:hyperlink w:history="1" r:id="rId1q6klgiwvn-hwfbxj5mmb">
+      <w:hyperlink w:history="1" r:id="rId358xb_aleemfvobyrmadi">
         <w:r>
           <w:rPr>
             <w:rStyle w:val="Hyperlink"/>
@@ -3610,7 +3610,7 @@
       <w:r>
         <w:t xml:space="preserve"> — renommé — </w:t>
       </w:r>
-      <w:hyperlink w:history="1" r:id="rIdunj4xsn4thimjck-hwpwh">
+      <w:hyperlink w:history="1" r:id="rIdkyug8zxbsryarnzkudmra">
         <w:r>
           <w:rPr>
             <w:rStyle w:val="Hyperlink"/>
@@ -3639,7 +3639,7 @@
       <w:r>
         <w:t xml:space="preserve"> — renommé — </w:t>
       </w:r>
-      <w:hyperlink w:history="1" r:id="rIdzfbi7xamzdevbmzfnokmg">
+      <w:hyperlink w:history="1" r:id="rIdukqir8rc0wkllshec0f_1">
         <w:r>
           <w:rPr>
             <w:rStyle w:val="Hyperlink"/>
@@ -3668,7 +3668,7 @@
       <w:r>
         <w:t xml:space="preserve"> — créé — </w:t>
       </w:r>
-      <w:hyperlink w:history="1" r:id="rIdxxzlzxz67avivb56mlbrd">
+      <w:hyperlink w:history="1" r:id="rIdipsf4o5frlc922vbc58lv">
         <w:r>
           <w:rPr>
             <w:rStyle w:val="Hyperlink"/>
@@ -3697,7 +3697,7 @@
       <w:r>
         <w:t xml:space="preserve"> — renommé — </w:t>
       </w:r>
-      <w:hyperlink w:history="1" r:id="rIdgxmfazn9o7ryzwdymt8ak">
+      <w:hyperlink w:history="1" r:id="rIdkt-kmsvvq-futp8kvirjs">
         <w:r>
           <w:rPr>
             <w:rStyle w:val="Hyperlink"/>
@@ -3726,7 +3726,7 @@
       <w:r>
         <w:t xml:space="preserve"> — renommé — </w:t>
       </w:r>
-      <w:hyperlink w:history="1" r:id="rIdauzgucsdfml48u6d7tjom">
+      <w:hyperlink w:history="1" r:id="rIdxsjtj5a3dlvk5qvwzcbmm">
         <w:r>
           <w:rPr>
             <w:rStyle w:val="Hyperlink"/>
@@ -3755,7 +3755,7 @@
       <w:r>
         <w:t xml:space="preserve"> — renommé — </w:t>
       </w:r>
-      <w:hyperlink w:history="1" r:id="rIdn0j8ibms0xmqooaqdwvko">
+      <w:hyperlink w:history="1" r:id="rId_nujn7oocsehr8--pxurw">
         <w:r>
           <w:rPr>
             <w:rStyle w:val="Hyperlink"/>
@@ -3784,7 +3784,7 @@
       <w:r>
         <w:t xml:space="preserve"> — créé — </w:t>
       </w:r>
-      <w:hyperlink w:history="1" r:id="rId-gmvm68rj7dghtphm-rge">
+      <w:hyperlink w:history="1" r:id="rIdrhx9l8cbxgxycuxupn2ur">
         <w:r>
           <w:rPr>
             <w:rStyle w:val="Hyperlink"/>
@@ -3813,7 +3813,7 @@
       <w:r>
         <w:t xml:space="preserve"> — modifié — </w:t>
       </w:r>
-      <w:hyperlink w:history="1" r:id="rIdk27t9_gf8nhlwxibx_uaa">
+      <w:hyperlink w:history="1" r:id="rIdm-hhslp_npmy4bv3lpylj">
         <w:r>
           <w:rPr>
             <w:rStyle w:val="Hyperlink"/>
@@ -3850,7 +3850,7 @@
       <w:r>
         <w:t xml:space="preserve"> — modifié — </w:t>
       </w:r>
-      <w:hyperlink w:history="1" r:id="rIdhc9b5rbiu1dwekgb6bpo8">
+      <w:hyperlink w:history="1" r:id="rIdqttuvmyk04w6oimcuqyfn">
         <w:r>
           <w:rPr>
             <w:rStyle w:val="Hyperlink"/>
@@ -3879,7 +3879,7 @@
       <w:r>
         <w:t xml:space="preserve"> — modifié — </w:t>
       </w:r>
-      <w:hyperlink w:history="1" r:id="rIdssn55e-zcv9vbb3ten-2z">
+      <w:hyperlink w:history="1" r:id="rIdq_vslek0dxdlta4esigrc">
         <w:r>
           <w:rPr>
             <w:rStyle w:val="Hyperlink"/>
@@ -3908,7 +3908,7 @@
       <w:r>
         <w:t xml:space="preserve"> — modifié — </w:t>
       </w:r>
-      <w:hyperlink w:history="1" r:id="rId6mfrphq6wuk8kox6weoka">
+      <w:hyperlink w:history="1" r:id="rIdni-dvf5pduyvkb6if_pxv">
         <w:r>
           <w:rPr>
             <w:rStyle w:val="Hyperlink"/>
@@ -3937,7 +3937,7 @@
       <w:r>
         <w:t xml:space="preserve"> — créé — </w:t>
       </w:r>
-      <w:hyperlink w:history="1" r:id="rIdgm2q_wc0oz7f4ijdicdv5">
+      <w:hyperlink w:history="1" r:id="rIdeunzwnkxpixuwcqzav4uu">
         <w:r>
           <w:rPr>
             <w:rStyle w:val="Hyperlink"/>
@@ -3966,7 +3966,7 @@
       <w:r>
         <w:t xml:space="preserve"> — modifié — </w:t>
       </w:r>
-      <w:hyperlink w:history="1" r:id="rIdny0loj8szeuqpvn5cznpf">
+      <w:hyperlink w:history="1" r:id="rId0eiconqa1twgtvqfzepiu">
         <w:r>
           <w:rPr>
             <w:rStyle w:val="Hyperlink"/>

--- a/docs/developpement/phases/word/PHASE_02_RETOUR_DE_DEMONSTRATION_ORGANISATION_EN_6_ENTREES_MAQUETTES.docx
+++ b/docs/developpement/phases/word/PHASE_02_RETOUR_DE_DEMONSTRATION_ORGANISATION_EN_6_ENTREES_MAQUETTES.docx
@@ -18,9 +18,9 @@
         <w:shd w:fill="F6F3FF" w:color="auto" w:val="clear"/>
       </w:pPr>
       <w:r>
-        <w:t xml:space="preserve">FlaiX Expert · dossier de développement · généré le 2026-10-21 depuis le dépôt </w:t>
-      </w:r>
-      <w:hyperlink w:history="1" r:id="rIdtdwj6q7_dbufn0vbgkrol">
+        <w:t xml:space="preserve">FlaiX Expert · dossier de développement · généré le 2026-10-23 depuis le dépôt </w:t>
+      </w:r>
+      <w:hyperlink w:history="1" r:id="rIdk1nk4lyqrqq4bycicap5r">
         <w:r>
           <w:rPr>
             <w:rStyle w:val="Hyperlink"/>
@@ -3267,7 +3267,7 @@
           <w:numId w:val="4"/>
         </w:numPr>
       </w:pPr>
-      <w:hyperlink w:history="1" r:id="rIdo5mal_isnqeuqqtyym5_0">
+      <w:hyperlink w:history="1" r:id="rIddv_vdk5hy7rmm0pr7dxgo">
         <w:r>
           <w:rPr>
             <w:rStyle w:val="Hyperlink"/>
@@ -3287,7 +3287,7 @@
           <w:numId w:val="4"/>
         </w:numPr>
       </w:pPr>
-      <w:hyperlink w:history="1" r:id="rIdd3z1recugw-ugq_nyzx4o">
+      <w:hyperlink w:history="1" r:id="rIdfoparihrj50wo0hg6uqkm">
         <w:r>
           <w:rPr>
             <w:rStyle w:val="Hyperlink"/>
@@ -3307,7 +3307,7 @@
           <w:numId w:val="4"/>
         </w:numPr>
       </w:pPr>
-      <w:hyperlink w:history="1" r:id="rIds4ike6pqxfeafz8acewrc">
+      <w:hyperlink w:history="1" r:id="rIdhbert3l8qanzhd6a2fcjr">
         <w:r>
           <w:rPr>
             <w:rStyle w:val="Hyperlink"/>
@@ -3327,7 +3327,7 @@
           <w:numId w:val="4"/>
         </w:numPr>
       </w:pPr>
-      <w:hyperlink w:history="1" r:id="rIdfov4qmap3bz8h7otgc6fe">
+      <w:hyperlink w:history="1" r:id="rIddeythzvao6vdxcfpszk-g">
         <w:r>
           <w:rPr>
             <w:rStyle w:val="Hyperlink"/>
@@ -3347,7 +3347,7 @@
           <w:numId w:val="4"/>
         </w:numPr>
       </w:pPr>
-      <w:hyperlink w:history="1" r:id="rIdfa3y_-paqpaamhr1oj2sm">
+      <w:hyperlink w:history="1" r:id="rIdqdcq_fx8kdbsyjobjymyj">
         <w:r>
           <w:rPr>
             <w:rStyle w:val="Hyperlink"/>
@@ -3367,7 +3367,7 @@
           <w:numId w:val="4"/>
         </w:numPr>
       </w:pPr>
-      <w:hyperlink w:history="1" r:id="rIdhze0pbqrncv_ynedqc7sj">
+      <w:hyperlink w:history="1" r:id="rIdl_apibe6qdvwp1fbrycxb">
         <w:r>
           <w:rPr>
             <w:rStyle w:val="Hyperlink"/>
@@ -3415,7 +3415,7 @@
       <w:r>
         <w:t xml:space="preserve"> — modifié — </w:t>
       </w:r>
-      <w:hyperlink w:history="1" r:id="rIdmqwttdsyvrwthokbliz7h">
+      <w:hyperlink w:history="1" r:id="rIdk5s5td6phim9z9brjzeli">
         <w:r>
           <w:rPr>
             <w:rStyle w:val="Hyperlink"/>
@@ -3444,7 +3444,7 @@
       <w:r>
         <w:t xml:space="preserve"> — modifié — </w:t>
       </w:r>
-      <w:hyperlink w:history="1" r:id="rIdty4xmbofqbdntgzkij5zt">
+      <w:hyperlink w:history="1" r:id="rIdsaiwcm4wzh5ahwqnoomz6">
         <w:r>
           <w:rPr>
             <w:rStyle w:val="Hyperlink"/>
@@ -3473,7 +3473,7 @@
       <w:r>
         <w:t xml:space="preserve"> — modifié — </w:t>
       </w:r>
-      <w:hyperlink w:history="1" r:id="rIdlmuk-k7si_lagacvgerus">
+      <w:hyperlink w:history="1" r:id="rId6rczrodx9t15pqilv6ccf">
         <w:r>
           <w:rPr>
             <w:rStyle w:val="Hyperlink"/>
@@ -3502,7 +3502,7 @@
       <w:r>
         <w:t xml:space="preserve"> — modifié — </w:t>
       </w:r>
-      <w:hyperlink w:history="1" r:id="rId1rokjoplxy-zjcqwrdvv6">
+      <w:hyperlink w:history="1" r:id="rIdh-huhi8cjxdyb52wuckho">
         <w:r>
           <w:rPr>
             <w:rStyle w:val="Hyperlink"/>
@@ -3531,7 +3531,7 @@
       <w:r>
         <w:t xml:space="preserve"> — modifié — </w:t>
       </w:r>
-      <w:hyperlink w:history="1" r:id="rIdbsmbbm59ub5uvq4yvxllt">
+      <w:hyperlink w:history="1" r:id="rIdvrfe5ccez1lkn8prqcnxe">
         <w:r>
           <w:rPr>
             <w:rStyle w:val="Hyperlink"/>
@@ -3560,7 +3560,7 @@
       <w:r>
         <w:t xml:space="preserve"> — créé — </w:t>
       </w:r>
-      <w:hyperlink w:history="1" r:id="rId358xb_aleemfvobyrmadi">
+      <w:hyperlink w:history="1" r:id="rIdxy5euax0hrrd273l8kzhq">
         <w:r>
           <w:rPr>
             <w:rStyle w:val="Hyperlink"/>
@@ -3610,7 +3610,7 @@
       <w:r>
         <w:t xml:space="preserve"> — renommé — </w:t>
       </w:r>
-      <w:hyperlink w:history="1" r:id="rIdkyug8zxbsryarnzkudmra">
+      <w:hyperlink w:history="1" r:id="rId-0dpaffybtv0uf8txn48e">
         <w:r>
           <w:rPr>
             <w:rStyle w:val="Hyperlink"/>
@@ -3639,7 +3639,7 @@
       <w:r>
         <w:t xml:space="preserve"> — renommé — </w:t>
       </w:r>
-      <w:hyperlink w:history="1" r:id="rIdukqir8rc0wkllshec0f_1">
+      <w:hyperlink w:history="1" r:id="rIdfuim1cy_cwax_stz9gmdk">
         <w:r>
           <w:rPr>
             <w:rStyle w:val="Hyperlink"/>
@@ -3668,7 +3668,7 @@
       <w:r>
         <w:t xml:space="preserve"> — créé — </w:t>
       </w:r>
-      <w:hyperlink w:history="1" r:id="rIdipsf4o5frlc922vbc58lv">
+      <w:hyperlink w:history="1" r:id="rIdgooavl4dwhtsd2willyrs">
         <w:r>
           <w:rPr>
             <w:rStyle w:val="Hyperlink"/>
@@ -3697,7 +3697,7 @@
       <w:r>
         <w:t xml:space="preserve"> — renommé — </w:t>
       </w:r>
-      <w:hyperlink w:history="1" r:id="rIdkt-kmsvvq-futp8kvirjs">
+      <w:hyperlink w:history="1" r:id="rIdp-tj2gvhvjxitbmeazu1o">
         <w:r>
           <w:rPr>
             <w:rStyle w:val="Hyperlink"/>
@@ -3726,7 +3726,7 @@
       <w:r>
         <w:t xml:space="preserve"> — renommé — </w:t>
       </w:r>
-      <w:hyperlink w:history="1" r:id="rIdxsjtj5a3dlvk5qvwzcbmm">
+      <w:hyperlink w:history="1" r:id="rIdu46s83hats-i5kgvh2kbb">
         <w:r>
           <w:rPr>
             <w:rStyle w:val="Hyperlink"/>
@@ -3755,7 +3755,7 @@
       <w:r>
         <w:t xml:space="preserve"> — renommé — </w:t>
       </w:r>
-      <w:hyperlink w:history="1" r:id="rId_nujn7oocsehr8--pxurw">
+      <w:hyperlink w:history="1" r:id="rId3rf_5j_q2gp75jgfljrit">
         <w:r>
           <w:rPr>
             <w:rStyle w:val="Hyperlink"/>
@@ -3784,7 +3784,7 @@
       <w:r>
         <w:t xml:space="preserve"> — créé — </w:t>
       </w:r>
-      <w:hyperlink w:history="1" r:id="rIdrhx9l8cbxgxycuxupn2ur">
+      <w:hyperlink w:history="1" r:id="rId_fgjkykz8uddupt239wfx">
         <w:r>
           <w:rPr>
             <w:rStyle w:val="Hyperlink"/>
@@ -3813,7 +3813,7 @@
       <w:r>
         <w:t xml:space="preserve"> — modifié — </w:t>
       </w:r>
-      <w:hyperlink w:history="1" r:id="rIdm-hhslp_npmy4bv3lpylj">
+      <w:hyperlink w:history="1" r:id="rIds2oeiwiyhebwv-wk5qfua">
         <w:r>
           <w:rPr>
             <w:rStyle w:val="Hyperlink"/>
@@ -3850,7 +3850,7 @@
       <w:r>
         <w:t xml:space="preserve"> — modifié — </w:t>
       </w:r>
-      <w:hyperlink w:history="1" r:id="rIdqttuvmyk04w6oimcuqyfn">
+      <w:hyperlink w:history="1" r:id="rIdba_bwtny7xo3dkifsnh7e">
         <w:r>
           <w:rPr>
             <w:rStyle w:val="Hyperlink"/>
@@ -3879,7 +3879,7 @@
       <w:r>
         <w:t xml:space="preserve"> — modifié — </w:t>
       </w:r>
-      <w:hyperlink w:history="1" r:id="rIdq_vslek0dxdlta4esigrc">
+      <w:hyperlink w:history="1" r:id="rIdhkyxucfylbuviirqjpjrq">
         <w:r>
           <w:rPr>
             <w:rStyle w:val="Hyperlink"/>
@@ -3908,7 +3908,7 @@
       <w:r>
         <w:t xml:space="preserve"> — modifié — </w:t>
       </w:r>
-      <w:hyperlink w:history="1" r:id="rIdni-dvf5pduyvkb6if_pxv">
+      <w:hyperlink w:history="1" r:id="rIdga02d2vjin8e6pms4fskx">
         <w:r>
           <w:rPr>
             <w:rStyle w:val="Hyperlink"/>
@@ -3937,7 +3937,7 @@
       <w:r>
         <w:t xml:space="preserve"> — créé — </w:t>
       </w:r>
-      <w:hyperlink w:history="1" r:id="rIdeunzwnkxpixuwcqzav4uu">
+      <w:hyperlink w:history="1" r:id="rId1btehfhtfswn3eealt7h5">
         <w:r>
           <w:rPr>
             <w:rStyle w:val="Hyperlink"/>
@@ -3966,7 +3966,7 @@
       <w:r>
         <w:t xml:space="preserve"> — modifié — </w:t>
       </w:r>
-      <w:hyperlink w:history="1" r:id="rId0eiconqa1twgtvqfzepiu">
+      <w:hyperlink w:history="1" r:id="rIdsw6k3vzuccra-vt87fzp9">
         <w:r>
           <w:rPr>
             <w:rStyle w:val="Hyperlink"/>

--- a/docs/developpement/phases/word/PHASE_02_RETOUR_DE_DEMONSTRATION_ORGANISATION_EN_6_ENTREES_MAQUETTES.docx
+++ b/docs/developpement/phases/word/PHASE_02_RETOUR_DE_DEMONSTRATION_ORGANISATION_EN_6_ENTREES_MAQUETTES.docx
@@ -18,9 +18,9 @@
         <w:shd w:fill="F6F3FF" w:color="auto" w:val="clear"/>
       </w:pPr>
       <w:r>
-        <w:t xml:space="preserve">FlaiX Expert · dossier de développement · généré le 2026-10-23 depuis le dépôt </w:t>
-      </w:r>
-      <w:hyperlink w:history="1" r:id="rIdk1nk4lyqrqq4bycicap5r">
+        <w:t xml:space="preserve">FlaiX Expert · dossier de développement · généré le 2026-10-24 depuis le dépôt </w:t>
+      </w:r>
+      <w:hyperlink w:history="1" r:id="rIdifohdnxo9rsug-dc7zgh7">
         <w:r>
           <w:rPr>
             <w:rStyle w:val="Hyperlink"/>
@@ -3267,7 +3267,7 @@
           <w:numId w:val="4"/>
         </w:numPr>
       </w:pPr>
-      <w:hyperlink w:history="1" r:id="rIddv_vdk5hy7rmm0pr7dxgo">
+      <w:hyperlink w:history="1" r:id="rIdldynsblia780akpnuvvj_">
         <w:r>
           <w:rPr>
             <w:rStyle w:val="Hyperlink"/>
@@ -3287,7 +3287,7 @@
           <w:numId w:val="4"/>
         </w:numPr>
       </w:pPr>
-      <w:hyperlink w:history="1" r:id="rIdfoparihrj50wo0hg6uqkm">
+      <w:hyperlink w:history="1" r:id="rIdcngeepesk6zzfhdcozhwh">
         <w:r>
           <w:rPr>
             <w:rStyle w:val="Hyperlink"/>
@@ -3307,7 +3307,7 @@
           <w:numId w:val="4"/>
         </w:numPr>
       </w:pPr>
-      <w:hyperlink w:history="1" r:id="rIdhbert3l8qanzhd6a2fcjr">
+      <w:hyperlink w:history="1" r:id="rId7kgaftcislfkttxlpmiap">
         <w:r>
           <w:rPr>
             <w:rStyle w:val="Hyperlink"/>
@@ -3327,7 +3327,7 @@
           <w:numId w:val="4"/>
         </w:numPr>
       </w:pPr>
-      <w:hyperlink w:history="1" r:id="rIddeythzvao6vdxcfpszk-g">
+      <w:hyperlink w:history="1" r:id="rIdbk7rrfhzt1c_tw0pdllqx">
         <w:r>
           <w:rPr>
             <w:rStyle w:val="Hyperlink"/>
@@ -3347,7 +3347,7 @@
           <w:numId w:val="4"/>
         </w:numPr>
       </w:pPr>
-      <w:hyperlink w:history="1" r:id="rIdqdcq_fx8kdbsyjobjymyj">
+      <w:hyperlink w:history="1" r:id="rIdslg6lsffpxhapvygt4t__">
         <w:r>
           <w:rPr>
             <w:rStyle w:val="Hyperlink"/>
@@ -3367,7 +3367,7 @@
           <w:numId w:val="4"/>
         </w:numPr>
       </w:pPr>
-      <w:hyperlink w:history="1" r:id="rIdl_apibe6qdvwp1fbrycxb">
+      <w:hyperlink w:history="1" r:id="rIdy2erblriiqfg8cbdaxqug">
         <w:r>
           <w:rPr>
             <w:rStyle w:val="Hyperlink"/>
@@ -3415,7 +3415,7 @@
       <w:r>
         <w:t xml:space="preserve"> — modifié — </w:t>
       </w:r>
-      <w:hyperlink w:history="1" r:id="rIdk5s5td6phim9z9brjzeli">
+      <w:hyperlink w:history="1" r:id="rIdst-almy4efdyqlgmw5aly">
         <w:r>
           <w:rPr>
             <w:rStyle w:val="Hyperlink"/>
@@ -3444,7 +3444,7 @@
       <w:r>
         <w:t xml:space="preserve"> — modifié — </w:t>
       </w:r>
-      <w:hyperlink w:history="1" r:id="rIdsaiwcm4wzh5ahwqnoomz6">
+      <w:hyperlink w:history="1" r:id="rIdwnlmuixmd4vsogbdzhztk">
         <w:r>
           <w:rPr>
             <w:rStyle w:val="Hyperlink"/>
@@ -3473,7 +3473,7 @@
       <w:r>
         <w:t xml:space="preserve"> — modifié — </w:t>
       </w:r>
-      <w:hyperlink w:history="1" r:id="rId6rczrodx9t15pqilv6ccf">
+      <w:hyperlink w:history="1" r:id="rIdmaau03hk23clvuzxxmonm">
         <w:r>
           <w:rPr>
             <w:rStyle w:val="Hyperlink"/>
@@ -3502,7 +3502,7 @@
       <w:r>
         <w:t xml:space="preserve"> — modifié — </w:t>
       </w:r>
-      <w:hyperlink w:history="1" r:id="rIdh-huhi8cjxdyb52wuckho">
+      <w:hyperlink w:history="1" r:id="rIdewl8d4n9aplcgegxyu-fz">
         <w:r>
           <w:rPr>
             <w:rStyle w:val="Hyperlink"/>
@@ -3531,7 +3531,7 @@
       <w:r>
         <w:t xml:space="preserve"> — modifié — </w:t>
       </w:r>
-      <w:hyperlink w:history="1" r:id="rIdvrfe5ccez1lkn8prqcnxe">
+      <w:hyperlink w:history="1" r:id="rIde5i_otiqpdb0yoehkvpmd">
         <w:r>
           <w:rPr>
             <w:rStyle w:val="Hyperlink"/>
@@ -3560,7 +3560,7 @@
       <w:r>
         <w:t xml:space="preserve"> — créé — </w:t>
       </w:r>
-      <w:hyperlink w:history="1" r:id="rIdxy5euax0hrrd273l8kzhq">
+      <w:hyperlink w:history="1" r:id="rIdc6gdodleskuxi4h0jhnzr">
         <w:r>
           <w:rPr>
             <w:rStyle w:val="Hyperlink"/>
@@ -3610,7 +3610,7 @@
       <w:r>
         <w:t xml:space="preserve"> — renommé — </w:t>
       </w:r>
-      <w:hyperlink w:history="1" r:id="rId-0dpaffybtv0uf8txn48e">
+      <w:hyperlink w:history="1" r:id="rId4yzquv1tdiclwg1xll8r4">
         <w:r>
           <w:rPr>
             <w:rStyle w:val="Hyperlink"/>
@@ -3639,7 +3639,7 @@
       <w:r>
         <w:t xml:space="preserve"> — renommé — </w:t>
       </w:r>
-      <w:hyperlink w:history="1" r:id="rIdfuim1cy_cwax_stz9gmdk">
+      <w:hyperlink w:history="1" r:id="rIdqnkitbg6oi5fqn6biyjcw">
         <w:r>
           <w:rPr>
             <w:rStyle w:val="Hyperlink"/>
@@ -3668,7 +3668,7 @@
       <w:r>
         <w:t xml:space="preserve"> — créé — </w:t>
       </w:r>
-      <w:hyperlink w:history="1" r:id="rIdgooavl4dwhtsd2willyrs">
+      <w:hyperlink w:history="1" r:id="rId5dqzijrafiw5jumudsorf">
         <w:r>
           <w:rPr>
             <w:rStyle w:val="Hyperlink"/>
@@ -3697,7 +3697,7 @@
       <w:r>
         <w:t xml:space="preserve"> — renommé — </w:t>
       </w:r>
-      <w:hyperlink w:history="1" r:id="rIdp-tj2gvhvjxitbmeazu1o">
+      <w:hyperlink w:history="1" r:id="rIdfekhgfjljr0htv-y1960p">
         <w:r>
           <w:rPr>
             <w:rStyle w:val="Hyperlink"/>
@@ -3726,7 +3726,7 @@
       <w:r>
         <w:t xml:space="preserve"> — renommé — </w:t>
       </w:r>
-      <w:hyperlink w:history="1" r:id="rIdu46s83hats-i5kgvh2kbb">
+      <w:hyperlink w:history="1" r:id="rIdel6aojtqzcgoxya-yevaf">
         <w:r>
           <w:rPr>
             <w:rStyle w:val="Hyperlink"/>
@@ -3755,7 +3755,7 @@
       <w:r>
         <w:t xml:space="preserve"> — renommé — </w:t>
       </w:r>
-      <w:hyperlink w:history="1" r:id="rId3rf_5j_q2gp75jgfljrit">
+      <w:hyperlink w:history="1" r:id="rIdfxkyushnvzca5kmmjqu57">
         <w:r>
           <w:rPr>
             <w:rStyle w:val="Hyperlink"/>
@@ -3784,7 +3784,7 @@
       <w:r>
         <w:t xml:space="preserve"> — créé — </w:t>
       </w:r>
-      <w:hyperlink w:history="1" r:id="rId_fgjkykz8uddupt239wfx">
+      <w:hyperlink w:history="1" r:id="rIdzcuzmeefqmfhodnnwexim">
         <w:r>
           <w:rPr>
             <w:rStyle w:val="Hyperlink"/>
@@ -3813,7 +3813,7 @@
       <w:r>
         <w:t xml:space="preserve"> — modifié — </w:t>
       </w:r>
-      <w:hyperlink w:history="1" r:id="rIds2oeiwiyhebwv-wk5qfua">
+      <w:hyperlink w:history="1" r:id="rIdvgtrywbjunerto7mwyan1">
         <w:r>
           <w:rPr>
             <w:rStyle w:val="Hyperlink"/>
@@ -3850,7 +3850,7 @@
       <w:r>
         <w:t xml:space="preserve"> — modifié — </w:t>
       </w:r>
-      <w:hyperlink w:history="1" r:id="rIdba_bwtny7xo3dkifsnh7e">
+      <w:hyperlink w:history="1" r:id="rIdxxaf0uy5bxuqnlktg2xpw">
         <w:r>
           <w:rPr>
             <w:rStyle w:val="Hyperlink"/>
@@ -3879,7 +3879,7 @@
       <w:r>
         <w:t xml:space="preserve"> — modifié — </w:t>
       </w:r>
-      <w:hyperlink w:history="1" r:id="rIdhkyxucfylbuviirqjpjrq">
+      <w:hyperlink w:history="1" r:id="rIdnuql2cwxltwdsaftg6rtb">
         <w:r>
           <w:rPr>
             <w:rStyle w:val="Hyperlink"/>
@@ -3908,7 +3908,7 @@
       <w:r>
         <w:t xml:space="preserve"> — modifié — </w:t>
       </w:r>
-      <w:hyperlink w:history="1" r:id="rIdga02d2vjin8e6pms4fskx">
+      <w:hyperlink w:history="1" r:id="rIdawhhu-tca_sw3gf59nbxo">
         <w:r>
           <w:rPr>
             <w:rStyle w:val="Hyperlink"/>
@@ -3937,7 +3937,7 @@
       <w:r>
         <w:t xml:space="preserve"> — créé — </w:t>
       </w:r>
-      <w:hyperlink w:history="1" r:id="rId1btehfhtfswn3eealt7h5">
+      <w:hyperlink w:history="1" r:id="rIddeqfdkz0ylcqgi886a67p">
         <w:r>
           <w:rPr>
             <w:rStyle w:val="Hyperlink"/>
@@ -3966,7 +3966,7 @@
       <w:r>
         <w:t xml:space="preserve"> — modifié — </w:t>
       </w:r>
-      <w:hyperlink w:history="1" r:id="rIdsw6k3vzuccra-vt87fzp9">
+      <w:hyperlink w:history="1" r:id="rIdalhjddoaixccad62_u31n">
         <w:r>
           <w:rPr>
             <w:rStyle w:val="Hyperlink"/>

--- a/docs/developpement/phases/word/PHASE_02_RETOUR_DE_DEMONSTRATION_ORGANISATION_EN_6_ENTREES_MAQUETTES.docx
+++ b/docs/developpement/phases/word/PHASE_02_RETOUR_DE_DEMONSTRATION_ORGANISATION_EN_6_ENTREES_MAQUETTES.docx
@@ -18,9 +18,9 @@
         <w:shd w:fill="F6F3FF" w:color="auto" w:val="clear"/>
       </w:pPr>
       <w:r>
-        <w:t xml:space="preserve">FlaiX Expert · dossier de développement · généré le 2026-10-24 depuis le dépôt </w:t>
-      </w:r>
-      <w:hyperlink w:history="1" r:id="rIdifohdnxo9rsug-dc7zgh7">
+        <w:t xml:space="preserve">FlaiX Expert · dossier de développement · généré le 2026-10-25 depuis le dépôt </w:t>
+      </w:r>
+      <w:hyperlink w:history="1" r:id="rIdbppkx71ptvnhwou3rof9t">
         <w:r>
           <w:rPr>
             <w:rStyle w:val="Hyperlink"/>
@@ -3267,7 +3267,7 @@
           <w:numId w:val="4"/>
         </w:numPr>
       </w:pPr>
-      <w:hyperlink w:history="1" r:id="rIdldynsblia780akpnuvvj_">
+      <w:hyperlink w:history="1" r:id="rIdro43sq0j02ze3cifqipa0">
         <w:r>
           <w:rPr>
             <w:rStyle w:val="Hyperlink"/>
@@ -3287,7 +3287,7 @@
           <w:numId w:val="4"/>
         </w:numPr>
       </w:pPr>
-      <w:hyperlink w:history="1" r:id="rIdcngeepesk6zzfhdcozhwh">
+      <w:hyperlink w:history="1" r:id="rId2o62jzjzqfvwtmnazkvdt">
         <w:r>
           <w:rPr>
             <w:rStyle w:val="Hyperlink"/>
@@ -3307,7 +3307,7 @@
           <w:numId w:val="4"/>
         </w:numPr>
       </w:pPr>
-      <w:hyperlink w:history="1" r:id="rId7kgaftcislfkttxlpmiap">
+      <w:hyperlink w:history="1" r:id="rId9d6kdl66y1rcdk5spcoyl">
         <w:r>
           <w:rPr>
             <w:rStyle w:val="Hyperlink"/>
@@ -3327,7 +3327,7 @@
           <w:numId w:val="4"/>
         </w:numPr>
       </w:pPr>
-      <w:hyperlink w:history="1" r:id="rIdbk7rrfhzt1c_tw0pdllqx">
+      <w:hyperlink w:history="1" r:id="rIdn40hxh68sj20ajklyuowo">
         <w:r>
           <w:rPr>
             <w:rStyle w:val="Hyperlink"/>
@@ -3347,7 +3347,7 @@
           <w:numId w:val="4"/>
         </w:numPr>
       </w:pPr>
-      <w:hyperlink w:history="1" r:id="rIdslg6lsffpxhapvygt4t__">
+      <w:hyperlink w:history="1" r:id="rId_iklww2pechtpq4tq-hy1">
         <w:r>
           <w:rPr>
             <w:rStyle w:val="Hyperlink"/>
@@ -3367,7 +3367,7 @@
           <w:numId w:val="4"/>
         </w:numPr>
       </w:pPr>
-      <w:hyperlink w:history="1" r:id="rIdy2erblriiqfg8cbdaxqug">
+      <w:hyperlink w:history="1" r:id="rId5bzmsm5tt5uqs0jl1bmlh">
         <w:r>
           <w:rPr>
             <w:rStyle w:val="Hyperlink"/>
@@ -3415,7 +3415,7 @@
       <w:r>
         <w:t xml:space="preserve"> — modifié — </w:t>
       </w:r>
-      <w:hyperlink w:history="1" r:id="rIdst-almy4efdyqlgmw5aly">
+      <w:hyperlink w:history="1" r:id="rIdegvjgdxhn3yelxqujedt7">
         <w:r>
           <w:rPr>
             <w:rStyle w:val="Hyperlink"/>
@@ -3444,7 +3444,7 @@
       <w:r>
         <w:t xml:space="preserve"> — modifié — </w:t>
       </w:r>
-      <w:hyperlink w:history="1" r:id="rIdwnlmuixmd4vsogbdzhztk">
+      <w:hyperlink w:history="1" r:id="rIdh_orhj1eqb2_acpg9mmpc">
         <w:r>
           <w:rPr>
             <w:rStyle w:val="Hyperlink"/>
@@ -3473,7 +3473,7 @@
       <w:r>
         <w:t xml:space="preserve"> — modifié — </w:t>
       </w:r>
-      <w:hyperlink w:history="1" r:id="rIdmaau03hk23clvuzxxmonm">
+      <w:hyperlink w:history="1" r:id="rIdkfjzk5qn5qhxboksku8yl">
         <w:r>
           <w:rPr>
             <w:rStyle w:val="Hyperlink"/>
@@ -3502,7 +3502,7 @@
       <w:r>
         <w:t xml:space="preserve"> — modifié — </w:t>
       </w:r>
-      <w:hyperlink w:history="1" r:id="rIdewl8d4n9aplcgegxyu-fz">
+      <w:hyperlink w:history="1" r:id="rIdap8oc1cz_egybpfauv_pp">
         <w:r>
           <w:rPr>
             <w:rStyle w:val="Hyperlink"/>
@@ -3531,7 +3531,7 @@
       <w:r>
         <w:t xml:space="preserve"> — modifié — </w:t>
       </w:r>
-      <w:hyperlink w:history="1" r:id="rIde5i_otiqpdb0yoehkvpmd">
+      <w:hyperlink w:history="1" r:id="rIdaznajly6l6fcrgfqhbusy">
         <w:r>
           <w:rPr>
             <w:rStyle w:val="Hyperlink"/>
@@ -3560,7 +3560,7 @@
       <w:r>
         <w:t xml:space="preserve"> — créé — </w:t>
       </w:r>
-      <w:hyperlink w:history="1" r:id="rIdc6gdodleskuxi4h0jhnzr">
+      <w:hyperlink w:history="1" r:id="rId9bfureaxg5kbwgf4jfx88">
         <w:r>
           <w:rPr>
             <w:rStyle w:val="Hyperlink"/>
@@ -3610,7 +3610,7 @@
       <w:r>
         <w:t xml:space="preserve"> — renommé — </w:t>
       </w:r>
-      <w:hyperlink w:history="1" r:id="rId4yzquv1tdiclwg1xll8r4">
+      <w:hyperlink w:history="1" r:id="rIdsvfensgb4sjsqy5bbah_a">
         <w:r>
           <w:rPr>
             <w:rStyle w:val="Hyperlink"/>
@@ -3639,7 +3639,7 @@
       <w:r>
         <w:t xml:space="preserve"> — renommé — </w:t>
       </w:r>
-      <w:hyperlink w:history="1" r:id="rIdqnkitbg6oi5fqn6biyjcw">
+      <w:hyperlink w:history="1" r:id="rIdttq3i79xtx44qtmdh9chl">
         <w:r>
           <w:rPr>
             <w:rStyle w:val="Hyperlink"/>
@@ -3668,7 +3668,7 @@
       <w:r>
         <w:t xml:space="preserve"> — créé — </w:t>
       </w:r>
-      <w:hyperlink w:history="1" r:id="rId5dqzijrafiw5jumudsorf">
+      <w:hyperlink w:history="1" r:id="rIdy90jqwvl_-nphohdz9qnq">
         <w:r>
           <w:rPr>
             <w:rStyle w:val="Hyperlink"/>
@@ -3697,7 +3697,7 @@
       <w:r>
         <w:t xml:space="preserve"> — renommé — </w:t>
       </w:r>
-      <w:hyperlink w:history="1" r:id="rIdfekhgfjljr0htv-y1960p">
+      <w:hyperlink w:history="1" r:id="rIdrdflphmd2wurap1awlw7a">
         <w:r>
           <w:rPr>
             <w:rStyle w:val="Hyperlink"/>
@@ -3726,7 +3726,7 @@
       <w:r>
         <w:t xml:space="preserve"> — renommé — </w:t>
       </w:r>
-      <w:hyperlink w:history="1" r:id="rIdel6aojtqzcgoxya-yevaf">
+      <w:hyperlink w:history="1" r:id="rIdhyjppubdh9lgq7qu8avjn">
         <w:r>
           <w:rPr>
             <w:rStyle w:val="Hyperlink"/>
@@ -3755,7 +3755,7 @@
       <w:r>
         <w:t xml:space="preserve"> — renommé — </w:t>
       </w:r>
-      <w:hyperlink w:history="1" r:id="rIdfxkyushnvzca5kmmjqu57">
+      <w:hyperlink w:history="1" r:id="rIda0lzwbkkaci040ac44jqb">
         <w:r>
           <w:rPr>
             <w:rStyle w:val="Hyperlink"/>
@@ -3784,7 +3784,7 @@
       <w:r>
         <w:t xml:space="preserve"> — créé — </w:t>
       </w:r>
-      <w:hyperlink w:history="1" r:id="rIdzcuzmeefqmfhodnnwexim">
+      <w:hyperlink w:history="1" r:id="rIdho4gds5jov3o-8tfxivfi">
         <w:r>
           <w:rPr>
             <w:rStyle w:val="Hyperlink"/>
@@ -3813,7 +3813,7 @@
       <w:r>
         <w:t xml:space="preserve"> — modifié — </w:t>
       </w:r>
-      <w:hyperlink w:history="1" r:id="rIdvgtrywbjunerto7mwyan1">
+      <w:hyperlink w:history="1" r:id="rIdqyjgo-ap_8jvbf_pjo1vj">
         <w:r>
           <w:rPr>
             <w:rStyle w:val="Hyperlink"/>
@@ -3850,7 +3850,7 @@
       <w:r>
         <w:t xml:space="preserve"> — modifié — </w:t>
       </w:r>
-      <w:hyperlink w:history="1" r:id="rIdxxaf0uy5bxuqnlktg2xpw">
+      <w:hyperlink w:history="1" r:id="rIdpu-qhrfdpcxrl9isk7u67">
         <w:r>
           <w:rPr>
             <w:rStyle w:val="Hyperlink"/>
@@ -3879,7 +3879,7 @@
       <w:r>
         <w:t xml:space="preserve"> — modifié — </w:t>
       </w:r>
-      <w:hyperlink w:history="1" r:id="rIdnuql2cwxltwdsaftg6rtb">
+      <w:hyperlink w:history="1" r:id="rIdjq8lbq3uqbsp-ro08g6oc">
         <w:r>
           <w:rPr>
             <w:rStyle w:val="Hyperlink"/>
@@ -3908,7 +3908,7 @@
       <w:r>
         <w:t xml:space="preserve"> — modifié — </w:t>
       </w:r>
-      <w:hyperlink w:history="1" r:id="rIdawhhu-tca_sw3gf59nbxo">
+      <w:hyperlink w:history="1" r:id="rIdhtlyzvxmz5ju8unsibvdg">
         <w:r>
           <w:rPr>
             <w:rStyle w:val="Hyperlink"/>
@@ -3937,7 +3937,7 @@
       <w:r>
         <w:t xml:space="preserve"> — créé — </w:t>
       </w:r>
-      <w:hyperlink w:history="1" r:id="rIddeqfdkz0ylcqgi886a67p">
+      <w:hyperlink w:history="1" r:id="rIdk8y-vcrbkarznjsldnh0a">
         <w:r>
           <w:rPr>
             <w:rStyle w:val="Hyperlink"/>
@@ -3966,7 +3966,7 @@
       <w:r>
         <w:t xml:space="preserve"> — modifié — </w:t>
       </w:r>
-      <w:hyperlink w:history="1" r:id="rIdalhjddoaixccad62_u31n">
+      <w:hyperlink w:history="1" r:id="rIdozji13ainbpnjlmxbfifj">
         <w:r>
           <w:rPr>
             <w:rStyle w:val="Hyperlink"/>

--- a/docs/developpement/phases/word/PHASE_02_RETOUR_DE_DEMONSTRATION_ORGANISATION_EN_6_ENTREES_MAQUETTES.docx
+++ b/docs/developpement/phases/word/PHASE_02_RETOUR_DE_DEMONSTRATION_ORGANISATION_EN_6_ENTREES_MAQUETTES.docx
@@ -20,7 +20,7 @@
       <w:r>
         <w:t xml:space="preserve">FlaiX Expert · dossier de développement · généré le 2026-10-25 depuis le dépôt </w:t>
       </w:r>
-      <w:hyperlink w:history="1" r:id="rIdbppkx71ptvnhwou3rof9t">
+      <w:hyperlink w:history="1" r:id="rIdyqvgraktqppzbmrkzt7ox">
         <w:r>
           <w:rPr>
             <w:rStyle w:val="Hyperlink"/>
@@ -3267,7 +3267,7 @@
           <w:numId w:val="4"/>
         </w:numPr>
       </w:pPr>
-      <w:hyperlink w:history="1" r:id="rIdro43sq0j02ze3cifqipa0">
+      <w:hyperlink w:history="1" r:id="rIdvolcaecwsyo0mezmi2t3z">
         <w:r>
           <w:rPr>
             <w:rStyle w:val="Hyperlink"/>
@@ -3287,7 +3287,7 @@
           <w:numId w:val="4"/>
         </w:numPr>
       </w:pPr>
-      <w:hyperlink w:history="1" r:id="rId2o62jzjzqfvwtmnazkvdt">
+      <w:hyperlink w:history="1" r:id="rIdkakhrvkwxm2r37u7lfkjk">
         <w:r>
           <w:rPr>
             <w:rStyle w:val="Hyperlink"/>
@@ -3307,7 +3307,7 @@
           <w:numId w:val="4"/>
         </w:numPr>
       </w:pPr>
-      <w:hyperlink w:history="1" r:id="rId9d6kdl66y1rcdk5spcoyl">
+      <w:hyperlink w:history="1" r:id="rIdgcey_3gz0gff449bnz0pk">
         <w:r>
           <w:rPr>
             <w:rStyle w:val="Hyperlink"/>
@@ -3327,7 +3327,7 @@
           <w:numId w:val="4"/>
         </w:numPr>
       </w:pPr>
-      <w:hyperlink w:history="1" r:id="rIdn40hxh68sj20ajklyuowo">
+      <w:hyperlink w:history="1" r:id="rId6seu-wkutnv9oita-gcf3">
         <w:r>
           <w:rPr>
             <w:rStyle w:val="Hyperlink"/>
@@ -3347,7 +3347,7 @@
           <w:numId w:val="4"/>
         </w:numPr>
       </w:pPr>
-      <w:hyperlink w:history="1" r:id="rId_iklww2pechtpq4tq-hy1">
+      <w:hyperlink w:history="1" r:id="rIdx84v9beyz97_hxkd0vhko">
         <w:r>
           <w:rPr>
             <w:rStyle w:val="Hyperlink"/>
@@ -3367,7 +3367,7 @@
           <w:numId w:val="4"/>
         </w:numPr>
       </w:pPr>
-      <w:hyperlink w:history="1" r:id="rId5bzmsm5tt5uqs0jl1bmlh">
+      <w:hyperlink w:history="1" r:id="rIdjkg84mkl7ypwlp4qs0l94">
         <w:r>
           <w:rPr>
             <w:rStyle w:val="Hyperlink"/>
@@ -3415,7 +3415,7 @@
       <w:r>
         <w:t xml:space="preserve"> — modifié — </w:t>
       </w:r>
-      <w:hyperlink w:history="1" r:id="rIdegvjgdxhn3yelxqujedt7">
+      <w:hyperlink w:history="1" r:id="rId0h3bpyiyhj47pgytfxnfh">
         <w:r>
           <w:rPr>
             <w:rStyle w:val="Hyperlink"/>
@@ -3444,7 +3444,7 @@
       <w:r>
         <w:t xml:space="preserve"> — modifié — </w:t>
       </w:r>
-      <w:hyperlink w:history="1" r:id="rIdh_orhj1eqb2_acpg9mmpc">
+      <w:hyperlink w:history="1" r:id="rIdr56i9lozaqcwsihan6njs">
         <w:r>
           <w:rPr>
             <w:rStyle w:val="Hyperlink"/>
@@ -3473,7 +3473,7 @@
       <w:r>
         <w:t xml:space="preserve"> — modifié — </w:t>
       </w:r>
-      <w:hyperlink w:history="1" r:id="rIdkfjzk5qn5qhxboksku8yl">
+      <w:hyperlink w:history="1" r:id="rId0x-5iybt-iunra-b_iwti">
         <w:r>
           <w:rPr>
             <w:rStyle w:val="Hyperlink"/>
@@ -3502,7 +3502,7 @@
       <w:r>
         <w:t xml:space="preserve"> — modifié — </w:t>
       </w:r>
-      <w:hyperlink w:history="1" r:id="rIdap8oc1cz_egybpfauv_pp">
+      <w:hyperlink w:history="1" r:id="rId4bbgx5i4x-3xho78ryvbo">
         <w:r>
           <w:rPr>
             <w:rStyle w:val="Hyperlink"/>
@@ -3531,7 +3531,7 @@
       <w:r>
         <w:t xml:space="preserve"> — modifié — </w:t>
       </w:r>
-      <w:hyperlink w:history="1" r:id="rIdaznajly6l6fcrgfqhbusy">
+      <w:hyperlink w:history="1" r:id="rIdrrudoxgbavy1ysi5pkgnp">
         <w:r>
           <w:rPr>
             <w:rStyle w:val="Hyperlink"/>
@@ -3560,7 +3560,7 @@
       <w:r>
         <w:t xml:space="preserve"> — créé — </w:t>
       </w:r>
-      <w:hyperlink w:history="1" r:id="rId9bfureaxg5kbwgf4jfx88">
+      <w:hyperlink w:history="1" r:id="rIdab4y1n1gzxxydcacfu9_z">
         <w:r>
           <w:rPr>
             <w:rStyle w:val="Hyperlink"/>
@@ -3610,7 +3610,7 @@
       <w:r>
         <w:t xml:space="preserve"> — renommé — </w:t>
       </w:r>
-      <w:hyperlink w:history="1" r:id="rIdsvfensgb4sjsqy5bbah_a">
+      <w:hyperlink w:history="1" r:id="rIdhzprypcebfmus-fxowecp">
         <w:r>
           <w:rPr>
             <w:rStyle w:val="Hyperlink"/>
@@ -3639,7 +3639,7 @@
       <w:r>
         <w:t xml:space="preserve"> — renommé — </w:t>
       </w:r>
-      <w:hyperlink w:history="1" r:id="rIdttq3i79xtx44qtmdh9chl">
+      <w:hyperlink w:history="1" r:id="rIdyi8xwre7gyp88wjzgmghv">
         <w:r>
           <w:rPr>
             <w:rStyle w:val="Hyperlink"/>
@@ -3668,7 +3668,7 @@
       <w:r>
         <w:t xml:space="preserve"> — créé — </w:t>
       </w:r>
-      <w:hyperlink w:history="1" r:id="rIdy90jqwvl_-nphohdz9qnq">
+      <w:hyperlink w:history="1" r:id="rIdz9xli_bwdke2_lphtj6k9">
         <w:r>
           <w:rPr>
             <w:rStyle w:val="Hyperlink"/>
@@ -3697,7 +3697,7 @@
       <w:r>
         <w:t xml:space="preserve"> — renommé — </w:t>
       </w:r>
-      <w:hyperlink w:history="1" r:id="rIdrdflphmd2wurap1awlw7a">
+      <w:hyperlink w:history="1" r:id="rIdbs4zjgmym3tui_upodwb9">
         <w:r>
           <w:rPr>
             <w:rStyle w:val="Hyperlink"/>
@@ -3726,7 +3726,7 @@
       <w:r>
         <w:t xml:space="preserve"> — renommé — </w:t>
       </w:r>
-      <w:hyperlink w:history="1" r:id="rIdhyjppubdh9lgq7qu8avjn">
+      <w:hyperlink w:history="1" r:id="rIdxcya-3qkl2lck1ra4srka">
         <w:r>
           <w:rPr>
             <w:rStyle w:val="Hyperlink"/>
@@ -3755,7 +3755,7 @@
       <w:r>
         <w:t xml:space="preserve"> — renommé — </w:t>
       </w:r>
-      <w:hyperlink w:history="1" r:id="rIda0lzwbkkaci040ac44jqb">
+      <w:hyperlink w:history="1" r:id="rIdbgbudywsff-fsgosemfy7">
         <w:r>
           <w:rPr>
             <w:rStyle w:val="Hyperlink"/>
@@ -3784,7 +3784,7 @@
       <w:r>
         <w:t xml:space="preserve"> — créé — </w:t>
       </w:r>
-      <w:hyperlink w:history="1" r:id="rIdho4gds5jov3o-8tfxivfi">
+      <w:hyperlink w:history="1" r:id="rIdafytatc0vfru9je3yahjm">
         <w:r>
           <w:rPr>
             <w:rStyle w:val="Hyperlink"/>
@@ -3813,7 +3813,7 @@
       <w:r>
         <w:t xml:space="preserve"> — modifié — </w:t>
       </w:r>
-      <w:hyperlink w:history="1" r:id="rIdqyjgo-ap_8jvbf_pjo1vj">
+      <w:hyperlink w:history="1" r:id="rIdp1xh2lyhlbtwvnovvqrkg">
         <w:r>
           <w:rPr>
             <w:rStyle w:val="Hyperlink"/>
@@ -3850,7 +3850,7 @@
       <w:r>
         <w:t xml:space="preserve"> — modifié — </w:t>
       </w:r>
-      <w:hyperlink w:history="1" r:id="rIdpu-qhrfdpcxrl9isk7u67">
+      <w:hyperlink w:history="1" r:id="rIdlvzn-zs2jazrpmqkoadgt">
         <w:r>
           <w:rPr>
             <w:rStyle w:val="Hyperlink"/>
@@ -3879,7 +3879,7 @@
       <w:r>
         <w:t xml:space="preserve"> — modifié — </w:t>
       </w:r>
-      <w:hyperlink w:history="1" r:id="rIdjq8lbq3uqbsp-ro08g6oc">
+      <w:hyperlink w:history="1" r:id="rId-kmwjqo1kx7rhe7mhumgg">
         <w:r>
           <w:rPr>
             <w:rStyle w:val="Hyperlink"/>
@@ -3908,7 +3908,7 @@
       <w:r>
         <w:t xml:space="preserve"> — modifié — </w:t>
       </w:r>
-      <w:hyperlink w:history="1" r:id="rIdhtlyzvxmz5ju8unsibvdg">
+      <w:hyperlink w:history="1" r:id="rIdmubygcy47nzmo8epymehe">
         <w:r>
           <w:rPr>
             <w:rStyle w:val="Hyperlink"/>
@@ -3937,7 +3937,7 @@
       <w:r>
         <w:t xml:space="preserve"> — créé — </w:t>
       </w:r>
-      <w:hyperlink w:history="1" r:id="rIdk8y-vcrbkarznjsldnh0a">
+      <w:hyperlink w:history="1" r:id="rId17vs4cugav0zhfzj_mt5j">
         <w:r>
           <w:rPr>
             <w:rStyle w:val="Hyperlink"/>
@@ -3966,7 +3966,7 @@
       <w:r>
         <w:t xml:space="preserve"> — modifié — </w:t>
       </w:r>
-      <w:hyperlink w:history="1" r:id="rIdozji13ainbpnjlmxbfifj">
+      <w:hyperlink w:history="1" r:id="rIdsrjqzzlazzk9zkda6fksm">
         <w:r>
           <w:rPr>
             <w:rStyle w:val="Hyperlink"/>

--- a/docs/developpement/phases/word/PHASE_02_RETOUR_DE_DEMONSTRATION_ORGANISATION_EN_6_ENTREES_MAQUETTES.docx
+++ b/docs/developpement/phases/word/PHASE_02_RETOUR_DE_DEMONSTRATION_ORGANISATION_EN_6_ENTREES_MAQUETTES.docx
@@ -20,7 +20,7 @@
       <w:r>
         <w:t xml:space="preserve">FlaiX Expert · dossier de développement · généré le 2026-10-25 depuis le dépôt </w:t>
       </w:r>
-      <w:hyperlink w:history="1" r:id="rIdyqvgraktqppzbmrkzt7ox">
+      <w:hyperlink w:history="1" r:id="rIdzfqmh2x_fjmagueuk93vw">
         <w:r>
           <w:rPr>
             <w:rStyle w:val="Hyperlink"/>
@@ -3267,7 +3267,7 @@
           <w:numId w:val="4"/>
         </w:numPr>
       </w:pPr>
-      <w:hyperlink w:history="1" r:id="rIdvolcaecwsyo0mezmi2t3z">
+      <w:hyperlink w:history="1" r:id="rId04tity5ssfjfr5o0ywolp">
         <w:r>
           <w:rPr>
             <w:rStyle w:val="Hyperlink"/>
@@ -3287,7 +3287,7 @@
           <w:numId w:val="4"/>
         </w:numPr>
       </w:pPr>
-      <w:hyperlink w:history="1" r:id="rIdkakhrvkwxm2r37u7lfkjk">
+      <w:hyperlink w:history="1" r:id="rIdbgnkznwrfok8dzre5barm">
         <w:r>
           <w:rPr>
             <w:rStyle w:val="Hyperlink"/>
@@ -3307,7 +3307,7 @@
           <w:numId w:val="4"/>
         </w:numPr>
       </w:pPr>
-      <w:hyperlink w:history="1" r:id="rIdgcey_3gz0gff449bnz0pk">
+      <w:hyperlink w:history="1" r:id="rIdudh2pam7shz80z4hzhvt9">
         <w:r>
           <w:rPr>
             <w:rStyle w:val="Hyperlink"/>
@@ -3327,7 +3327,7 @@
           <w:numId w:val="4"/>
         </w:numPr>
       </w:pPr>
-      <w:hyperlink w:history="1" r:id="rId6seu-wkutnv9oita-gcf3">
+      <w:hyperlink w:history="1" r:id="rIdhizugpao0vwrhuecaymdk">
         <w:r>
           <w:rPr>
             <w:rStyle w:val="Hyperlink"/>
@@ -3347,7 +3347,7 @@
           <w:numId w:val="4"/>
         </w:numPr>
       </w:pPr>
-      <w:hyperlink w:history="1" r:id="rIdx84v9beyz97_hxkd0vhko">
+      <w:hyperlink w:history="1" r:id="rId6lqyhvafo9mcgureqhcrk">
         <w:r>
           <w:rPr>
             <w:rStyle w:val="Hyperlink"/>
@@ -3367,7 +3367,7 @@
           <w:numId w:val="4"/>
         </w:numPr>
       </w:pPr>
-      <w:hyperlink w:history="1" r:id="rIdjkg84mkl7ypwlp4qs0l94">
+      <w:hyperlink w:history="1" r:id="rIdleupydlmowog0iiqhf9xm">
         <w:r>
           <w:rPr>
             <w:rStyle w:val="Hyperlink"/>
@@ -3415,7 +3415,7 @@
       <w:r>
         <w:t xml:space="preserve"> — modifié — </w:t>
       </w:r>
-      <w:hyperlink w:history="1" r:id="rId0h3bpyiyhj47pgytfxnfh">
+      <w:hyperlink w:history="1" r:id="rId_r1w5vsjhy_tjlaaexnxm">
         <w:r>
           <w:rPr>
             <w:rStyle w:val="Hyperlink"/>
@@ -3444,7 +3444,7 @@
       <w:r>
         <w:t xml:space="preserve"> — modifié — </w:t>
       </w:r>
-      <w:hyperlink w:history="1" r:id="rIdr56i9lozaqcwsihan6njs">
+      <w:hyperlink w:history="1" r:id="rIdij-hglyxhdxfsfdzuwjkg">
         <w:r>
           <w:rPr>
             <w:rStyle w:val="Hyperlink"/>
@@ -3473,7 +3473,7 @@
       <w:r>
         <w:t xml:space="preserve"> — modifié — </w:t>
       </w:r>
-      <w:hyperlink w:history="1" r:id="rId0x-5iybt-iunra-b_iwti">
+      <w:hyperlink w:history="1" r:id="rId-y6q1lqhdswz-6dz9uwch">
         <w:r>
           <w:rPr>
             <w:rStyle w:val="Hyperlink"/>
@@ -3502,7 +3502,7 @@
       <w:r>
         <w:t xml:space="preserve"> — modifié — </w:t>
       </w:r>
-      <w:hyperlink w:history="1" r:id="rId4bbgx5i4x-3xho78ryvbo">
+      <w:hyperlink w:history="1" r:id="rIdyzidbpzxjrdehu3mprpnf">
         <w:r>
           <w:rPr>
             <w:rStyle w:val="Hyperlink"/>
@@ -3531,7 +3531,7 @@
       <w:r>
         <w:t xml:space="preserve"> — modifié — </w:t>
       </w:r>
-      <w:hyperlink w:history="1" r:id="rIdrrudoxgbavy1ysi5pkgnp">
+      <w:hyperlink w:history="1" r:id="rIdtrcjqdqpoepudtmp18lcn">
         <w:r>
           <w:rPr>
             <w:rStyle w:val="Hyperlink"/>
@@ -3560,7 +3560,7 @@
       <w:r>
         <w:t xml:space="preserve"> — créé — </w:t>
       </w:r>
-      <w:hyperlink w:history="1" r:id="rIdab4y1n1gzxxydcacfu9_z">
+      <w:hyperlink w:history="1" r:id="rIdspa4pfcdww68wvd0fpgnj">
         <w:r>
           <w:rPr>
             <w:rStyle w:val="Hyperlink"/>
@@ -3610,7 +3610,7 @@
       <w:r>
         <w:t xml:space="preserve"> — renommé — </w:t>
       </w:r>
-      <w:hyperlink w:history="1" r:id="rIdhzprypcebfmus-fxowecp">
+      <w:hyperlink w:history="1" r:id="rIdqjudwmohpx7g0vsfqna8z">
         <w:r>
           <w:rPr>
             <w:rStyle w:val="Hyperlink"/>
@@ -3639,7 +3639,7 @@
       <w:r>
         <w:t xml:space="preserve"> — renommé — </w:t>
       </w:r>
-      <w:hyperlink w:history="1" r:id="rIdyi8xwre7gyp88wjzgmghv">
+      <w:hyperlink w:history="1" r:id="rIdcxezrh1alybbqom-v19xs">
         <w:r>
           <w:rPr>
             <w:rStyle w:val="Hyperlink"/>
@@ -3668,7 +3668,7 @@
       <w:r>
         <w:t xml:space="preserve"> — créé — </w:t>
       </w:r>
-      <w:hyperlink w:history="1" r:id="rIdz9xli_bwdke2_lphtj6k9">
+      <w:hyperlink w:history="1" r:id="rIdfi6laevs7scbipuomtdna">
         <w:r>
           <w:rPr>
             <w:rStyle w:val="Hyperlink"/>
@@ -3697,7 +3697,7 @@
       <w:r>
         <w:t xml:space="preserve"> — renommé — </w:t>
       </w:r>
-      <w:hyperlink w:history="1" r:id="rIdbs4zjgmym3tui_upodwb9">
+      <w:hyperlink w:history="1" r:id="rId_hryu4obghjmsdyg1iwt-">
         <w:r>
           <w:rPr>
             <w:rStyle w:val="Hyperlink"/>
@@ -3726,7 +3726,7 @@
       <w:r>
         <w:t xml:space="preserve"> — renommé — </w:t>
       </w:r>
-      <w:hyperlink w:history="1" r:id="rIdxcya-3qkl2lck1ra4srka">
+      <w:hyperlink w:history="1" r:id="rIdhipqmjpomqlmtzjecp6hx">
         <w:r>
           <w:rPr>
             <w:rStyle w:val="Hyperlink"/>
@@ -3755,7 +3755,7 @@
       <w:r>
         <w:t xml:space="preserve"> — renommé — </w:t>
       </w:r>
-      <w:hyperlink w:history="1" r:id="rIdbgbudywsff-fsgosemfy7">
+      <w:hyperlink w:history="1" r:id="rIdrua1lexvvjbl-z5b4cipm">
         <w:r>
           <w:rPr>
             <w:rStyle w:val="Hyperlink"/>
@@ -3784,7 +3784,7 @@
       <w:r>
         <w:t xml:space="preserve"> — créé — </w:t>
       </w:r>
-      <w:hyperlink w:history="1" r:id="rIdafytatc0vfru9je3yahjm">
+      <w:hyperlink w:history="1" r:id="rIdxxn3cia4ghcamafztbjsa">
         <w:r>
           <w:rPr>
             <w:rStyle w:val="Hyperlink"/>
@@ -3813,7 +3813,7 @@
       <w:r>
         <w:t xml:space="preserve"> — modifié — </w:t>
       </w:r>
-      <w:hyperlink w:history="1" r:id="rIdp1xh2lyhlbtwvnovvqrkg">
+      <w:hyperlink w:history="1" r:id="rIdwq_zawouhzoz0hq5m10-m">
         <w:r>
           <w:rPr>
             <w:rStyle w:val="Hyperlink"/>
@@ -3850,7 +3850,7 @@
       <w:r>
         <w:t xml:space="preserve"> — modifié — </w:t>
       </w:r>
-      <w:hyperlink w:history="1" r:id="rIdlvzn-zs2jazrpmqkoadgt">
+      <w:hyperlink w:history="1" r:id="rIdbxknotdutluqkgrcfz_yt">
         <w:r>
           <w:rPr>
             <w:rStyle w:val="Hyperlink"/>
@@ -3879,7 +3879,7 @@
       <w:r>
         <w:t xml:space="preserve"> — modifié — </w:t>
       </w:r>
-      <w:hyperlink w:history="1" r:id="rId-kmwjqo1kx7rhe7mhumgg">
+      <w:hyperlink w:history="1" r:id="rIdeb9ioszs3bwrcvpczdrrm">
         <w:r>
           <w:rPr>
             <w:rStyle w:val="Hyperlink"/>
@@ -3908,7 +3908,7 @@
       <w:r>
         <w:t xml:space="preserve"> — modifié — </w:t>
       </w:r>
-      <w:hyperlink w:history="1" r:id="rIdmubygcy47nzmo8epymehe">
+      <w:hyperlink w:history="1" r:id="rIdujvhbarjnp2hpudzoxe9h">
         <w:r>
           <w:rPr>
             <w:rStyle w:val="Hyperlink"/>
@@ -3937,7 +3937,7 @@
       <w:r>
         <w:t xml:space="preserve"> — créé — </w:t>
       </w:r>
-      <w:hyperlink w:history="1" r:id="rId17vs4cugav0zhfzj_mt5j">
+      <w:hyperlink w:history="1" r:id="rIddohzgft5hhtltf4g111qz">
         <w:r>
           <w:rPr>
             <w:rStyle w:val="Hyperlink"/>
@@ -3966,7 +3966,7 @@
       <w:r>
         <w:t xml:space="preserve"> — modifié — </w:t>
       </w:r>
-      <w:hyperlink w:history="1" r:id="rIdsrjqzzlazzk9zkda6fksm">
+      <w:hyperlink w:history="1" r:id="rIduvhspacxtvy1_dczbh1sb">
         <w:r>
           <w:rPr>
             <w:rStyle w:val="Hyperlink"/>
